--- a/דוח פרויקט.docx
+++ b/דוח פרויקט.docx
@@ -4,19 +4,16 @@
   <w:body>
     <w:p>
       <w:pPr>
+        <w:pStyle w:val="Title"/>
         <w:bidi/>
         <w:jc w:val="center"/>
         <w:rPr>
-          <w:sz w:val="52"/>
-          <w:szCs w:val="52"/>
-          <w:rtl/>
-        </w:rPr>
-      </w:pPr>
-      <w:r>
-        <w:rPr>
-          <w:rFonts w:hint="cs"/>
-          <w:sz w:val="52"/>
-          <w:szCs w:val="52"/>
+          <w:rtl/>
+        </w:rPr>
+      </w:pPr>
+      <w:r>
+        <w:rPr>
+          <w:rFonts w:hint="cs"/>
         </w:rPr>
         <w:t>TXELECTRUM</w:t>
       </w:r>
@@ -24,139 +21,186 @@
     <w:p>
       <w:pPr>
         <w:bidi/>
-        <w:jc w:val="center"/>
-        <w:rPr>
-          <w:sz w:val="24"/>
-          <w:szCs w:val="24"/>
-          <w:rtl/>
-        </w:rPr>
-      </w:pPr>
-    </w:p>
-    <w:p>
-      <w:pPr>
-        <w:bidi/>
-        <w:jc w:val="center"/>
-        <w:rPr>
-          <w:sz w:val="24"/>
-          <w:szCs w:val="24"/>
-          <w:rtl/>
-        </w:rPr>
-      </w:pPr>
-    </w:p>
-    <w:p>
-      <w:pPr>
-        <w:bidi/>
-        <w:jc w:val="center"/>
-        <w:rPr>
-          <w:sz w:val="24"/>
-          <w:szCs w:val="24"/>
-          <w:rtl/>
-        </w:rPr>
-      </w:pPr>
-    </w:p>
-    <w:p>
-      <w:pPr>
-        <w:bidi/>
-        <w:jc w:val="center"/>
-        <w:rPr>
-          <w:sz w:val="24"/>
-          <w:szCs w:val="24"/>
-          <w:rtl/>
-        </w:rPr>
-      </w:pPr>
-    </w:p>
-    <w:p>
-      <w:pPr>
-        <w:bidi/>
-        <w:jc w:val="center"/>
-        <w:rPr>
-          <w:sz w:val="24"/>
-          <w:szCs w:val="24"/>
-          <w:rtl/>
-        </w:rPr>
-      </w:pPr>
-    </w:p>
-    <w:p>
-      <w:pPr>
-        <w:bidi/>
-        <w:jc w:val="center"/>
-        <w:rPr>
-          <w:sz w:val="24"/>
-          <w:szCs w:val="24"/>
-          <w:rtl/>
-        </w:rPr>
-      </w:pPr>
-    </w:p>
-    <w:p>
-      <w:pPr>
-        <w:bidi/>
-        <w:jc w:val="center"/>
-        <w:rPr>
-          <w:sz w:val="24"/>
-          <w:szCs w:val="24"/>
-          <w:rtl/>
-        </w:rPr>
-      </w:pPr>
-    </w:p>
-    <w:p>
-      <w:pPr>
-        <w:bidi/>
-        <w:jc w:val="center"/>
-        <w:rPr>
-          <w:sz w:val="24"/>
-          <w:szCs w:val="24"/>
-          <w:rtl/>
-        </w:rPr>
-      </w:pPr>
-    </w:p>
-    <w:p>
-      <w:pPr>
-        <w:bidi/>
-        <w:jc w:val="center"/>
-        <w:rPr>
-          <w:sz w:val="24"/>
-          <w:szCs w:val="24"/>
-          <w:rtl/>
-        </w:rPr>
-      </w:pPr>
-    </w:p>
-    <w:p>
-      <w:pPr>
-        <w:bidi/>
-        <w:jc w:val="center"/>
-        <w:rPr>
-          <w:sz w:val="24"/>
-          <w:szCs w:val="24"/>
-          <w:rtl/>
-        </w:rPr>
-      </w:pPr>
-    </w:p>
-    <w:p>
-      <w:pPr>
-        <w:bidi/>
-        <w:jc w:val="center"/>
-        <w:rPr>
-          <w:sz w:val="24"/>
-          <w:szCs w:val="24"/>
-          <w:rtl/>
-        </w:rPr>
-      </w:pPr>
-    </w:p>
-    <w:p>
-      <w:pPr>
-        <w:bidi/>
-        <w:jc w:val="center"/>
-        <w:rPr>
-          <w:sz w:val="24"/>
-          <w:szCs w:val="24"/>
-          <w:rtl/>
-        </w:rPr>
-      </w:pPr>
-    </w:p>
-    <w:p>
-      <w:pPr>
-        <w:bidi/>
-        <w:jc w:val="center"/>
+        <w:rPr>
+          <w:sz w:val="24"/>
+          <w:szCs w:val="24"/>
+          <w:rtl/>
+        </w:rPr>
+      </w:pPr>
+    </w:p>
+    <w:p>
+      <w:pPr>
+        <w:bidi/>
+        <w:rPr>
+          <w:sz w:val="24"/>
+          <w:szCs w:val="24"/>
+          <w:rtl/>
+        </w:rPr>
+      </w:pPr>
+    </w:p>
+    <w:p>
+      <w:pPr>
+        <w:bidi/>
+        <w:rPr>
+          <w:sz w:val="24"/>
+          <w:szCs w:val="24"/>
+          <w:rtl/>
+        </w:rPr>
+      </w:pPr>
+    </w:p>
+    <w:p>
+      <w:pPr>
+        <w:bidi/>
+        <w:rPr>
+          <w:sz w:val="24"/>
+          <w:szCs w:val="24"/>
+          <w:rtl/>
+        </w:rPr>
+      </w:pPr>
+    </w:p>
+    <w:p>
+      <w:pPr>
+        <w:bidi/>
+        <w:rPr>
+          <w:sz w:val="24"/>
+          <w:szCs w:val="24"/>
+          <w:rtl/>
+        </w:rPr>
+      </w:pPr>
+    </w:p>
+    <w:p>
+      <w:pPr>
+        <w:bidi/>
+        <w:rPr>
+          <w:sz w:val="24"/>
+          <w:szCs w:val="24"/>
+          <w:rtl/>
+        </w:rPr>
+      </w:pPr>
+    </w:p>
+    <w:p>
+      <w:pPr>
+        <w:bidi/>
+        <w:rPr>
+          <w:sz w:val="24"/>
+          <w:szCs w:val="24"/>
+          <w:rtl/>
+        </w:rPr>
+      </w:pPr>
+    </w:p>
+    <w:p>
+      <w:pPr>
+        <w:bidi/>
+        <w:rPr>
+          <w:sz w:val="24"/>
+          <w:szCs w:val="24"/>
+          <w:rtl/>
+        </w:rPr>
+      </w:pPr>
+    </w:p>
+    <w:p>
+      <w:pPr>
+        <w:bidi/>
+        <w:rPr>
+          <w:sz w:val="24"/>
+          <w:szCs w:val="24"/>
+          <w:rtl/>
+        </w:rPr>
+      </w:pPr>
+    </w:p>
+    <w:p>
+      <w:pPr>
+        <w:bidi/>
+        <w:rPr>
+          <w:sz w:val="24"/>
+          <w:szCs w:val="24"/>
+          <w:rtl/>
+        </w:rPr>
+      </w:pPr>
+    </w:p>
+    <w:p>
+      <w:pPr>
+        <w:bidi/>
+        <w:rPr>
+          <w:sz w:val="24"/>
+          <w:szCs w:val="24"/>
+          <w:rtl/>
+        </w:rPr>
+      </w:pPr>
+    </w:p>
+    <w:p>
+      <w:pPr>
+        <w:bidi/>
+        <w:rPr>
+          <w:sz w:val="24"/>
+          <w:szCs w:val="24"/>
+          <w:rtl/>
+        </w:rPr>
+      </w:pPr>
+    </w:p>
+    <w:p>
+      <w:pPr>
+        <w:bidi/>
+        <w:rPr>
+          <w:sz w:val="24"/>
+          <w:szCs w:val="24"/>
+          <w:rtl/>
+        </w:rPr>
+      </w:pPr>
+    </w:p>
+    <w:p>
+      <w:pPr>
+        <w:bidi/>
+        <w:rPr>
+          <w:sz w:val="24"/>
+          <w:szCs w:val="24"/>
+          <w:rtl/>
+        </w:rPr>
+      </w:pPr>
+    </w:p>
+    <w:p>
+      <w:pPr>
+        <w:bidi/>
+        <w:rPr>
+          <w:sz w:val="24"/>
+          <w:szCs w:val="24"/>
+          <w:rtl/>
+        </w:rPr>
+      </w:pPr>
+    </w:p>
+    <w:p>
+      <w:pPr>
+        <w:bidi/>
+        <w:rPr>
+          <w:sz w:val="24"/>
+          <w:szCs w:val="24"/>
+          <w:rtl/>
+        </w:rPr>
+      </w:pPr>
+    </w:p>
+    <w:p>
+      <w:pPr>
+        <w:bidi/>
+        <w:rPr>
+          <w:sz w:val="24"/>
+          <w:szCs w:val="24"/>
+          <w:rtl/>
+        </w:rPr>
+      </w:pPr>
+    </w:p>
+    <w:p>
+      <w:pPr>
+        <w:bidi/>
+        <w:rPr>
+          <w:sz w:val="24"/>
+          <w:szCs w:val="24"/>
+          <w:rtl/>
+        </w:rPr>
+      </w:pPr>
+    </w:p>
+    <w:p>
+      <w:pPr>
+        <w:bidi/>
         <w:rPr>
           <w:sz w:val="24"/>
           <w:szCs w:val="24"/>
@@ -242,16 +286,15 @@
         </w:rPr>
         <w:t>מגישים:</w:t>
       </w:r>
-    </w:p>
-    <w:p>
-      <w:pPr>
-        <w:bidi/>
-        <w:rPr>
-          <w:sz w:val="24"/>
-          <w:szCs w:val="24"/>
-          <w:rtl/>
-        </w:rPr>
-      </w:pPr>
+      <w:r>
+        <w:rPr>
+          <w:rFonts w:hint="cs"/>
+          <w:sz w:val="24"/>
+          <w:szCs w:val="24"/>
+          <w:rtl/>
+        </w:rPr>
+        <w:t xml:space="preserve"> </w:t>
+      </w:r>
       <w:r>
         <w:rPr>
           <w:rFonts w:hint="cs"/>
@@ -261,16 +304,15 @@
         </w:rPr>
         <w:t>מאיר קלמפנר</w:t>
       </w:r>
-    </w:p>
-    <w:p>
-      <w:pPr>
-        <w:bidi/>
-        <w:rPr>
-          <w:sz w:val="24"/>
-          <w:szCs w:val="24"/>
-          <w:rtl/>
-        </w:rPr>
-      </w:pPr>
+      <w:r>
+        <w:rPr>
+          <w:rFonts w:hint="cs"/>
+          <w:sz w:val="24"/>
+          <w:szCs w:val="24"/>
+          <w:rtl/>
+        </w:rPr>
+        <w:t xml:space="preserve"> ו</w:t>
+      </w:r>
       <w:r>
         <w:rPr>
           <w:rFonts w:hint="cs"/>
@@ -290,71 +332,1650 @@
           <w:rtl/>
         </w:rPr>
       </w:pPr>
-    </w:p>
-    <w:p>
-      <w:pPr>
-        <w:bidi/>
-        <w:rPr>
-          <w:sz w:val="24"/>
-          <w:szCs w:val="24"/>
-          <w:rtl/>
-        </w:rPr>
-      </w:pPr>
-    </w:p>
-    <w:p>
-      <w:pPr>
-        <w:bidi/>
-        <w:rPr>
-          <w:sz w:val="24"/>
-          <w:szCs w:val="24"/>
-          <w:rtl/>
-        </w:rPr>
-      </w:pPr>
-    </w:p>
-    <w:p>
-      <w:pPr>
-        <w:bidi/>
-        <w:rPr>
-          <w:sz w:val="24"/>
-          <w:szCs w:val="24"/>
-          <w:rtl/>
-        </w:rPr>
-      </w:pPr>
-    </w:p>
-    <w:p>
-      <w:pPr>
-        <w:bidi/>
-        <w:rPr>
-          <w:sz w:val="24"/>
-          <w:szCs w:val="24"/>
-          <w:rtl/>
-        </w:rPr>
-      </w:pPr>
-    </w:p>
-    <w:p>
-      <w:pPr>
-        <w:bidi/>
-        <w:rPr>
-          <w:sz w:val="24"/>
-          <w:szCs w:val="24"/>
-          <w:rtl/>
-        </w:rPr>
-      </w:pPr>
-    </w:p>
-    <w:p>
-      <w:pPr>
-        <w:bidi/>
-        <w:rPr>
-          <w:sz w:val="24"/>
-          <w:szCs w:val="24"/>
-          <w:rtl/>
-        </w:rPr>
-      </w:pPr>
-    </w:p>
-    <w:p>
-      <w:pPr>
-        <w:bidi/>
-        <w:jc w:val="center"/>
+      <w:r>
+        <w:rPr>
+          <w:rFonts w:hint="cs"/>
+          <w:sz w:val="24"/>
+          <w:szCs w:val="24"/>
+          <w:rtl/>
+        </w:rPr>
+        <w:t>מנחה: ברק עינב</w:t>
+      </w:r>
+    </w:p>
+    <w:p>
+      <w:pPr>
+        <w:bidi/>
+        <w:rPr>
+          <w:sz w:val="24"/>
+          <w:szCs w:val="24"/>
+          <w:rtl/>
+        </w:rPr>
+      </w:pPr>
+      <w:r>
+        <w:rPr>
+          <w:rFonts w:hint="cs"/>
+          <w:sz w:val="24"/>
+          <w:szCs w:val="24"/>
+          <w:rtl/>
+        </w:rPr>
+        <w:t>הפקולטה להנדסת תכנה, מכון לב</w:t>
+      </w:r>
+    </w:p>
+    <w:p>
+      <w:pPr>
+        <w:bidi/>
+        <w:rPr>
+          <w:sz w:val="24"/>
+          <w:szCs w:val="24"/>
+        </w:rPr>
+      </w:pPr>
+      <w:r>
+        <w:rPr>
+          <w:rFonts w:hint="cs"/>
+          <w:sz w:val="24"/>
+          <w:szCs w:val="24"/>
+          <w:rtl/>
+        </w:rPr>
+        <w:t>התשפ</w:t>
+      </w:r>
+      <w:r>
+        <w:rPr>
+          <w:rFonts w:hint="cs"/>
+          <w:sz w:val="24"/>
+          <w:szCs w:val="24"/>
+          <w:rtl/>
+        </w:rPr>
+        <w:t>"</w:t>
+      </w:r>
+      <w:r>
+        <w:rPr>
+          <w:rFonts w:hint="cs"/>
+          <w:sz w:val="24"/>
+          <w:szCs w:val="24"/>
+          <w:rtl/>
+        </w:rPr>
+        <w:t>ב סמסטר ב</w:t>
+      </w:r>
+    </w:p>
+    <w:sdt>
+      <w:sdtPr>
+        <w:rPr>
+          <w:rFonts w:asciiTheme="minorHAnsi" w:eastAsiaTheme="minorHAnsi" w:hAnsiTheme="minorHAnsi"/>
+          <w:b w:val="0"/>
+          <w:bCs w:val="0"/>
+          <w:color w:val="auto"/>
+          <w:sz w:val="22"/>
+          <w:szCs w:val="22"/>
+          <w:u w:val="none"/>
+          <w:rtl/>
+          <w:lang w:val="en-IL" w:bidi="he-IL"/>
+        </w:rPr>
+        <w:id w:val="1283922359"/>
+        <w:docPartObj>
+          <w:docPartGallery w:val="Table of Contents"/>
+          <w:docPartUnique/>
+        </w:docPartObj>
+      </w:sdtPr>
+      <w:sdtEndPr>
+        <w:rPr>
+          <w:noProof/>
+        </w:rPr>
+      </w:sdtEndPr>
+      <w:sdtContent>
+        <w:p>
+          <w:pPr>
+            <w:pStyle w:val="TOCHeading"/>
+            <w:bidi/>
+            <w:rPr>
+              <w:lang w:bidi="he-IL"/>
+            </w:rPr>
+          </w:pPr>
+          <w:r>
+            <w:rPr>
+              <w:rFonts w:hint="cs"/>
+              <w:rtl/>
+              <w:lang w:bidi="he-IL"/>
+            </w:rPr>
+            <w:t>תוכן עניינים</w:t>
+          </w:r>
+        </w:p>
+        <w:p>
+          <w:pPr>
+            <w:pStyle w:val="TOC1"/>
+            <w:rPr>
+              <w:rFonts w:asciiTheme="minorBidi" w:eastAsiaTheme="minorEastAsia" w:hAnsiTheme="minorBidi"/>
+              <w:noProof/>
+              <w:sz w:val="24"/>
+              <w:szCs w:val="24"/>
+              <w:lang w:val="en-IL" w:eastAsia="en-IL"/>
+            </w:rPr>
+          </w:pPr>
+          <w:r>
+            <w:fldChar w:fldCharType="begin"/>
+          </w:r>
+          <w:r>
+            <w:instrText xml:space="preserve"> TOC \o "1-3" \h \z \u </w:instrText>
+          </w:r>
+          <w:r>
+            <w:fldChar w:fldCharType="separate"/>
+          </w:r>
+          <w:hyperlink w:anchor="_Toc109812475" w:history="1">
+            <w:r>
+              <w:rPr>
+                <w:rStyle w:val="Hyperlink"/>
+                <w:rFonts w:asciiTheme="minorBidi" w:hAnsiTheme="minorBidi"/>
+                <w:noProof/>
+                <w:sz w:val="24"/>
+                <w:szCs w:val="24"/>
+                <w:rtl/>
+              </w:rPr>
+              <w:t>תיאור הבעיה ופתרונות נוכחיים</w:t>
+            </w:r>
+            <w:r>
+              <w:rPr>
+                <w:rFonts w:asciiTheme="minorBidi" w:hAnsiTheme="minorBidi"/>
+                <w:noProof/>
+                <w:webHidden/>
+                <w:sz w:val="24"/>
+                <w:szCs w:val="24"/>
+              </w:rPr>
+              <w:tab/>
+            </w:r>
+            <w:r>
+              <w:rPr>
+                <w:rFonts w:asciiTheme="minorBidi" w:hAnsiTheme="minorBidi"/>
+                <w:noProof/>
+                <w:webHidden/>
+                <w:sz w:val="24"/>
+                <w:szCs w:val="24"/>
+              </w:rPr>
+              <w:fldChar w:fldCharType="begin"/>
+            </w:r>
+            <w:r>
+              <w:rPr>
+                <w:rFonts w:asciiTheme="minorBidi" w:hAnsiTheme="minorBidi"/>
+                <w:noProof/>
+                <w:webHidden/>
+                <w:sz w:val="24"/>
+                <w:szCs w:val="24"/>
+              </w:rPr>
+              <w:instrText xml:space="preserve"> PAGEREF _Toc109812475 \h </w:instrText>
+            </w:r>
+            <w:r>
+              <w:rPr>
+                <w:rFonts w:asciiTheme="minorBidi" w:hAnsiTheme="minorBidi"/>
+                <w:noProof/>
+                <w:webHidden/>
+                <w:sz w:val="24"/>
+                <w:szCs w:val="24"/>
+              </w:rPr>
+            </w:r>
+            <w:r>
+              <w:rPr>
+                <w:rFonts w:asciiTheme="minorBidi" w:hAnsiTheme="minorBidi"/>
+                <w:noProof/>
+                <w:webHidden/>
+                <w:sz w:val="24"/>
+                <w:szCs w:val="24"/>
+              </w:rPr>
+              <w:fldChar w:fldCharType="separate"/>
+            </w:r>
+            <w:r>
+              <w:rPr>
+                <w:rFonts w:asciiTheme="minorBidi" w:hAnsiTheme="minorBidi"/>
+                <w:noProof/>
+                <w:webHidden/>
+                <w:sz w:val="24"/>
+                <w:szCs w:val="24"/>
+                <w:rtl/>
+              </w:rPr>
+              <w:t>3</w:t>
+            </w:r>
+            <w:r>
+              <w:rPr>
+                <w:rFonts w:asciiTheme="minorBidi" w:hAnsiTheme="minorBidi"/>
+                <w:noProof/>
+                <w:webHidden/>
+                <w:sz w:val="24"/>
+                <w:szCs w:val="24"/>
+              </w:rPr>
+              <w:fldChar w:fldCharType="end"/>
+            </w:r>
+          </w:hyperlink>
+        </w:p>
+        <w:p>
+          <w:pPr>
+            <w:pStyle w:val="TOC1"/>
+            <w:rPr>
+              <w:rFonts w:asciiTheme="minorBidi" w:eastAsiaTheme="minorEastAsia" w:hAnsiTheme="minorBidi"/>
+              <w:noProof/>
+              <w:sz w:val="24"/>
+              <w:szCs w:val="24"/>
+              <w:lang w:val="en-IL" w:eastAsia="en-IL"/>
+            </w:rPr>
+          </w:pPr>
+          <w:hyperlink w:anchor="_Toc109812476" w:history="1">
+            <w:r>
+              <w:rPr>
+                <w:rStyle w:val="Hyperlink"/>
+                <w:rFonts w:asciiTheme="minorBidi" w:hAnsiTheme="minorBidi"/>
+                <w:noProof/>
+                <w:sz w:val="24"/>
+                <w:szCs w:val="24"/>
+                <w:rtl/>
+                <w:lang w:val="en-US"/>
+              </w:rPr>
+              <w:t xml:space="preserve">מבנה </w:t>
+            </w:r>
+            <w:r>
+              <w:rPr>
+                <w:rStyle w:val="Hyperlink"/>
+                <w:rFonts w:asciiTheme="minorBidi" w:hAnsiTheme="minorBidi"/>
+                <w:noProof/>
+                <w:sz w:val="24"/>
+                <w:szCs w:val="24"/>
+                <w:rtl/>
+              </w:rPr>
+              <w:t>המערכת</w:t>
+            </w:r>
+            <w:r>
+              <w:rPr>
+                <w:rFonts w:asciiTheme="minorBidi" w:hAnsiTheme="minorBidi"/>
+                <w:noProof/>
+                <w:webHidden/>
+                <w:sz w:val="24"/>
+                <w:szCs w:val="24"/>
+              </w:rPr>
+              <w:tab/>
+            </w:r>
+            <w:r>
+              <w:rPr>
+                <w:rFonts w:asciiTheme="minorBidi" w:hAnsiTheme="minorBidi"/>
+                <w:noProof/>
+                <w:webHidden/>
+                <w:sz w:val="24"/>
+                <w:szCs w:val="24"/>
+              </w:rPr>
+              <w:fldChar w:fldCharType="begin"/>
+            </w:r>
+            <w:r>
+              <w:rPr>
+                <w:rFonts w:asciiTheme="minorBidi" w:hAnsiTheme="minorBidi"/>
+                <w:noProof/>
+                <w:webHidden/>
+                <w:sz w:val="24"/>
+                <w:szCs w:val="24"/>
+              </w:rPr>
+              <w:instrText xml:space="preserve"> PAGEREF _Toc109812476 \h </w:instrText>
+            </w:r>
+            <w:r>
+              <w:rPr>
+                <w:rFonts w:asciiTheme="minorBidi" w:hAnsiTheme="minorBidi"/>
+                <w:noProof/>
+                <w:webHidden/>
+                <w:sz w:val="24"/>
+                <w:szCs w:val="24"/>
+              </w:rPr>
+            </w:r>
+            <w:r>
+              <w:rPr>
+                <w:rFonts w:asciiTheme="minorBidi" w:hAnsiTheme="minorBidi"/>
+                <w:noProof/>
+                <w:webHidden/>
+                <w:sz w:val="24"/>
+                <w:szCs w:val="24"/>
+              </w:rPr>
+              <w:fldChar w:fldCharType="separate"/>
+            </w:r>
+            <w:r>
+              <w:rPr>
+                <w:rFonts w:asciiTheme="minorBidi" w:hAnsiTheme="minorBidi"/>
+                <w:noProof/>
+                <w:webHidden/>
+                <w:sz w:val="24"/>
+                <w:szCs w:val="24"/>
+                <w:rtl/>
+              </w:rPr>
+              <w:t>4</w:t>
+            </w:r>
+            <w:r>
+              <w:rPr>
+                <w:rFonts w:asciiTheme="minorBidi" w:hAnsiTheme="minorBidi"/>
+                <w:noProof/>
+                <w:webHidden/>
+                <w:sz w:val="24"/>
+                <w:szCs w:val="24"/>
+              </w:rPr>
+              <w:fldChar w:fldCharType="end"/>
+            </w:r>
+          </w:hyperlink>
+        </w:p>
+        <w:p>
+          <w:pPr>
+            <w:pStyle w:val="TOC2"/>
+            <w:tabs>
+              <w:tab w:val="right" w:leader="dot" w:pos="9016"/>
+            </w:tabs>
+            <w:bidi/>
+            <w:rPr>
+              <w:rFonts w:asciiTheme="minorBidi" w:eastAsiaTheme="minorEastAsia" w:hAnsiTheme="minorBidi"/>
+              <w:noProof/>
+              <w:sz w:val="24"/>
+              <w:szCs w:val="24"/>
+              <w:lang w:val="en-IL" w:eastAsia="en-IL"/>
+            </w:rPr>
+          </w:pPr>
+          <w:hyperlink w:anchor="_Toc109812477" w:history="1">
+            <w:r>
+              <w:rPr>
+                <w:rStyle w:val="Hyperlink"/>
+                <w:rFonts w:asciiTheme="minorBidi" w:hAnsiTheme="minorBidi"/>
+                <w:noProof/>
+                <w:sz w:val="24"/>
+                <w:szCs w:val="24"/>
+                <w:rtl/>
+                <w:lang w:val="en-US"/>
+              </w:rPr>
+              <w:t>מבנה כללי</w:t>
+            </w:r>
+            <w:r>
+              <w:rPr>
+                <w:rFonts w:asciiTheme="minorBidi" w:hAnsiTheme="minorBidi"/>
+                <w:noProof/>
+                <w:webHidden/>
+                <w:sz w:val="24"/>
+                <w:szCs w:val="24"/>
+              </w:rPr>
+              <w:tab/>
+            </w:r>
+            <w:r>
+              <w:rPr>
+                <w:rFonts w:asciiTheme="minorBidi" w:hAnsiTheme="minorBidi"/>
+                <w:noProof/>
+                <w:webHidden/>
+                <w:sz w:val="24"/>
+                <w:szCs w:val="24"/>
+              </w:rPr>
+              <w:fldChar w:fldCharType="begin"/>
+            </w:r>
+            <w:r>
+              <w:rPr>
+                <w:rFonts w:asciiTheme="minorBidi" w:hAnsiTheme="minorBidi"/>
+                <w:noProof/>
+                <w:webHidden/>
+                <w:sz w:val="24"/>
+                <w:szCs w:val="24"/>
+              </w:rPr>
+              <w:instrText xml:space="preserve"> PAGEREF _Toc109812477 \h </w:instrText>
+            </w:r>
+            <w:r>
+              <w:rPr>
+                <w:rFonts w:asciiTheme="minorBidi" w:hAnsiTheme="minorBidi"/>
+                <w:noProof/>
+                <w:webHidden/>
+                <w:sz w:val="24"/>
+                <w:szCs w:val="24"/>
+              </w:rPr>
+            </w:r>
+            <w:r>
+              <w:rPr>
+                <w:rFonts w:asciiTheme="minorBidi" w:hAnsiTheme="minorBidi"/>
+                <w:noProof/>
+                <w:webHidden/>
+                <w:sz w:val="24"/>
+                <w:szCs w:val="24"/>
+              </w:rPr>
+              <w:fldChar w:fldCharType="separate"/>
+            </w:r>
+            <w:r>
+              <w:rPr>
+                <w:rFonts w:asciiTheme="minorBidi" w:hAnsiTheme="minorBidi"/>
+                <w:noProof/>
+                <w:webHidden/>
+                <w:sz w:val="24"/>
+                <w:szCs w:val="24"/>
+                <w:rtl/>
+              </w:rPr>
+              <w:t>4</w:t>
+            </w:r>
+            <w:r>
+              <w:rPr>
+                <w:rFonts w:asciiTheme="minorBidi" w:hAnsiTheme="minorBidi"/>
+                <w:noProof/>
+                <w:webHidden/>
+                <w:sz w:val="24"/>
+                <w:szCs w:val="24"/>
+              </w:rPr>
+              <w:fldChar w:fldCharType="end"/>
+            </w:r>
+          </w:hyperlink>
+        </w:p>
+        <w:p>
+          <w:pPr>
+            <w:pStyle w:val="TOC2"/>
+            <w:tabs>
+              <w:tab w:val="right" w:leader="dot" w:pos="9016"/>
+            </w:tabs>
+            <w:bidi/>
+            <w:rPr>
+              <w:rFonts w:asciiTheme="minorBidi" w:eastAsiaTheme="minorEastAsia" w:hAnsiTheme="minorBidi"/>
+              <w:noProof/>
+              <w:sz w:val="24"/>
+              <w:szCs w:val="24"/>
+              <w:lang w:val="en-IL" w:eastAsia="en-IL"/>
+            </w:rPr>
+          </w:pPr>
+          <w:hyperlink w:anchor="_Toc109812478" w:history="1">
+            <w:r>
+              <w:rPr>
+                <w:rStyle w:val="Hyperlink"/>
+                <w:rFonts w:asciiTheme="minorBidi" w:hAnsiTheme="minorBidi"/>
+                <w:noProof/>
+                <w:sz w:val="24"/>
+                <w:szCs w:val="24"/>
+                <w:rtl/>
+                <w:lang w:val="en-US"/>
+              </w:rPr>
+              <w:t xml:space="preserve">אלקטרום </w:t>
+            </w:r>
+            <w:r>
+              <w:rPr>
+                <w:rFonts w:asciiTheme="minorBidi" w:hAnsiTheme="minorBidi"/>
+                <w:noProof/>
+                <w:webHidden/>
+                <w:sz w:val="24"/>
+                <w:szCs w:val="24"/>
+              </w:rPr>
+              <w:tab/>
+            </w:r>
+            <w:r>
+              <w:rPr>
+                <w:rFonts w:asciiTheme="minorBidi" w:hAnsiTheme="minorBidi"/>
+                <w:noProof/>
+                <w:webHidden/>
+                <w:sz w:val="24"/>
+                <w:szCs w:val="24"/>
+              </w:rPr>
+              <w:fldChar w:fldCharType="begin"/>
+            </w:r>
+            <w:r>
+              <w:rPr>
+                <w:rFonts w:asciiTheme="minorBidi" w:hAnsiTheme="minorBidi"/>
+                <w:noProof/>
+                <w:webHidden/>
+                <w:sz w:val="24"/>
+                <w:szCs w:val="24"/>
+              </w:rPr>
+              <w:instrText xml:space="preserve"> PAGEREF _Toc109812478 \h </w:instrText>
+            </w:r>
+            <w:r>
+              <w:rPr>
+                <w:rFonts w:asciiTheme="minorBidi" w:hAnsiTheme="minorBidi"/>
+                <w:noProof/>
+                <w:webHidden/>
+                <w:sz w:val="24"/>
+                <w:szCs w:val="24"/>
+              </w:rPr>
+            </w:r>
+            <w:r>
+              <w:rPr>
+                <w:rFonts w:asciiTheme="minorBidi" w:hAnsiTheme="minorBidi"/>
+                <w:noProof/>
+                <w:webHidden/>
+                <w:sz w:val="24"/>
+                <w:szCs w:val="24"/>
+              </w:rPr>
+              <w:fldChar w:fldCharType="separate"/>
+            </w:r>
+            <w:r>
+              <w:rPr>
+                <w:rFonts w:asciiTheme="minorBidi" w:hAnsiTheme="minorBidi"/>
+                <w:noProof/>
+                <w:webHidden/>
+                <w:sz w:val="24"/>
+                <w:szCs w:val="24"/>
+                <w:rtl/>
+              </w:rPr>
+              <w:t>5</w:t>
+            </w:r>
+            <w:r>
+              <w:rPr>
+                <w:rFonts w:asciiTheme="minorBidi" w:hAnsiTheme="minorBidi"/>
+                <w:noProof/>
+                <w:webHidden/>
+                <w:sz w:val="24"/>
+                <w:szCs w:val="24"/>
+              </w:rPr>
+              <w:fldChar w:fldCharType="end"/>
+            </w:r>
+          </w:hyperlink>
+        </w:p>
+        <w:p>
+          <w:pPr>
+            <w:pStyle w:val="TOC2"/>
+            <w:tabs>
+              <w:tab w:val="right" w:leader="dot" w:pos="9016"/>
+            </w:tabs>
+            <w:bidi/>
+            <w:rPr>
+              <w:rFonts w:asciiTheme="minorBidi" w:eastAsiaTheme="minorEastAsia" w:hAnsiTheme="minorBidi"/>
+              <w:noProof/>
+              <w:sz w:val="24"/>
+              <w:szCs w:val="24"/>
+              <w:lang w:val="en-IL" w:eastAsia="en-IL"/>
+            </w:rPr>
+          </w:pPr>
+          <w:hyperlink w:anchor="_Toc109812479" w:history="1">
+            <w:r>
+              <w:rPr>
+                <w:rStyle w:val="Hyperlink"/>
+                <w:rFonts w:asciiTheme="minorBidi" w:hAnsiTheme="minorBidi"/>
+                <w:noProof/>
+                <w:sz w:val="24"/>
+                <w:szCs w:val="24"/>
+                <w:lang w:val="en-US"/>
+              </w:rPr>
+              <w:t>Rest API</w:t>
+            </w:r>
+            <w:r>
+              <w:rPr>
+                <w:rFonts w:asciiTheme="minorBidi" w:hAnsiTheme="minorBidi"/>
+                <w:noProof/>
+                <w:webHidden/>
+                <w:sz w:val="24"/>
+                <w:szCs w:val="24"/>
+              </w:rPr>
+              <w:tab/>
+            </w:r>
+            <w:r>
+              <w:rPr>
+                <w:rFonts w:asciiTheme="minorBidi" w:hAnsiTheme="minorBidi"/>
+                <w:noProof/>
+                <w:webHidden/>
+                <w:sz w:val="24"/>
+                <w:szCs w:val="24"/>
+              </w:rPr>
+              <w:fldChar w:fldCharType="begin"/>
+            </w:r>
+            <w:r>
+              <w:rPr>
+                <w:rFonts w:asciiTheme="minorBidi" w:hAnsiTheme="minorBidi"/>
+                <w:noProof/>
+                <w:webHidden/>
+                <w:sz w:val="24"/>
+                <w:szCs w:val="24"/>
+              </w:rPr>
+              <w:instrText xml:space="preserve"> PAGEREF _Toc109812479 \h </w:instrText>
+            </w:r>
+            <w:r>
+              <w:rPr>
+                <w:rFonts w:asciiTheme="minorBidi" w:hAnsiTheme="minorBidi"/>
+                <w:noProof/>
+                <w:webHidden/>
+                <w:sz w:val="24"/>
+                <w:szCs w:val="24"/>
+              </w:rPr>
+            </w:r>
+            <w:r>
+              <w:rPr>
+                <w:rFonts w:asciiTheme="minorBidi" w:hAnsiTheme="minorBidi"/>
+                <w:noProof/>
+                <w:webHidden/>
+                <w:sz w:val="24"/>
+                <w:szCs w:val="24"/>
+              </w:rPr>
+              <w:fldChar w:fldCharType="separate"/>
+            </w:r>
+            <w:r>
+              <w:rPr>
+                <w:rFonts w:asciiTheme="minorBidi" w:hAnsiTheme="minorBidi"/>
+                <w:noProof/>
+                <w:webHidden/>
+                <w:sz w:val="24"/>
+                <w:szCs w:val="24"/>
+                <w:rtl/>
+              </w:rPr>
+              <w:t>6</w:t>
+            </w:r>
+            <w:r>
+              <w:rPr>
+                <w:rFonts w:asciiTheme="minorBidi" w:hAnsiTheme="minorBidi"/>
+                <w:noProof/>
+                <w:webHidden/>
+                <w:sz w:val="24"/>
+                <w:szCs w:val="24"/>
+              </w:rPr>
+              <w:fldChar w:fldCharType="end"/>
+            </w:r>
+          </w:hyperlink>
+        </w:p>
+        <w:p>
+          <w:pPr>
+            <w:pStyle w:val="TOC2"/>
+            <w:tabs>
+              <w:tab w:val="right" w:leader="dot" w:pos="9016"/>
+            </w:tabs>
+            <w:bidi/>
+            <w:rPr>
+              <w:rFonts w:asciiTheme="minorBidi" w:eastAsiaTheme="minorEastAsia" w:hAnsiTheme="minorBidi"/>
+              <w:noProof/>
+              <w:sz w:val="24"/>
+              <w:szCs w:val="24"/>
+              <w:lang w:val="en-IL" w:eastAsia="en-IL"/>
+            </w:rPr>
+          </w:pPr>
+          <w:hyperlink w:anchor="_Toc109812480" w:history="1">
+            <w:r>
+              <w:rPr>
+                <w:rStyle w:val="Hyperlink"/>
+                <w:rFonts w:asciiTheme="minorBidi" w:hAnsiTheme="minorBidi"/>
+                <w:noProof/>
+                <w:sz w:val="24"/>
+                <w:szCs w:val="24"/>
+                <w:lang w:val="en-US"/>
+              </w:rPr>
+              <w:t>Host</w:t>
+            </w:r>
+            <w:r>
+              <w:rPr>
+                <w:rFonts w:asciiTheme="minorBidi" w:hAnsiTheme="minorBidi"/>
+                <w:noProof/>
+                <w:webHidden/>
+                <w:sz w:val="24"/>
+                <w:szCs w:val="24"/>
+              </w:rPr>
+              <w:tab/>
+            </w:r>
+            <w:r>
+              <w:rPr>
+                <w:rFonts w:asciiTheme="minorBidi" w:hAnsiTheme="minorBidi"/>
+                <w:noProof/>
+                <w:webHidden/>
+                <w:sz w:val="24"/>
+                <w:szCs w:val="24"/>
+              </w:rPr>
+              <w:fldChar w:fldCharType="begin"/>
+            </w:r>
+            <w:r>
+              <w:rPr>
+                <w:rFonts w:asciiTheme="minorBidi" w:hAnsiTheme="minorBidi"/>
+                <w:noProof/>
+                <w:webHidden/>
+                <w:sz w:val="24"/>
+                <w:szCs w:val="24"/>
+              </w:rPr>
+              <w:instrText xml:space="preserve"> PAGEREF _Toc109812480 \h </w:instrText>
+            </w:r>
+            <w:r>
+              <w:rPr>
+                <w:rFonts w:asciiTheme="minorBidi" w:hAnsiTheme="minorBidi"/>
+                <w:noProof/>
+                <w:webHidden/>
+                <w:sz w:val="24"/>
+                <w:szCs w:val="24"/>
+              </w:rPr>
+            </w:r>
+            <w:r>
+              <w:rPr>
+                <w:rFonts w:asciiTheme="minorBidi" w:hAnsiTheme="minorBidi"/>
+                <w:noProof/>
+                <w:webHidden/>
+                <w:sz w:val="24"/>
+                <w:szCs w:val="24"/>
+              </w:rPr>
+              <w:fldChar w:fldCharType="separate"/>
+            </w:r>
+            <w:r>
+              <w:rPr>
+                <w:rFonts w:asciiTheme="minorBidi" w:hAnsiTheme="minorBidi"/>
+                <w:noProof/>
+                <w:webHidden/>
+                <w:sz w:val="24"/>
+                <w:szCs w:val="24"/>
+                <w:rtl/>
+              </w:rPr>
+              <w:t>7</w:t>
+            </w:r>
+            <w:r>
+              <w:rPr>
+                <w:rFonts w:asciiTheme="minorBidi" w:hAnsiTheme="minorBidi"/>
+                <w:noProof/>
+                <w:webHidden/>
+                <w:sz w:val="24"/>
+                <w:szCs w:val="24"/>
+              </w:rPr>
+              <w:fldChar w:fldCharType="end"/>
+            </w:r>
+          </w:hyperlink>
+        </w:p>
+        <w:p>
+          <w:pPr>
+            <w:pStyle w:val="TOC2"/>
+            <w:tabs>
+              <w:tab w:val="right" w:leader="dot" w:pos="9016"/>
+            </w:tabs>
+            <w:bidi/>
+            <w:rPr>
+              <w:rFonts w:asciiTheme="minorBidi" w:eastAsiaTheme="minorEastAsia" w:hAnsiTheme="minorBidi"/>
+              <w:noProof/>
+              <w:sz w:val="24"/>
+              <w:szCs w:val="24"/>
+              <w:lang w:val="en-IL" w:eastAsia="en-IL"/>
+            </w:rPr>
+          </w:pPr>
+          <w:hyperlink w:anchor="_Toc109812481" w:history="1">
+            <w:r>
+              <w:rPr>
+                <w:rStyle w:val="Hyperlink"/>
+                <w:rFonts w:asciiTheme="minorBidi" w:hAnsiTheme="minorBidi"/>
+                <w:noProof/>
+                <w:sz w:val="24"/>
+                <w:szCs w:val="24"/>
+                <w:rtl/>
+                <w:lang w:val="en-US"/>
+              </w:rPr>
+              <w:t xml:space="preserve">פרוטוקול </w:t>
+            </w:r>
+            <w:r>
+              <w:rPr>
+                <w:rStyle w:val="Hyperlink"/>
+                <w:rFonts w:asciiTheme="minorBidi" w:hAnsiTheme="minorBidi"/>
+                <w:noProof/>
+                <w:sz w:val="24"/>
+                <w:szCs w:val="24"/>
+                <w:lang w:val="en-US"/>
+              </w:rPr>
+              <w:t>Host-Applet</w:t>
+            </w:r>
+            <w:r>
+              <w:rPr>
+                <w:rFonts w:asciiTheme="minorBidi" w:hAnsiTheme="minorBidi"/>
+                <w:noProof/>
+                <w:webHidden/>
+                <w:sz w:val="24"/>
+                <w:szCs w:val="24"/>
+              </w:rPr>
+              <w:tab/>
+            </w:r>
+            <w:r>
+              <w:rPr>
+                <w:rFonts w:asciiTheme="minorBidi" w:hAnsiTheme="minorBidi"/>
+                <w:noProof/>
+                <w:webHidden/>
+                <w:sz w:val="24"/>
+                <w:szCs w:val="24"/>
+              </w:rPr>
+              <w:fldChar w:fldCharType="begin"/>
+            </w:r>
+            <w:r>
+              <w:rPr>
+                <w:rFonts w:asciiTheme="minorBidi" w:hAnsiTheme="minorBidi"/>
+                <w:noProof/>
+                <w:webHidden/>
+                <w:sz w:val="24"/>
+                <w:szCs w:val="24"/>
+              </w:rPr>
+              <w:instrText xml:space="preserve"> PAGEREF _Toc109812481 \h </w:instrText>
+            </w:r>
+            <w:r>
+              <w:rPr>
+                <w:rFonts w:asciiTheme="minorBidi" w:hAnsiTheme="minorBidi"/>
+                <w:noProof/>
+                <w:webHidden/>
+                <w:sz w:val="24"/>
+                <w:szCs w:val="24"/>
+              </w:rPr>
+            </w:r>
+            <w:r>
+              <w:rPr>
+                <w:rFonts w:asciiTheme="minorBidi" w:hAnsiTheme="minorBidi"/>
+                <w:noProof/>
+                <w:webHidden/>
+                <w:sz w:val="24"/>
+                <w:szCs w:val="24"/>
+              </w:rPr>
+              <w:fldChar w:fldCharType="separate"/>
+            </w:r>
+            <w:r>
+              <w:rPr>
+                <w:rFonts w:asciiTheme="minorBidi" w:hAnsiTheme="minorBidi"/>
+                <w:noProof/>
+                <w:webHidden/>
+                <w:sz w:val="24"/>
+                <w:szCs w:val="24"/>
+                <w:rtl/>
+              </w:rPr>
+              <w:t>8</w:t>
+            </w:r>
+            <w:r>
+              <w:rPr>
+                <w:rFonts w:asciiTheme="minorBidi" w:hAnsiTheme="minorBidi"/>
+                <w:noProof/>
+                <w:webHidden/>
+                <w:sz w:val="24"/>
+                <w:szCs w:val="24"/>
+              </w:rPr>
+              <w:fldChar w:fldCharType="end"/>
+            </w:r>
+          </w:hyperlink>
+        </w:p>
+        <w:p>
+          <w:pPr>
+            <w:pStyle w:val="TOC2"/>
+            <w:tabs>
+              <w:tab w:val="right" w:leader="dot" w:pos="9016"/>
+            </w:tabs>
+            <w:bidi/>
+            <w:rPr>
+              <w:rFonts w:asciiTheme="minorBidi" w:eastAsiaTheme="minorEastAsia" w:hAnsiTheme="minorBidi"/>
+              <w:noProof/>
+              <w:sz w:val="24"/>
+              <w:szCs w:val="24"/>
+              <w:lang w:val="en-IL" w:eastAsia="en-IL"/>
+            </w:rPr>
+          </w:pPr>
+          <w:hyperlink w:anchor="_Toc109812482" w:history="1">
+            <w:r>
+              <w:rPr>
+                <w:rStyle w:val="Hyperlink"/>
+                <w:rFonts w:asciiTheme="minorBidi" w:hAnsiTheme="minorBidi"/>
+                <w:noProof/>
+                <w:sz w:val="24"/>
+                <w:szCs w:val="24"/>
+                <w:lang w:val="en-US"/>
+              </w:rPr>
+              <w:t>Applet</w:t>
+            </w:r>
+            <w:r>
+              <w:rPr>
+                <w:rFonts w:asciiTheme="minorBidi" w:hAnsiTheme="minorBidi"/>
+                <w:noProof/>
+                <w:webHidden/>
+                <w:sz w:val="24"/>
+                <w:szCs w:val="24"/>
+              </w:rPr>
+              <w:tab/>
+            </w:r>
+            <w:r>
+              <w:rPr>
+                <w:rFonts w:asciiTheme="minorBidi" w:hAnsiTheme="minorBidi"/>
+                <w:noProof/>
+                <w:webHidden/>
+                <w:sz w:val="24"/>
+                <w:szCs w:val="24"/>
+              </w:rPr>
+              <w:fldChar w:fldCharType="begin"/>
+            </w:r>
+            <w:r>
+              <w:rPr>
+                <w:rFonts w:asciiTheme="minorBidi" w:hAnsiTheme="minorBidi"/>
+                <w:noProof/>
+                <w:webHidden/>
+                <w:sz w:val="24"/>
+                <w:szCs w:val="24"/>
+              </w:rPr>
+              <w:instrText xml:space="preserve"> PAGEREF _Toc109812482 \h </w:instrText>
+            </w:r>
+            <w:r>
+              <w:rPr>
+                <w:rFonts w:asciiTheme="minorBidi" w:hAnsiTheme="minorBidi"/>
+                <w:noProof/>
+                <w:webHidden/>
+                <w:sz w:val="24"/>
+                <w:szCs w:val="24"/>
+              </w:rPr>
+            </w:r>
+            <w:r>
+              <w:rPr>
+                <w:rFonts w:asciiTheme="minorBidi" w:hAnsiTheme="minorBidi"/>
+                <w:noProof/>
+                <w:webHidden/>
+                <w:sz w:val="24"/>
+                <w:szCs w:val="24"/>
+              </w:rPr>
+              <w:fldChar w:fldCharType="separate"/>
+            </w:r>
+            <w:r>
+              <w:rPr>
+                <w:rFonts w:asciiTheme="minorBidi" w:hAnsiTheme="minorBidi"/>
+                <w:noProof/>
+                <w:webHidden/>
+                <w:sz w:val="24"/>
+                <w:szCs w:val="24"/>
+                <w:rtl/>
+              </w:rPr>
+              <w:t>9</w:t>
+            </w:r>
+            <w:r>
+              <w:rPr>
+                <w:rFonts w:asciiTheme="minorBidi" w:hAnsiTheme="minorBidi"/>
+                <w:noProof/>
+                <w:webHidden/>
+                <w:sz w:val="24"/>
+                <w:szCs w:val="24"/>
+              </w:rPr>
+              <w:fldChar w:fldCharType="end"/>
+            </w:r>
+          </w:hyperlink>
+        </w:p>
+        <w:p>
+          <w:pPr>
+            <w:pStyle w:val="TOC1"/>
+            <w:rPr>
+              <w:rFonts w:asciiTheme="minorBidi" w:eastAsiaTheme="minorEastAsia" w:hAnsiTheme="minorBidi"/>
+              <w:noProof/>
+              <w:sz w:val="24"/>
+              <w:szCs w:val="24"/>
+              <w:lang w:val="en-IL" w:eastAsia="en-IL"/>
+            </w:rPr>
+          </w:pPr>
+          <w:hyperlink w:anchor="_Toc109812483" w:history="1">
+            <w:r>
+              <w:rPr>
+                <w:rStyle w:val="Hyperlink"/>
+                <w:rFonts w:asciiTheme="minorBidi" w:hAnsiTheme="minorBidi"/>
+                <w:noProof/>
+                <w:sz w:val="24"/>
+                <w:szCs w:val="24"/>
+                <w:rtl/>
+                <w:lang w:val="en-US"/>
+              </w:rPr>
+              <w:t>תרשים רצף</w:t>
+            </w:r>
+            <w:r>
+              <w:rPr>
+                <w:rFonts w:asciiTheme="minorBidi" w:hAnsiTheme="minorBidi"/>
+                <w:noProof/>
+                <w:webHidden/>
+                <w:sz w:val="24"/>
+                <w:szCs w:val="24"/>
+              </w:rPr>
+              <w:tab/>
+            </w:r>
+            <w:r>
+              <w:rPr>
+                <w:rFonts w:asciiTheme="minorBidi" w:hAnsiTheme="minorBidi"/>
+                <w:noProof/>
+                <w:webHidden/>
+                <w:sz w:val="24"/>
+                <w:szCs w:val="24"/>
+              </w:rPr>
+              <w:fldChar w:fldCharType="begin"/>
+            </w:r>
+            <w:r>
+              <w:rPr>
+                <w:rFonts w:asciiTheme="minorBidi" w:hAnsiTheme="minorBidi"/>
+                <w:noProof/>
+                <w:webHidden/>
+                <w:sz w:val="24"/>
+                <w:szCs w:val="24"/>
+              </w:rPr>
+              <w:instrText xml:space="preserve"> PAGEREF _Toc109812483 \h </w:instrText>
+            </w:r>
+            <w:r>
+              <w:rPr>
+                <w:rFonts w:asciiTheme="minorBidi" w:hAnsiTheme="minorBidi"/>
+                <w:noProof/>
+                <w:webHidden/>
+                <w:sz w:val="24"/>
+                <w:szCs w:val="24"/>
+              </w:rPr>
+            </w:r>
+            <w:r>
+              <w:rPr>
+                <w:rFonts w:asciiTheme="minorBidi" w:hAnsiTheme="minorBidi"/>
+                <w:noProof/>
+                <w:webHidden/>
+                <w:sz w:val="24"/>
+                <w:szCs w:val="24"/>
+              </w:rPr>
+              <w:fldChar w:fldCharType="separate"/>
+            </w:r>
+            <w:r>
+              <w:rPr>
+                <w:rFonts w:asciiTheme="minorBidi" w:hAnsiTheme="minorBidi"/>
+                <w:noProof/>
+                <w:webHidden/>
+                <w:sz w:val="24"/>
+                <w:szCs w:val="24"/>
+                <w:rtl/>
+              </w:rPr>
+              <w:t>10</w:t>
+            </w:r>
+            <w:r>
+              <w:rPr>
+                <w:rFonts w:asciiTheme="minorBidi" w:hAnsiTheme="minorBidi"/>
+                <w:noProof/>
+                <w:webHidden/>
+                <w:sz w:val="24"/>
+                <w:szCs w:val="24"/>
+              </w:rPr>
+              <w:fldChar w:fldCharType="end"/>
+            </w:r>
+          </w:hyperlink>
+        </w:p>
+        <w:p>
+          <w:pPr>
+            <w:pStyle w:val="TOC1"/>
+            <w:rPr>
+              <w:rFonts w:asciiTheme="minorBidi" w:eastAsiaTheme="minorEastAsia" w:hAnsiTheme="minorBidi"/>
+              <w:noProof/>
+              <w:sz w:val="24"/>
+              <w:szCs w:val="24"/>
+              <w:lang w:val="en-IL" w:eastAsia="en-IL"/>
+            </w:rPr>
+          </w:pPr>
+          <w:hyperlink w:anchor="_Toc109812484" w:history="1">
+            <w:r>
+              <w:rPr>
+                <w:rStyle w:val="Hyperlink"/>
+                <w:rFonts w:asciiTheme="minorBidi" w:hAnsiTheme="minorBidi"/>
+                <w:noProof/>
+                <w:sz w:val="24"/>
+                <w:szCs w:val="24"/>
+                <w:rtl/>
+                <w:lang w:val="en-US"/>
+              </w:rPr>
+              <w:t xml:space="preserve">היבטים </w:t>
+            </w:r>
+            <w:r>
+              <w:rPr>
+                <w:rStyle w:val="Hyperlink"/>
+                <w:rFonts w:asciiTheme="minorBidi" w:hAnsiTheme="minorBidi"/>
+                <w:noProof/>
+                <w:sz w:val="24"/>
+                <w:szCs w:val="24"/>
+                <w:rtl/>
+              </w:rPr>
+              <w:t>אבטחתיים</w:t>
+            </w:r>
+            <w:r>
+              <w:rPr>
+                <w:rFonts w:asciiTheme="minorBidi" w:hAnsiTheme="minorBidi"/>
+                <w:noProof/>
+                <w:webHidden/>
+                <w:sz w:val="24"/>
+                <w:szCs w:val="24"/>
+              </w:rPr>
+              <w:tab/>
+            </w:r>
+            <w:r>
+              <w:rPr>
+                <w:rFonts w:asciiTheme="minorBidi" w:hAnsiTheme="minorBidi"/>
+                <w:noProof/>
+                <w:webHidden/>
+                <w:sz w:val="24"/>
+                <w:szCs w:val="24"/>
+              </w:rPr>
+              <w:fldChar w:fldCharType="begin"/>
+            </w:r>
+            <w:r>
+              <w:rPr>
+                <w:rFonts w:asciiTheme="minorBidi" w:hAnsiTheme="minorBidi"/>
+                <w:noProof/>
+                <w:webHidden/>
+                <w:sz w:val="24"/>
+                <w:szCs w:val="24"/>
+              </w:rPr>
+              <w:instrText xml:space="preserve"> PAGEREF _Toc109812484 \h </w:instrText>
+            </w:r>
+            <w:r>
+              <w:rPr>
+                <w:rFonts w:asciiTheme="minorBidi" w:hAnsiTheme="minorBidi"/>
+                <w:noProof/>
+                <w:webHidden/>
+                <w:sz w:val="24"/>
+                <w:szCs w:val="24"/>
+              </w:rPr>
+            </w:r>
+            <w:r>
+              <w:rPr>
+                <w:rFonts w:asciiTheme="minorBidi" w:hAnsiTheme="minorBidi"/>
+                <w:noProof/>
+                <w:webHidden/>
+                <w:sz w:val="24"/>
+                <w:szCs w:val="24"/>
+              </w:rPr>
+              <w:fldChar w:fldCharType="separate"/>
+            </w:r>
+            <w:r>
+              <w:rPr>
+                <w:rFonts w:asciiTheme="minorBidi" w:hAnsiTheme="minorBidi"/>
+                <w:noProof/>
+                <w:webHidden/>
+                <w:sz w:val="24"/>
+                <w:szCs w:val="24"/>
+                <w:rtl/>
+              </w:rPr>
+              <w:t>11</w:t>
+            </w:r>
+            <w:r>
+              <w:rPr>
+                <w:rFonts w:asciiTheme="minorBidi" w:hAnsiTheme="minorBidi"/>
+                <w:noProof/>
+                <w:webHidden/>
+                <w:sz w:val="24"/>
+                <w:szCs w:val="24"/>
+              </w:rPr>
+              <w:fldChar w:fldCharType="end"/>
+            </w:r>
+          </w:hyperlink>
+        </w:p>
+        <w:p>
+          <w:pPr>
+            <w:pStyle w:val="TOC1"/>
+            <w:rPr>
+              <w:rFonts w:asciiTheme="minorBidi" w:eastAsiaTheme="minorEastAsia" w:hAnsiTheme="minorBidi"/>
+              <w:noProof/>
+              <w:sz w:val="24"/>
+              <w:szCs w:val="24"/>
+              <w:lang w:val="en-IL" w:eastAsia="en-IL"/>
+            </w:rPr>
+          </w:pPr>
+          <w:hyperlink w:anchor="_Toc109812485" w:history="1">
+            <w:r>
+              <w:rPr>
+                <w:rStyle w:val="Hyperlink"/>
+                <w:rFonts w:asciiTheme="minorBidi" w:hAnsiTheme="minorBidi"/>
+                <w:noProof/>
+                <w:sz w:val="24"/>
+                <w:szCs w:val="24"/>
+                <w:rtl/>
+                <w:lang w:val="en-US"/>
+              </w:rPr>
+              <w:t>עבודה עתידית</w:t>
+            </w:r>
+            <w:r>
+              <w:rPr>
+                <w:rFonts w:asciiTheme="minorBidi" w:hAnsiTheme="minorBidi"/>
+                <w:noProof/>
+                <w:webHidden/>
+                <w:sz w:val="24"/>
+                <w:szCs w:val="24"/>
+              </w:rPr>
+              <w:tab/>
+            </w:r>
+            <w:r>
+              <w:rPr>
+                <w:rFonts w:asciiTheme="minorBidi" w:hAnsiTheme="minorBidi"/>
+                <w:noProof/>
+                <w:webHidden/>
+                <w:sz w:val="24"/>
+                <w:szCs w:val="24"/>
+              </w:rPr>
+              <w:fldChar w:fldCharType="begin"/>
+            </w:r>
+            <w:r>
+              <w:rPr>
+                <w:rFonts w:asciiTheme="minorBidi" w:hAnsiTheme="minorBidi"/>
+                <w:noProof/>
+                <w:webHidden/>
+                <w:sz w:val="24"/>
+                <w:szCs w:val="24"/>
+              </w:rPr>
+              <w:instrText xml:space="preserve"> PAGEREF _Toc109812485 \h </w:instrText>
+            </w:r>
+            <w:r>
+              <w:rPr>
+                <w:rFonts w:asciiTheme="minorBidi" w:hAnsiTheme="minorBidi"/>
+                <w:noProof/>
+                <w:webHidden/>
+                <w:sz w:val="24"/>
+                <w:szCs w:val="24"/>
+              </w:rPr>
+            </w:r>
+            <w:r>
+              <w:rPr>
+                <w:rFonts w:asciiTheme="minorBidi" w:hAnsiTheme="minorBidi"/>
+                <w:noProof/>
+                <w:webHidden/>
+                <w:sz w:val="24"/>
+                <w:szCs w:val="24"/>
+              </w:rPr>
+              <w:fldChar w:fldCharType="separate"/>
+            </w:r>
+            <w:r>
+              <w:rPr>
+                <w:rFonts w:asciiTheme="minorBidi" w:hAnsiTheme="minorBidi"/>
+                <w:noProof/>
+                <w:webHidden/>
+                <w:sz w:val="24"/>
+                <w:szCs w:val="24"/>
+                <w:rtl/>
+              </w:rPr>
+              <w:t>12</w:t>
+            </w:r>
+            <w:r>
+              <w:rPr>
+                <w:rFonts w:asciiTheme="minorBidi" w:hAnsiTheme="minorBidi"/>
+                <w:noProof/>
+                <w:webHidden/>
+                <w:sz w:val="24"/>
+                <w:szCs w:val="24"/>
+              </w:rPr>
+              <w:fldChar w:fldCharType="end"/>
+            </w:r>
+          </w:hyperlink>
+        </w:p>
+        <w:p>
+          <w:pPr>
+            <w:pStyle w:val="TOC1"/>
+            <w:rPr>
+              <w:rFonts w:asciiTheme="minorBidi" w:eastAsiaTheme="minorEastAsia" w:hAnsiTheme="minorBidi"/>
+              <w:noProof/>
+              <w:sz w:val="24"/>
+              <w:szCs w:val="24"/>
+              <w:lang w:val="en-IL" w:eastAsia="en-IL"/>
+            </w:rPr>
+          </w:pPr>
+          <w:hyperlink w:anchor="_Toc109812486" w:history="1">
+            <w:r>
+              <w:rPr>
+                <w:rStyle w:val="Hyperlink"/>
+                <w:rFonts w:asciiTheme="minorBidi" w:hAnsiTheme="minorBidi"/>
+                <w:noProof/>
+                <w:sz w:val="24"/>
+                <w:szCs w:val="24"/>
+                <w:rtl/>
+              </w:rPr>
+              <w:t>חלוקת</w:t>
+            </w:r>
+            <w:r>
+              <w:rPr>
+                <w:rStyle w:val="Hyperlink"/>
+                <w:rFonts w:asciiTheme="minorBidi" w:hAnsiTheme="minorBidi"/>
+                <w:noProof/>
+                <w:sz w:val="24"/>
+                <w:szCs w:val="24"/>
+                <w:rtl/>
+                <w:lang w:val="en-US"/>
+              </w:rPr>
+              <w:t xml:space="preserve"> עבודה</w:t>
+            </w:r>
+            <w:r>
+              <w:rPr>
+                <w:rFonts w:asciiTheme="minorBidi" w:hAnsiTheme="minorBidi"/>
+                <w:noProof/>
+                <w:webHidden/>
+                <w:sz w:val="24"/>
+                <w:szCs w:val="24"/>
+              </w:rPr>
+              <w:tab/>
+            </w:r>
+            <w:r>
+              <w:rPr>
+                <w:rFonts w:asciiTheme="minorBidi" w:hAnsiTheme="minorBidi"/>
+                <w:noProof/>
+                <w:webHidden/>
+                <w:sz w:val="24"/>
+                <w:szCs w:val="24"/>
+              </w:rPr>
+              <w:fldChar w:fldCharType="begin"/>
+            </w:r>
+            <w:r>
+              <w:rPr>
+                <w:rFonts w:asciiTheme="minorBidi" w:hAnsiTheme="minorBidi"/>
+                <w:noProof/>
+                <w:webHidden/>
+                <w:sz w:val="24"/>
+                <w:szCs w:val="24"/>
+              </w:rPr>
+              <w:instrText xml:space="preserve"> PAGEREF _Toc109812486 \h </w:instrText>
+            </w:r>
+            <w:r>
+              <w:rPr>
+                <w:rFonts w:asciiTheme="minorBidi" w:hAnsiTheme="minorBidi"/>
+                <w:noProof/>
+                <w:webHidden/>
+                <w:sz w:val="24"/>
+                <w:szCs w:val="24"/>
+              </w:rPr>
+            </w:r>
+            <w:r>
+              <w:rPr>
+                <w:rFonts w:asciiTheme="minorBidi" w:hAnsiTheme="minorBidi"/>
+                <w:noProof/>
+                <w:webHidden/>
+                <w:sz w:val="24"/>
+                <w:szCs w:val="24"/>
+              </w:rPr>
+              <w:fldChar w:fldCharType="separate"/>
+            </w:r>
+            <w:r>
+              <w:rPr>
+                <w:rFonts w:asciiTheme="minorBidi" w:hAnsiTheme="minorBidi"/>
+                <w:noProof/>
+                <w:webHidden/>
+                <w:sz w:val="24"/>
+                <w:szCs w:val="24"/>
+                <w:rtl/>
+              </w:rPr>
+              <w:t>13</w:t>
+            </w:r>
+            <w:r>
+              <w:rPr>
+                <w:rFonts w:asciiTheme="minorBidi" w:hAnsiTheme="minorBidi"/>
+                <w:noProof/>
+                <w:webHidden/>
+                <w:sz w:val="24"/>
+                <w:szCs w:val="24"/>
+              </w:rPr>
+              <w:fldChar w:fldCharType="end"/>
+            </w:r>
+          </w:hyperlink>
+        </w:p>
+        <w:p>
+          <w:pPr>
+            <w:pStyle w:val="TOC1"/>
+            <w:rPr>
+              <w:rFonts w:asciiTheme="minorBidi" w:eastAsiaTheme="minorEastAsia" w:hAnsiTheme="minorBidi"/>
+              <w:noProof/>
+              <w:sz w:val="24"/>
+              <w:szCs w:val="24"/>
+              <w:lang w:val="en-IL" w:eastAsia="en-IL"/>
+            </w:rPr>
+          </w:pPr>
+          <w:hyperlink w:anchor="_Toc109812487" w:history="1">
+            <w:r>
+              <w:rPr>
+                <w:rStyle w:val="Hyperlink"/>
+                <w:rFonts w:asciiTheme="minorBidi" w:hAnsiTheme="minorBidi"/>
+                <w:noProof/>
+                <w:sz w:val="24"/>
+                <w:szCs w:val="24"/>
+                <w:rtl/>
+                <w:lang w:val="en-US"/>
+              </w:rPr>
+              <w:t>נספחים</w:t>
+            </w:r>
+            <w:r>
+              <w:rPr>
+                <w:rFonts w:asciiTheme="minorBidi" w:hAnsiTheme="minorBidi"/>
+                <w:noProof/>
+                <w:webHidden/>
+                <w:sz w:val="24"/>
+                <w:szCs w:val="24"/>
+              </w:rPr>
+              <w:tab/>
+            </w:r>
+            <w:r>
+              <w:rPr>
+                <w:rFonts w:asciiTheme="minorBidi" w:hAnsiTheme="minorBidi"/>
+                <w:noProof/>
+                <w:webHidden/>
+                <w:sz w:val="24"/>
+                <w:szCs w:val="24"/>
+              </w:rPr>
+              <w:fldChar w:fldCharType="begin"/>
+            </w:r>
+            <w:r>
+              <w:rPr>
+                <w:rFonts w:asciiTheme="minorBidi" w:hAnsiTheme="minorBidi"/>
+                <w:noProof/>
+                <w:webHidden/>
+                <w:sz w:val="24"/>
+                <w:szCs w:val="24"/>
+              </w:rPr>
+              <w:instrText xml:space="preserve"> PAGEREF _Toc109812487 \h </w:instrText>
+            </w:r>
+            <w:r>
+              <w:rPr>
+                <w:rFonts w:asciiTheme="minorBidi" w:hAnsiTheme="minorBidi"/>
+                <w:noProof/>
+                <w:webHidden/>
+                <w:sz w:val="24"/>
+                <w:szCs w:val="24"/>
+              </w:rPr>
+            </w:r>
+            <w:r>
+              <w:rPr>
+                <w:rFonts w:asciiTheme="minorBidi" w:hAnsiTheme="minorBidi"/>
+                <w:noProof/>
+                <w:webHidden/>
+                <w:sz w:val="24"/>
+                <w:szCs w:val="24"/>
+              </w:rPr>
+              <w:fldChar w:fldCharType="separate"/>
+            </w:r>
+            <w:r>
+              <w:rPr>
+                <w:rFonts w:asciiTheme="minorBidi" w:hAnsiTheme="minorBidi"/>
+                <w:noProof/>
+                <w:webHidden/>
+                <w:sz w:val="24"/>
+                <w:szCs w:val="24"/>
+                <w:rtl/>
+              </w:rPr>
+              <w:t>14</w:t>
+            </w:r>
+            <w:r>
+              <w:rPr>
+                <w:rFonts w:asciiTheme="minorBidi" w:hAnsiTheme="minorBidi"/>
+                <w:noProof/>
+                <w:webHidden/>
+                <w:sz w:val="24"/>
+                <w:szCs w:val="24"/>
+              </w:rPr>
+              <w:fldChar w:fldCharType="end"/>
+            </w:r>
+          </w:hyperlink>
+        </w:p>
+        <w:p>
+          <w:pPr>
+            <w:bidi/>
+          </w:pPr>
+          <w:r>
+            <w:rPr>
+              <w:b/>
+              <w:bCs/>
+              <w:noProof/>
+            </w:rPr>
+            <w:fldChar w:fldCharType="end"/>
+          </w:r>
+        </w:p>
+      </w:sdtContent>
+    </w:sdt>
+    <w:p>
+      <w:pPr>
+        <w:bidi/>
+        <w:rPr>
+          <w:sz w:val="24"/>
+          <w:szCs w:val="24"/>
+          <w:rtl/>
+          <w:lang w:val="en-US"/>
+        </w:rPr>
+      </w:pPr>
+    </w:p>
+    <w:p>
+      <w:pPr>
+        <w:bidi/>
+        <w:rPr>
+          <w:sz w:val="24"/>
+          <w:szCs w:val="24"/>
+          <w:rtl/>
+          <w:lang w:val="en-US"/>
+        </w:rPr>
+      </w:pPr>
+    </w:p>
+    <w:p>
+      <w:pPr>
+        <w:bidi/>
+        <w:rPr>
+          <w:sz w:val="24"/>
+          <w:szCs w:val="24"/>
+          <w:rtl/>
+          <w:lang w:val="en-US"/>
+        </w:rPr>
+      </w:pPr>
+    </w:p>
+    <w:p>
+      <w:pPr>
+        <w:bidi/>
+        <w:rPr>
+          <w:sz w:val="24"/>
+          <w:szCs w:val="24"/>
+          <w:rtl/>
+          <w:lang w:val="en-US"/>
+        </w:rPr>
+      </w:pPr>
+    </w:p>
+    <w:p>
+      <w:pPr>
+        <w:bidi/>
+        <w:rPr>
+          <w:sz w:val="24"/>
+          <w:szCs w:val="24"/>
+          <w:rtl/>
+          <w:lang w:val="en-US"/>
+        </w:rPr>
+      </w:pPr>
+    </w:p>
+    <w:p>
+      <w:pPr>
+        <w:bidi/>
+        <w:rPr>
+          <w:sz w:val="24"/>
+          <w:szCs w:val="24"/>
+          <w:rtl/>
+          <w:lang w:val="en-US"/>
+        </w:rPr>
+      </w:pPr>
+    </w:p>
+    <w:p>
+      <w:pPr>
+        <w:bidi/>
+        <w:rPr>
+          <w:sz w:val="24"/>
+          <w:szCs w:val="24"/>
+          <w:rtl/>
+          <w:lang w:val="en-US"/>
+        </w:rPr>
+      </w:pPr>
+    </w:p>
+    <w:p>
+      <w:pPr>
+        <w:bidi/>
+        <w:rPr>
+          <w:sz w:val="24"/>
+          <w:szCs w:val="24"/>
+          <w:rtl/>
+          <w:lang w:val="en-US"/>
+        </w:rPr>
+      </w:pPr>
+    </w:p>
+    <w:p>
+      <w:pPr>
+        <w:bidi/>
+        <w:rPr>
+          <w:sz w:val="24"/>
+          <w:szCs w:val="24"/>
+          <w:rtl/>
+          <w:lang w:val="en-US"/>
+        </w:rPr>
+      </w:pPr>
+    </w:p>
+    <w:p>
+      <w:pPr>
+        <w:bidi/>
+        <w:rPr>
+          <w:sz w:val="24"/>
+          <w:szCs w:val="24"/>
+          <w:rtl/>
+          <w:lang w:val="en-US"/>
+        </w:rPr>
+      </w:pPr>
+    </w:p>
+    <w:p>
+      <w:pPr>
+        <w:bidi/>
+        <w:rPr>
+          <w:sz w:val="24"/>
+          <w:szCs w:val="24"/>
+          <w:rtl/>
+          <w:lang w:val="en-US"/>
+        </w:rPr>
+      </w:pPr>
+    </w:p>
+    <w:p>
+      <w:pPr>
+        <w:bidi/>
+        <w:rPr>
+          <w:sz w:val="24"/>
+          <w:szCs w:val="24"/>
+          <w:rtl/>
+          <w:lang w:val="en-US"/>
+        </w:rPr>
+      </w:pPr>
+    </w:p>
+    <w:p>
+      <w:pPr>
+        <w:bidi/>
+        <w:rPr>
+          <w:sz w:val="24"/>
+          <w:szCs w:val="24"/>
+          <w:rtl/>
+          <w:lang w:val="en-US"/>
+        </w:rPr>
+      </w:pPr>
+    </w:p>
+    <w:p>
+      <w:pPr>
+        <w:bidi/>
+        <w:rPr>
+          <w:sz w:val="24"/>
+          <w:szCs w:val="24"/>
+          <w:rtl/>
+          <w:lang w:val="en-US"/>
+        </w:rPr>
+      </w:pPr>
+    </w:p>
+    <w:p>
+      <w:pPr>
+        <w:bidi/>
+        <w:rPr>
+          <w:sz w:val="24"/>
+          <w:szCs w:val="24"/>
+          <w:rtl/>
+          <w:lang w:val="en-US"/>
+        </w:rPr>
+      </w:pPr>
+    </w:p>
+    <w:p>
+      <w:pPr>
+        <w:pStyle w:val="Heading1"/>
+        <w:bidi/>
+        <w:rPr>
+          <w:rtl/>
+        </w:rPr>
+      </w:pPr>
+      <w:bookmarkStart w:id="0" w:name="_Toc109812475"/>
+      <w:r>
+        <w:rPr>
+          <w:rFonts w:hint="cs"/>
+          <w:rtl/>
+        </w:rPr>
+        <w:lastRenderedPageBreak/>
+        <w:t xml:space="preserve">תיאור </w:t>
+      </w:r>
+      <w:r>
+        <w:rPr>
+          <w:rFonts w:hint="cs"/>
+          <w:rtl/>
+        </w:rPr>
+        <w:t xml:space="preserve">הבעיה ופתרונות </w:t>
+      </w:r>
+      <w:r>
+        <w:rPr>
+          <w:rFonts w:hint="cs"/>
+          <w:rtl/>
+        </w:rPr>
+        <w:t>נוכחיים</w:t>
+      </w:r>
+      <w:bookmarkEnd w:id="0"/>
+    </w:p>
+    <w:p>
+      <w:pPr>
+        <w:bidi/>
         <w:rPr>
           <w:b/>
           <w:bCs/>
@@ -367,44 +1988,6 @@
       <w:r>
         <w:rPr>
           <w:rFonts w:hint="cs"/>
-          <w:b/>
-          <w:bCs/>
-          <w:sz w:val="40"/>
-          <w:szCs w:val="40"/>
-          <w:u w:val="single"/>
-          <w:rtl/>
-        </w:rPr>
-        <w:lastRenderedPageBreak/>
-        <w:t xml:space="preserve">הבעיה ופתרונות </w:t>
-      </w:r>
-      <w:r>
-        <w:rPr>
-          <w:rFonts w:hint="cs"/>
-          <w:b/>
-          <w:bCs/>
-          <w:sz w:val="40"/>
-          <w:szCs w:val="40"/>
-          <w:u w:val="single"/>
-          <w:rtl/>
-        </w:rPr>
-        <w:t>נוכחיים</w:t>
-      </w:r>
-    </w:p>
-    <w:p>
-      <w:pPr>
-        <w:bidi/>
-        <w:rPr>
-          <w:b/>
-          <w:bCs/>
-          <w:sz w:val="40"/>
-          <w:szCs w:val="40"/>
-          <w:u w:val="single"/>
-          <w:rtl/>
-        </w:rPr>
-      </w:pPr>
-      <w:r>
-        <w:rPr>
-          <w:rFonts w:hint="cs"/>
           <w:sz w:val="24"/>
           <w:szCs w:val="24"/>
           <w:rtl/>
@@ -459,18 +2042,27 @@
           <w:rtl/>
           <w:lang w:val="en-US"/>
         </w:rPr>
-        <w:t xml:space="preserve"> ואת היתרונות והחסרונות שלהם:</w:t>
-      </w:r>
-    </w:p>
-    <w:p>
-      <w:pPr>
-        <w:bidi/>
-        <w:rPr>
-          <w:sz w:val="24"/>
-          <w:szCs w:val="24"/>
-          <w:rtl/>
-        </w:rPr>
-      </w:pPr>
+        <w:t xml:space="preserve"> ואת היתרונות והחסרונות שלהם</w:t>
+      </w:r>
+      <w:r>
+        <w:rPr>
+          <w:rFonts w:hint="cs"/>
+          <w:sz w:val="24"/>
+          <w:szCs w:val="24"/>
+          <w:rtl/>
+          <w:lang w:val="en-US"/>
+        </w:rPr>
+        <w:t xml:space="preserve">. </w:t>
+      </w:r>
+      <w:r>
+        <w:rPr>
+          <w:rFonts w:hint="cs"/>
+          <w:sz w:val="24"/>
+          <w:szCs w:val="24"/>
+          <w:rtl/>
+        </w:rPr>
+        <w:t xml:space="preserve">כיום, </w:t>
+      </w:r>
       <w:r>
         <w:rPr>
           <w:rFonts w:hint="cs"/>
@@ -898,7 +2490,25 @@
           <w:szCs w:val="24"/>
           <w:rtl/>
         </w:rPr>
-        <w:t xml:space="preserve">(מקוון) ליצירת </w:t>
+        <w:t>(מקוון) ליצירת</w:t>
+      </w:r>
+      <w:r>
+        <w:rPr>
+          <w:rFonts w:hint="cs"/>
+          <w:sz w:val="24"/>
+          <w:szCs w:val="24"/>
+          <w:rtl/>
+        </w:rPr>
+        <w:t xml:space="preserve"> טרנזקציות (להלן</w:t>
+      </w:r>
+      <w:r>
+        <w:rPr>
+          <w:rFonts w:hint="cs"/>
+          <w:sz w:val="24"/>
+          <w:szCs w:val="24"/>
+          <w:rtl/>
+        </w:rPr>
+        <w:t xml:space="preserve"> </w:t>
       </w:r>
       <w:r>
         <w:rPr>
@@ -908,6 +2518,16 @@
           <w:lang w:val="en-US"/>
         </w:rPr>
         <w:t>TX</w:t>
+      </w:r>
+      <w:r>
+        <w:rPr>
+          <w:rFonts w:hint="cs"/>
+          <w:sz w:val="24"/>
+          <w:szCs w:val="24"/>
+          <w:rtl/>
+          <w:lang w:val="en-US"/>
+        </w:rPr>
+        <w:t>)</w:t>
       </w:r>
       <w:r>
         <w:rPr>
@@ -1396,26 +3016,17 @@
     </w:p>
     <w:p>
       <w:pPr>
-        <w:bidi/>
-        <w:jc w:val="center"/>
-        <w:rPr>
-          <w:b/>
-          <w:bCs/>
-          <w:sz w:val="44"/>
-          <w:szCs w:val="44"/>
-          <w:u w:val="single"/>
-          <w:rtl/>
-          <w:lang w:val="en-US"/>
-        </w:rPr>
-      </w:pPr>
-      <w:r>
-        <w:rPr>
-          <w:rFonts w:hint="cs"/>
-          <w:b/>
-          <w:bCs/>
-          <w:sz w:val="44"/>
-          <w:szCs w:val="44"/>
-          <w:u w:val="single"/>
+        <w:pStyle w:val="Heading1"/>
+        <w:bidi/>
+        <w:rPr>
+          <w:rtl/>
+          <w:lang w:val="en-US"/>
+        </w:rPr>
+      </w:pPr>
+      <w:bookmarkStart w:id="1" w:name="_Toc109812476"/>
+      <w:r>
+        <w:rPr>
+          <w:rFonts w:hint="cs"/>
           <w:rtl/>
           <w:lang w:val="en-US"/>
         </w:rPr>
@@ -1425,15 +3036,11 @@
       <w:r>
         <w:rPr>
           <w:rFonts w:hint="cs"/>
-          <w:b/>
-          <w:bCs/>
-          <w:sz w:val="44"/>
-          <w:szCs w:val="44"/>
-          <w:u w:val="single"/>
           <w:rtl/>
         </w:rPr>
         <w:t>המערכת</w:t>
       </w:r>
+      <w:bookmarkEnd w:id="1"/>
     </w:p>
     <w:p>
       <w:pPr>
@@ -1458,22 +3065,21 @@
     </w:p>
     <w:p>
       <w:pPr>
-        <w:bidi/>
-        <w:rPr>
-          <w:sz w:val="24"/>
-          <w:szCs w:val="24"/>
-          <w:u w:val="single"/>
-          <w:rtl/>
-          <w:lang w:val="en-US"/>
-        </w:rPr>
-      </w:pPr>
+        <w:pStyle w:val="Heading2"/>
+        <w:bidi/>
+        <w:jc w:val="left"/>
+        <w:rPr>
+          <w:sz w:val="24"/>
+          <w:szCs w:val="24"/>
+          <w:rtl/>
+          <w:lang w:val="en-US"/>
+        </w:rPr>
+      </w:pPr>
+      <w:bookmarkStart w:id="2" w:name="_Toc109812477"/>
       <w:r>
         <w:rPr>
           <w:rFonts w:hint="cs"/>
           <w:noProof/>
-          <w:sz w:val="40"/>
-          <w:szCs w:val="40"/>
-          <w:u w:val="single"/>
           <w:rtl/>
           <w:lang w:val="he-IL"/>
         </w:rPr>
@@ -1503,7 +3109,7 @@
                     </pic:cNvPicPr>
                   </pic:nvPicPr>
                   <pic:blipFill>
-                    <a:blip r:embed="rId6">
+                    <a:blip r:embed="rId8">
                       <a:extLst>
                         <a:ext uri="{28A0092B-C50C-407E-A947-70E740481C1C}">
                           <a14:useLocalDpi xmlns:a14="http://schemas.microsoft.com/office/drawing/2010/main" val="0"/>
@@ -1543,14 +3149,12 @@
       <w:r>
         <w:rPr>
           <w:rFonts w:hint="cs"/>
-          <w:sz w:val="40"/>
-          <w:szCs w:val="40"/>
-          <w:u w:val="single"/>
           <w:rtl/>
           <w:lang w:val="en-US"/>
         </w:rPr>
         <w:t>מבנה כללי</w:t>
       </w:r>
+      <w:bookmarkEnd w:id="2"/>
     </w:p>
     <w:p>
       <w:pPr>
@@ -1823,20 +3427,17 @@
     </w:p>
     <w:p>
       <w:pPr>
-        <w:bidi/>
-        <w:rPr>
-          <w:sz w:val="40"/>
-          <w:szCs w:val="40"/>
-          <w:u w:val="single"/>
-          <w:lang w:val="en-US"/>
-        </w:rPr>
-      </w:pPr>
-      <w:r>
-        <w:rPr>
-          <w:rFonts w:hint="cs"/>
-          <w:sz w:val="40"/>
-          <w:szCs w:val="40"/>
-          <w:u w:val="single"/>
+        <w:pStyle w:val="Heading2"/>
+        <w:bidi/>
+        <w:jc w:val="left"/>
+        <w:rPr>
+          <w:lang w:val="en-US"/>
+        </w:rPr>
+      </w:pPr>
+      <w:bookmarkStart w:id="3" w:name="_Toc109812478"/>
+      <w:r>
+        <w:rPr>
+          <w:rFonts w:hint="cs"/>
           <w:rtl/>
           <w:lang w:val="en-US"/>
         </w:rPr>
@@ -1846,9 +3447,6 @@
       <w:r>
         <w:rPr>
           <w:rFonts w:cs="Arial"/>
-          <w:sz w:val="40"/>
-          <w:szCs w:val="40"/>
-          <w:u w:val="single"/>
           <w:rtl/>
           <w:lang w:val="en-US"/>
         </w:rPr>
@@ -1858,9 +3456,6 @@
         <w:rPr>
           <w:rFonts w:cs="Arial"/>
           <w:noProof/>
-          <w:sz w:val="40"/>
-          <w:szCs w:val="40"/>
-          <w:u w:val="single"/>
           <w:rtl/>
           <w:lang w:val="en-US"/>
         </w:rPr>
@@ -1888,7 +3483,7 @@
                     <pic:cNvPicPr/>
                   </pic:nvPicPr>
                   <pic:blipFill>
-                    <a:blip r:embed="rId7"/>
+                    <a:blip r:embed="rId9"/>
                     <a:stretch>
                       <a:fillRect/>
                     </a:stretch>
@@ -1908,6 +3503,7 @@
           </wp:anchor>
         </w:drawing>
       </w:r>
+      <w:bookmarkEnd w:id="3"/>
     </w:p>
     <w:p>
       <w:pPr>
@@ -1938,6 +3534,163 @@
           <w:lang w:val="en-US"/>
         </w:rPr>
         <w:t>. בחרנו בו מכיוון שניתן לכתוב לו תוספים בצורה נוחה ופשוטה. הארנק והתוסף כתובים בפייתון.</w:t>
+      </w:r>
+    </w:p>
+    <w:p>
+      <w:pPr>
+        <w:bidi/>
+        <w:rPr>
+          <w:sz w:val="24"/>
+          <w:szCs w:val="24"/>
+          <w:rtl/>
+          <w:lang w:val="en-US"/>
+        </w:rPr>
+      </w:pPr>
+      <w:r>
+        <w:rPr>
+          <w:rFonts w:hint="cs"/>
+          <w:sz w:val="24"/>
+          <w:szCs w:val="24"/>
+          <w:rtl/>
+          <w:lang w:val="en-US"/>
+        </w:rPr>
+        <w:t>התו</w:t>
+      </w:r>
+      <w:r>
+        <w:rPr>
+          <w:rFonts w:hint="cs"/>
+          <w:sz w:val="24"/>
+          <w:szCs w:val="24"/>
+          <w:rtl/>
+          <w:lang w:val="en-US"/>
+        </w:rPr>
+        <w:t>ס</w:t>
+      </w:r>
+      <w:r>
+        <w:rPr>
+          <w:rFonts w:hint="cs"/>
+          <w:sz w:val="24"/>
+          <w:szCs w:val="24"/>
+          <w:rtl/>
+          <w:lang w:val="en-US"/>
+        </w:rPr>
+        <w:t xml:space="preserve">ף </w:t>
+      </w:r>
+      <w:r>
+        <w:rPr>
+          <w:rFonts w:hint="cs"/>
+          <w:sz w:val="24"/>
+          <w:szCs w:val="24"/>
+          <w:rtl/>
+          <w:lang w:val="en-US"/>
+        </w:rPr>
+        <w:t xml:space="preserve">מבצע שינויים ביצירת הארנק, </w:t>
+      </w:r>
+      <w:r>
+        <w:rPr>
+          <w:rFonts w:hint="cs"/>
+          <w:sz w:val="24"/>
+          <w:szCs w:val="24"/>
+          <w:rtl/>
+          <w:lang w:val="en-US"/>
+        </w:rPr>
+        <w:t>כדי להתאימו למבנה הנדרש. כמו כן הוא בונה את ה</w:t>
+      </w:r>
+      <w:r>
+        <w:rPr>
+          <w:rFonts w:hint="cs"/>
+          <w:sz w:val="24"/>
+          <w:szCs w:val="24"/>
+          <w:lang w:val="en-US"/>
+        </w:rPr>
+        <w:t>TX</w:t>
+      </w:r>
+      <w:r>
+        <w:rPr>
+          <w:rFonts w:hint="cs"/>
+          <w:sz w:val="24"/>
+          <w:szCs w:val="24"/>
+          <w:rtl/>
+          <w:lang w:val="en-US"/>
+        </w:rPr>
+        <w:t xml:space="preserve"> </w:t>
+      </w:r>
+      <w:r>
+        <w:rPr>
+          <w:rFonts w:hint="cs"/>
+          <w:sz w:val="24"/>
+          <w:szCs w:val="24"/>
+          <w:rtl/>
+          <w:lang w:val="en-US"/>
+        </w:rPr>
+        <w:t>בעזרת ה</w:t>
+      </w:r>
+      <w:r>
+        <w:rPr>
+          <w:rFonts w:hint="cs"/>
+          <w:sz w:val="24"/>
+          <w:szCs w:val="24"/>
+          <w:lang w:val="en-US"/>
+        </w:rPr>
+        <w:t>TEE</w:t>
+      </w:r>
+      <w:r>
+        <w:rPr>
+          <w:rFonts w:hint="cs"/>
+          <w:sz w:val="24"/>
+          <w:szCs w:val="24"/>
+          <w:rtl/>
+          <w:lang w:val="en-US"/>
+        </w:rPr>
+        <w:t xml:space="preserve"> </w:t>
+      </w:r>
+      <w:r>
+        <w:rPr>
+          <w:rFonts w:hint="cs"/>
+          <w:sz w:val="24"/>
+          <w:szCs w:val="24"/>
+          <w:rtl/>
+          <w:lang w:val="en-US"/>
+        </w:rPr>
+        <w:t>ושולח אותם לרשת.</w:t>
+      </w:r>
+      <w:r>
+        <w:rPr>
+          <w:rFonts w:hint="cs"/>
+          <w:sz w:val="24"/>
+          <w:szCs w:val="24"/>
+          <w:rtl/>
+          <w:lang w:val="en-US"/>
+        </w:rPr>
+        <w:t xml:space="preserve"> </w:t>
+      </w:r>
+      <w:r>
+        <w:rPr>
+          <w:rFonts w:hint="cs"/>
+          <w:sz w:val="24"/>
+          <w:szCs w:val="24"/>
+          <w:rtl/>
+          <w:lang w:val="en-US"/>
+        </w:rPr>
+        <w:t xml:space="preserve">הארנק בו משתמשים הוא מסוג </w:t>
+      </w:r>
+      <w:r>
+        <w:rPr>
+          <w:sz w:val="24"/>
+          <w:szCs w:val="24"/>
+          <w:lang w:val="en-US"/>
+        </w:rPr>
+        <w:t>(address) imported</w:t>
+      </w:r>
+      <w:r>
+        <w:rPr>
+          <w:rFonts w:hint="cs"/>
+          <w:sz w:val="24"/>
+          <w:szCs w:val="24"/>
+          <w:rtl/>
+          <w:lang w:val="en-US"/>
+        </w:rPr>
+        <w:t>.</w:t>
       </w:r>
     </w:p>
     <w:p>
@@ -2118,31 +3871,18 @@
     </w:p>
     <w:p>
       <w:pPr>
-        <w:bidi/>
-        <w:rPr>
-          <w:sz w:val="40"/>
-          <w:szCs w:val="40"/>
-          <w:rtl/>
-        </w:rPr>
-      </w:pPr>
-    </w:p>
-    <w:p>
-      <w:pPr>
-        <w:bidi/>
-        <w:rPr>
-          <w:sz w:val="40"/>
-          <w:szCs w:val="40"/>
-          <w:u w:val="single"/>
-          <w:rtl/>
-          <w:lang w:val="en-US"/>
-        </w:rPr>
-      </w:pPr>
-      <w:r>
-        <w:rPr>
-          <w:rFonts w:hint="cs"/>
-          <w:sz w:val="40"/>
-          <w:szCs w:val="40"/>
-          <w:u w:val="single"/>
+        <w:pStyle w:val="Heading2"/>
+        <w:bidi/>
+        <w:jc w:val="left"/>
+        <w:rPr>
+          <w:rtl/>
+          <w:lang w:val="en-US"/>
+        </w:rPr>
+      </w:pPr>
+      <w:bookmarkStart w:id="4" w:name="_Toc109812479"/>
+      <w:r>
+        <w:rPr>
+          <w:rFonts w:hint="cs"/>
           <w:lang w:val="en-US"/>
         </w:rPr>
         <w:lastRenderedPageBreak/>
@@ -2150,20 +3890,11 @@
       </w:r>
       <w:r>
         <w:rPr>
-          <w:sz w:val="40"/>
-          <w:szCs w:val="40"/>
-          <w:u w:val="single"/>
           <w:lang w:val="en-US"/>
         </w:rPr>
         <w:t>est API</w:t>
       </w:r>
-      <w:r>
-        <w:rPr>
-          <w:noProof/>
-          <w:u w:val="single"/>
-        </w:rPr>
-        <w:t xml:space="preserve"> </w:t>
-      </w:r>
+      <w:bookmarkEnd w:id="4"/>
     </w:p>
     <w:p>
       <w:pPr>
@@ -2219,7 +3950,7 @@
                     </pic:cNvPicPr>
                   </pic:nvPicPr>
                   <pic:blipFill>
-                    <a:blip r:embed="rId8"/>
+                    <a:blip r:embed="rId10"/>
                     <a:stretch>
                       <a:fillRect/>
                     </a:stretch>
@@ -2303,7 +4034,7 @@
         </w:rPr>
         <w:t xml:space="preserve"> נמצא </w:t>
       </w:r>
-      <w:hyperlink r:id="rId9" w:history="1">
+      <w:hyperlink r:id="rId11" w:history="1">
         <w:r>
           <w:rPr>
             <w:rStyle w:val="Hyperlink"/>
@@ -2556,7 +4287,7 @@
                     </pic:cNvPicPr>
                   </pic:nvPicPr>
                   <pic:blipFill>
-                    <a:blip r:embed="rId10"/>
+                    <a:blip r:embed="rId12"/>
                     <a:stretch>
                       <a:fillRect/>
                     </a:stretch>
@@ -2623,20 +4354,17 @@
     </w:p>
     <w:p>
       <w:pPr>
-        <w:bidi/>
-        <w:rPr>
-          <w:sz w:val="40"/>
-          <w:szCs w:val="40"/>
-          <w:u w:val="single"/>
-          <w:rtl/>
-          <w:lang w:val="en-US"/>
-        </w:rPr>
-      </w:pPr>
-      <w:r>
-        <w:rPr>
-          <w:sz w:val="40"/>
-          <w:szCs w:val="40"/>
-          <w:u w:val="single"/>
+        <w:pStyle w:val="Heading2"/>
+        <w:bidi/>
+        <w:jc w:val="left"/>
+        <w:rPr>
+          <w:rtl/>
+          <w:lang w:val="en-US"/>
+        </w:rPr>
+      </w:pPr>
+      <w:bookmarkStart w:id="5" w:name="_Toc109812480"/>
+      <w:r>
+        <w:rPr>
           <w:lang w:val="en-US"/>
         </w:rPr>
         <w:lastRenderedPageBreak/>
@@ -2645,9 +4373,6 @@
       <w:r>
         <w:rPr>
           <w:noProof/>
-          <w:sz w:val="40"/>
-          <w:szCs w:val="40"/>
-          <w:u w:val="single"/>
         </w:rPr>
         <w:drawing>
           <wp:anchor distT="0" distB="0" distL="114300" distR="114300" simplePos="0" relativeHeight="251666432" behindDoc="0" locked="0" layoutInCell="1" allowOverlap="1" wp14:anchorId="4AD85EBC" wp14:editId="69B72F95">
@@ -2687,7 +4412,7 @@
                     </pic:cNvPicPr>
                   </pic:nvPicPr>
                   <pic:blipFill>
-                    <a:blip r:embed="rId11">
+                    <a:blip r:embed="rId13">
                       <a:extLst>
                         <a:ext uri="{28A0092B-C50C-407E-A947-70E740481C1C}">
                           <a14:useLocalDpi xmlns:a14="http://schemas.microsoft.com/office/drawing/2010/main" val="0"/>
@@ -2713,14 +4438,14 @@
           </wp:anchor>
         </w:drawing>
       </w:r>
-    </w:p>
-    <w:p>
-      <w:pPr>
-        <w:bidi/>
-        <w:rPr>
-          <w:sz w:val="24"/>
-          <w:szCs w:val="24"/>
-          <w:rtl/>
+      <w:bookmarkEnd w:id="5"/>
+    </w:p>
+    <w:p>
+      <w:pPr>
+        <w:bidi/>
+        <w:rPr>
+          <w:sz w:val="24"/>
+          <w:szCs w:val="24"/>
           <w:lang w:val="en-US"/>
         </w:rPr>
       </w:pPr>
@@ -2863,18 +4588,19 @@
         <w:pStyle w:val="ListParagraph"/>
         <w:numPr>
           <w:ilvl w:val="0"/>
-          <w:numId w:val="3"/>
+          <w:numId w:val="7"/>
         </w:numPr>
         <w:bidi/>
-        <w:rPr>
-          <w:sz w:val="24"/>
-          <w:szCs w:val="24"/>
-          <w:lang w:val="en-US"/>
-        </w:rPr>
-      </w:pPr>
-      <w:r>
-        <w:rPr>
-          <w:rFonts w:hint="cs"/>
+        <w:spacing w:line="256" w:lineRule="auto"/>
+        <w:rPr>
+          <w:sz w:val="24"/>
+          <w:szCs w:val="24"/>
+          <w:rtl/>
+          <w:lang w:val="en-US"/>
+        </w:rPr>
+      </w:pPr>
+      <w:r>
+        <w:rPr>
           <w:sz w:val="24"/>
           <w:szCs w:val="24"/>
           <w:rtl/>
@@ -2892,7 +4618,6 @@
       </w:r>
       <w:r>
         <w:rPr>
-          <w:rFonts w:hint="cs"/>
           <w:sz w:val="24"/>
           <w:szCs w:val="24"/>
           <w:rtl/>
@@ -2906,18 +4631,18 @@
         <w:pStyle w:val="ListParagraph"/>
         <w:numPr>
           <w:ilvl w:val="0"/>
-          <w:numId w:val="3"/>
+          <w:numId w:val="7"/>
         </w:numPr>
         <w:bidi/>
-        <w:rPr>
-          <w:sz w:val="24"/>
-          <w:szCs w:val="24"/>
-          <w:lang w:val="en-US"/>
-        </w:rPr>
-      </w:pPr>
-      <w:r>
-        <w:rPr>
-          <w:rFonts w:hint="cs"/>
+        <w:spacing w:line="256" w:lineRule="auto"/>
+        <w:rPr>
+          <w:sz w:val="24"/>
+          <w:szCs w:val="24"/>
+          <w:lang w:val="en-US"/>
+        </w:rPr>
+      </w:pPr>
+      <w:r>
+        <w:rPr>
           <w:sz w:val="24"/>
           <w:szCs w:val="24"/>
           <w:rtl/>
@@ -2937,7 +4662,6 @@
       <w:proofErr w:type="spellEnd"/>
       <w:r>
         <w:rPr>
-          <w:rFonts w:hint="cs"/>
           <w:sz w:val="24"/>
           <w:szCs w:val="24"/>
           <w:rtl/>
@@ -2955,23 +4679,12 @@
       </w:r>
       <w:r>
         <w:rPr>
-          <w:rFonts w:hint="cs"/>
-          <w:sz w:val="24"/>
-          <w:szCs w:val="24"/>
-          <w:rtl/>
-          <w:lang w:val="en-US"/>
-        </w:rPr>
-        <w:t>,</w:t>
-      </w:r>
-      <w:r>
-        <w:rPr>
-          <w:rFonts w:hint="cs"/>
-          <w:sz w:val="24"/>
-          <w:szCs w:val="24"/>
-          <w:rtl/>
-          <w:lang w:val="en-US"/>
-        </w:rPr>
-        <w:t xml:space="preserve"> למימוש </w:t>
+          <w:sz w:val="24"/>
+          <w:szCs w:val="24"/>
+          <w:rtl/>
+          <w:lang w:val="en-US"/>
+        </w:rPr>
+        <w:t xml:space="preserve">, למימוש </w:t>
       </w:r>
       <w:r>
         <w:rPr>
@@ -2983,7 +4696,6 @@
       </w:r>
       <w:r>
         <w:rPr>
-          <w:rFonts w:hint="cs"/>
           <w:sz w:val="24"/>
           <w:szCs w:val="24"/>
           <w:rtl/>
@@ -2997,18 +4709,18 @@
         <w:pStyle w:val="ListParagraph"/>
         <w:numPr>
           <w:ilvl w:val="0"/>
-          <w:numId w:val="3"/>
+          <w:numId w:val="7"/>
         </w:numPr>
         <w:bidi/>
-        <w:rPr>
-          <w:sz w:val="24"/>
-          <w:szCs w:val="24"/>
-          <w:lang w:val="en-US"/>
-        </w:rPr>
-      </w:pPr>
-      <w:r>
-        <w:rPr>
-          <w:rFonts w:hint="cs"/>
+        <w:spacing w:line="256" w:lineRule="auto"/>
+        <w:rPr>
+          <w:sz w:val="24"/>
+          <w:szCs w:val="24"/>
+          <w:lang w:val="en-US"/>
+        </w:rPr>
+      </w:pPr>
+      <w:r>
+        <w:rPr>
           <w:sz w:val="24"/>
           <w:szCs w:val="24"/>
           <w:rtl/>
@@ -3028,7 +4740,6 @@
       <w:proofErr w:type="spellEnd"/>
       <w:r>
         <w:rPr>
-          <w:rFonts w:hint="cs"/>
           <w:sz w:val="24"/>
           <w:szCs w:val="24"/>
           <w:rtl/>
@@ -3038,7 +4749,6 @@
       </w:r>
       <w:r>
         <w:rPr>
-          <w:rFonts w:hint="cs"/>
           <w:sz w:val="24"/>
           <w:szCs w:val="24"/>
           <w:lang w:val="en-US"/>
@@ -3047,35 +4757,12 @@
       </w:r>
       <w:r>
         <w:rPr>
-          <w:rFonts w:hint="cs"/>
-          <w:sz w:val="24"/>
-          <w:szCs w:val="24"/>
-          <w:rtl/>
-          <w:lang w:val="en-US"/>
-        </w:rPr>
-        <w:t xml:space="preserve"> באמצעות </w:t>
-      </w:r>
-      <w:proofErr w:type="spellStart"/>
-      <w:r>
-        <w:rPr>
-          <w:rFonts w:hint="cs"/>
-          <w:sz w:val="24"/>
-          <w:szCs w:val="24"/>
-          <w:rtl/>
-          <w:lang w:val="en-US"/>
-        </w:rPr>
-        <w:t>הספריה</w:t>
-      </w:r>
-      <w:proofErr w:type="spellEnd"/>
-      <w:r>
-        <w:rPr>
-          <w:rFonts w:hint="cs"/>
-          <w:sz w:val="24"/>
-          <w:szCs w:val="24"/>
-          <w:rtl/>
-          <w:lang w:val="en-US"/>
-        </w:rPr>
-        <w:t xml:space="preserve"> </w:t>
+          <w:sz w:val="24"/>
+          <w:szCs w:val="24"/>
+          <w:rtl/>
+          <w:lang w:val="en-US"/>
+        </w:rPr>
+        <w:t xml:space="preserve"> באמצעות הספריה </w:t>
       </w:r>
       <w:r>
         <w:rPr>
@@ -3087,7 +4774,6 @@
       </w:r>
       <w:r>
         <w:rPr>
-          <w:rFonts w:hint="cs"/>
           <w:sz w:val="24"/>
           <w:szCs w:val="24"/>
           <w:rtl/>
@@ -3101,19 +4787,18 @@
         <w:pStyle w:val="ListParagraph"/>
         <w:numPr>
           <w:ilvl w:val="0"/>
-          <w:numId w:val="3"/>
+          <w:numId w:val="7"/>
         </w:numPr>
         <w:bidi/>
-        <w:rPr>
-          <w:sz w:val="24"/>
-          <w:szCs w:val="24"/>
-          <w:rtl/>
-          <w:lang w:val="en-US"/>
-        </w:rPr>
-      </w:pPr>
-      <w:r>
-        <w:rPr>
-          <w:rFonts w:hint="cs"/>
+        <w:spacing w:line="256" w:lineRule="auto"/>
+        <w:rPr>
+          <w:sz w:val="24"/>
+          <w:szCs w:val="24"/>
+          <w:lang w:val="en-US"/>
+        </w:rPr>
+      </w:pPr>
+      <w:r>
+        <w:rPr>
           <w:sz w:val="24"/>
           <w:szCs w:val="24"/>
           <w:rtl/>
@@ -3124,25 +4809,15 @@
       <w:proofErr w:type="spellStart"/>
       <w:r>
         <w:rPr>
-          <w:rFonts w:hint="cs"/>
-          <w:sz w:val="24"/>
-          <w:szCs w:val="24"/>
-          <w:lang w:val="en-US"/>
-        </w:rPr>
-        <w:t>A</w:t>
-      </w:r>
-      <w:r>
-        <w:rPr>
-          <w:sz w:val="24"/>
-          <w:szCs w:val="24"/>
-          <w:lang w:val="en-US"/>
-        </w:rPr>
-        <w:t>ppletSigner</w:t>
+          <w:sz w:val="24"/>
+          <w:szCs w:val="24"/>
+          <w:lang w:val="en-US"/>
+        </w:rPr>
+        <w:t>AppletSigner</w:t>
       </w:r>
       <w:proofErr w:type="spellEnd"/>
       <w:r>
         <w:rPr>
-          <w:rFonts w:hint="cs"/>
           <w:sz w:val="24"/>
           <w:szCs w:val="24"/>
           <w:rtl/>
@@ -3160,33 +4835,41 @@
       </w:r>
       <w:r>
         <w:rPr>
-          <w:rFonts w:hint="cs"/>
-          <w:sz w:val="24"/>
-          <w:szCs w:val="24"/>
-          <w:rtl/>
-          <w:lang w:val="en-US"/>
-        </w:rPr>
-        <w:t xml:space="preserve"> </w:t>
-      </w:r>
-      <w:r>
-        <w:rPr>
-          <w:rFonts w:hint="cs"/>
-          <w:sz w:val="24"/>
-          <w:szCs w:val="24"/>
-          <w:rtl/>
-          <w:lang w:val="en-US"/>
-        </w:rPr>
-        <w:t xml:space="preserve">(מוסבר בדף הבא) </w:t>
-      </w:r>
-      <w:r>
-        <w:rPr>
-          <w:rFonts w:hint="cs"/>
-          <w:sz w:val="24"/>
-          <w:szCs w:val="24"/>
-          <w:rtl/>
-          <w:lang w:val="en-US"/>
-        </w:rPr>
-        <w:t xml:space="preserve">באמצעות הספרייה </w:t>
+          <w:sz w:val="24"/>
+          <w:szCs w:val="24"/>
+          <w:rtl/>
+          <w:lang w:val="en-US"/>
+        </w:rPr>
+        <w:t xml:space="preserve"> (</w:t>
+      </w:r>
+      <w:r>
+        <w:rPr>
+          <w:rFonts w:hint="cs"/>
+          <w:sz w:val="24"/>
+          <w:szCs w:val="24"/>
+          <w:rtl/>
+          <w:lang w:val="en-US"/>
+        </w:rPr>
+        <w:t xml:space="preserve">פירוט </w:t>
+      </w:r>
+      <w:r>
+        <w:rPr>
+          <w:rFonts w:hint="cs"/>
+          <w:sz w:val="24"/>
+          <w:szCs w:val="24"/>
+          <w:rtl/>
+          <w:lang w:val="en-US"/>
+        </w:rPr>
+        <w:t>בעמוד</w:t>
+      </w:r>
+      <w:r>
+        <w:rPr>
+          <w:sz w:val="24"/>
+          <w:szCs w:val="24"/>
+          <w:rtl/>
+          <w:lang w:val="en-US"/>
+        </w:rPr>
+        <w:t xml:space="preserve"> הבא) באמצעות הספרייה </w:t>
       </w:r>
       <w:proofErr w:type="spellStart"/>
       <w:r>
@@ -3200,7 +4883,6 @@
       <w:proofErr w:type="spellEnd"/>
       <w:r>
         <w:rPr>
-          <w:rFonts w:hint="cs"/>
           <w:sz w:val="24"/>
           <w:szCs w:val="24"/>
           <w:rtl/>
@@ -3220,7 +4902,6 @@
       <w:proofErr w:type="spellEnd"/>
       <w:r>
         <w:rPr>
-          <w:rFonts w:hint="cs"/>
           <w:sz w:val="24"/>
           <w:szCs w:val="24"/>
           <w:rtl/>
@@ -3240,7 +4921,6 @@
       <w:proofErr w:type="spellEnd"/>
       <w:r>
         <w:rPr>
-          <w:rFonts w:hint="cs"/>
           <w:sz w:val="24"/>
           <w:szCs w:val="24"/>
           <w:rtl/>
@@ -3251,68 +4931,191 @@
     </w:p>
     <w:p>
       <w:pPr>
-        <w:rPr>
-          <w:sz w:val="24"/>
-          <w:szCs w:val="24"/>
-          <w:rtl/>
-          <w:lang w:val="en-US"/>
-        </w:rPr>
-      </w:pPr>
-      <w:r>
-        <w:rPr>
-          <w:sz w:val="24"/>
-          <w:szCs w:val="24"/>
-          <w:rtl/>
-          <w:lang w:val="en-US"/>
-        </w:rPr>
-        <w:br w:type="page"/>
-      </w:r>
-    </w:p>
-    <w:p>
-      <w:pPr>
-        <w:bidi/>
-        <w:rPr>
-          <w:sz w:val="40"/>
-          <w:szCs w:val="40"/>
-          <w:rtl/>
-          <w:lang w:val="en-US"/>
-        </w:rPr>
-      </w:pPr>
-      <w:r>
-        <w:rPr>
-          <w:rFonts w:hint="cs"/>
-          <w:sz w:val="40"/>
-          <w:szCs w:val="40"/>
+        <w:bidi/>
+        <w:rPr>
+          <w:sz w:val="24"/>
+          <w:szCs w:val="24"/>
+          <w:rtl/>
+          <w:lang w:val="en-US"/>
+        </w:rPr>
+      </w:pPr>
+    </w:p>
+    <w:p>
+      <w:pPr>
+        <w:bidi/>
+        <w:rPr>
+          <w:sz w:val="24"/>
+          <w:szCs w:val="24"/>
+          <w:rtl/>
+          <w:lang w:val="en-US"/>
+        </w:rPr>
+      </w:pPr>
+    </w:p>
+    <w:p>
+      <w:pPr>
+        <w:bidi/>
+        <w:rPr>
+          <w:sz w:val="24"/>
+          <w:szCs w:val="24"/>
+          <w:rtl/>
+          <w:lang w:val="en-US"/>
+        </w:rPr>
+      </w:pPr>
+    </w:p>
+    <w:p>
+      <w:pPr>
+        <w:bidi/>
+        <w:rPr>
+          <w:sz w:val="24"/>
+          <w:szCs w:val="24"/>
+          <w:rtl/>
+          <w:lang w:val="en-US"/>
+        </w:rPr>
+      </w:pPr>
+    </w:p>
+    <w:p>
+      <w:pPr>
+        <w:bidi/>
+        <w:rPr>
+          <w:sz w:val="24"/>
+          <w:szCs w:val="24"/>
+          <w:rtl/>
+          <w:lang w:val="en-US"/>
+        </w:rPr>
+      </w:pPr>
+    </w:p>
+    <w:p>
+      <w:pPr>
+        <w:bidi/>
+        <w:rPr>
+          <w:sz w:val="24"/>
+          <w:szCs w:val="24"/>
+          <w:rtl/>
+          <w:lang w:val="en-US"/>
+        </w:rPr>
+      </w:pPr>
+    </w:p>
+    <w:p>
+      <w:pPr>
+        <w:bidi/>
+        <w:rPr>
+          <w:sz w:val="24"/>
+          <w:szCs w:val="24"/>
+          <w:rtl/>
+          <w:lang w:val="en-US"/>
+        </w:rPr>
+      </w:pPr>
+    </w:p>
+    <w:p>
+      <w:pPr>
+        <w:bidi/>
+        <w:rPr>
+          <w:sz w:val="24"/>
+          <w:szCs w:val="24"/>
+          <w:rtl/>
+          <w:lang w:val="en-US"/>
+        </w:rPr>
+      </w:pPr>
+    </w:p>
+    <w:p>
+      <w:pPr>
+        <w:bidi/>
+        <w:rPr>
+          <w:sz w:val="24"/>
+          <w:szCs w:val="24"/>
+          <w:rtl/>
+          <w:lang w:val="en-US"/>
+        </w:rPr>
+      </w:pPr>
+    </w:p>
+    <w:p>
+      <w:pPr>
+        <w:bidi/>
+        <w:rPr>
+          <w:sz w:val="24"/>
+          <w:szCs w:val="24"/>
+          <w:rtl/>
+          <w:lang w:val="en-US"/>
+        </w:rPr>
+      </w:pPr>
+    </w:p>
+    <w:p>
+      <w:pPr>
+        <w:bidi/>
+        <w:rPr>
+          <w:sz w:val="24"/>
+          <w:szCs w:val="24"/>
+          <w:rtl/>
+          <w:lang w:val="en-US"/>
+        </w:rPr>
+      </w:pPr>
+    </w:p>
+    <w:p>
+      <w:pPr>
+        <w:bidi/>
+        <w:rPr>
+          <w:sz w:val="24"/>
+          <w:szCs w:val="24"/>
+          <w:rtl/>
+          <w:lang w:val="en-US"/>
+        </w:rPr>
+      </w:pPr>
+    </w:p>
+    <w:p>
+      <w:pPr>
+        <w:bidi/>
+        <w:rPr>
+          <w:sz w:val="24"/>
+          <w:szCs w:val="24"/>
+          <w:rtl/>
+          <w:lang w:val="en-US"/>
+        </w:rPr>
+      </w:pPr>
+    </w:p>
+    <w:p>
+      <w:pPr>
+        <w:bidi/>
+        <w:rPr>
+          <w:sz w:val="24"/>
+          <w:szCs w:val="24"/>
+          <w:rtl/>
+          <w:lang w:val="en-US"/>
+        </w:rPr>
+      </w:pPr>
+    </w:p>
+    <w:p>
+      <w:pPr>
+        <w:bidi/>
+        <w:rPr>
+          <w:sz w:val="24"/>
+          <w:szCs w:val="24"/>
+          <w:rtl/>
+          <w:lang w:val="en-US"/>
+        </w:rPr>
+      </w:pPr>
+    </w:p>
+    <w:p>
+      <w:pPr>
+        <w:pStyle w:val="Heading2"/>
+        <w:bidi/>
+        <w:jc w:val="left"/>
+        <w:rPr>
+          <w:rtl/>
+          <w:lang w:val="en-US"/>
+        </w:rPr>
+      </w:pPr>
+      <w:bookmarkStart w:id="6" w:name="_Toc109812481"/>
+      <w:r>
+        <w:rPr>
+          <w:rFonts w:hint="cs"/>
           <w:rtl/>
           <w:lang w:val="en-US"/>
         </w:rPr>
         <w:lastRenderedPageBreak/>
-        <w:t>פרוטוקו</w:t>
-      </w:r>
-      <w:r>
-        <w:rPr>
-          <w:rFonts w:hint="cs"/>
-          <w:sz w:val="40"/>
-          <w:szCs w:val="40"/>
-          <w:rtl/>
-          <w:lang w:val="en-US"/>
-        </w:rPr>
-        <w:t>ל</w:t>
-      </w:r>
-      <w:r>
-        <w:rPr>
-          <w:rFonts w:hint="cs"/>
-          <w:sz w:val="40"/>
-          <w:szCs w:val="40"/>
-          <w:rtl/>
-          <w:lang w:val="en-US"/>
-        </w:rPr>
-        <w:t xml:space="preserve"> </w:t>
-      </w:r>
-      <w:r>
-        <w:rPr>
-          <w:sz w:val="40"/>
-          <w:szCs w:val="40"/>
+        <w:t xml:space="preserve">פרוטוקול </w:t>
+      </w:r>
+      <w:r>
+        <w:rPr>
           <w:lang w:val="en-US"/>
         </w:rPr>
         <w:t>Host-Applet</w:t>
@@ -3320,8 +5123,6 @@
       <w:r>
         <w:rPr>
           <w:noProof/>
-          <w:sz w:val="40"/>
-          <w:szCs w:val="40"/>
         </w:rPr>
         <w:drawing>
           <wp:anchor distT="0" distB="0" distL="114300" distR="114300" simplePos="0" relativeHeight="251668480" behindDoc="0" locked="0" layoutInCell="1" allowOverlap="1" wp14:anchorId="669BD88A" wp14:editId="03CF1F25">
@@ -3361,7 +5162,7 @@
                     </pic:cNvPicPr>
                   </pic:nvPicPr>
                   <pic:blipFill>
-                    <a:blip r:embed="rId12">
+                    <a:blip r:embed="rId14">
                       <a:extLst>
                         <a:ext uri="{28A0092B-C50C-407E-A947-70E740481C1C}">
                           <a14:useLocalDpi xmlns:a14="http://schemas.microsoft.com/office/drawing/2010/main" val="0"/>
@@ -3387,6 +5188,7 @@
           </wp:anchor>
         </w:drawing>
       </w:r>
+      <w:bookmarkEnd w:id="6"/>
     </w:p>
     <w:p>
       <w:pPr>
@@ -3449,35 +5251,31 @@
       <w:pPr>
         <w:bidi/>
         <w:rPr>
-          <w:rFonts w:hint="cs"/>
-          <w:sz w:val="24"/>
-          <w:szCs w:val="24"/>
-          <w:rtl/>
-          <w:lang w:val="en-US"/>
-        </w:rPr>
-      </w:pPr>
-      <w:r>
-        <w:rPr>
-          <w:rFonts w:hint="cs"/>
-          <w:sz w:val="24"/>
-          <w:szCs w:val="24"/>
-          <w:rtl/>
-          <w:lang w:val="en-US"/>
-        </w:rPr>
-        <w:t xml:space="preserve">הסבר מפורט יש </w:t>
-      </w:r>
-      <w:hyperlink r:id="rId13" w:history="1">
-        <w:r>
-          <w:rPr>
-            <w:rStyle w:val="Hyperlink"/>
-            <w:rFonts w:hint="cs"/>
-            <w:sz w:val="24"/>
-            <w:szCs w:val="24"/>
-            <w:rtl/>
-            <w:lang w:val="en-US"/>
-          </w:rPr>
-          <w:t>ב</w:t>
-        </w:r>
+          <w:sz w:val="24"/>
+          <w:szCs w:val="24"/>
+          <w:lang w:val="en-US"/>
+        </w:rPr>
+      </w:pPr>
+      <w:r>
+        <w:rPr>
+          <w:sz w:val="24"/>
+          <w:szCs w:val="24"/>
+          <w:rtl/>
+          <w:lang w:val="en-US"/>
+        </w:rPr>
+        <w:t xml:space="preserve">הסבר מפורט </w:t>
+      </w:r>
+      <w:r>
+        <w:rPr>
+          <w:rFonts w:hint="cs"/>
+          <w:sz w:val="24"/>
+          <w:szCs w:val="24"/>
+          <w:rtl/>
+          <w:lang w:val="en-US"/>
+        </w:rPr>
+        <w:t>ב</w:t>
+      </w:r>
+      <w:hyperlink r:id="rId15" w:history="1">
         <w:proofErr w:type="spellStart"/>
         <w:r>
           <w:rPr>
@@ -3486,25 +5284,7 @@
             <w:szCs w:val="24"/>
             <w:lang w:val="en-US"/>
           </w:rPr>
-          <w:t>G</w:t>
-        </w:r>
-        <w:r>
-          <w:rPr>
-            <w:rStyle w:val="Hyperlink"/>
-            <w:sz w:val="24"/>
-            <w:szCs w:val="24"/>
-            <w:lang w:val="en-US"/>
-          </w:rPr>
-          <w:t>i</w:t>
-        </w:r>
-        <w:r>
-          <w:rPr>
-            <w:rStyle w:val="Hyperlink"/>
-            <w:sz w:val="24"/>
-            <w:szCs w:val="24"/>
-            <w:lang w:val="en-US"/>
-          </w:rPr>
-          <w:t>thub</w:t>
+          <w:t>Github</w:t>
         </w:r>
         <w:proofErr w:type="spellEnd"/>
       </w:hyperlink>
@@ -3521,124 +5301,15 @@
     </w:p>
     <w:p>
       <w:pPr>
-        <w:bidi/>
-        <w:rPr>
-          <w:sz w:val="24"/>
-          <w:szCs w:val="24"/>
-          <w:rtl/>
-          <w:lang w:val="en-US"/>
-        </w:rPr>
-      </w:pPr>
-    </w:p>
-    <w:p>
-      <w:pPr>
-        <w:bidi/>
-        <w:rPr>
-          <w:sz w:val="24"/>
-          <w:szCs w:val="24"/>
-          <w:rtl/>
-          <w:lang w:val="en-US"/>
-        </w:rPr>
-      </w:pPr>
-    </w:p>
-    <w:p>
-      <w:pPr>
-        <w:bidi/>
-        <w:rPr>
-          <w:sz w:val="24"/>
-          <w:szCs w:val="24"/>
-          <w:rtl/>
-          <w:lang w:val="en-US"/>
-        </w:rPr>
-      </w:pPr>
-    </w:p>
-    <w:p>
-      <w:pPr>
-        <w:bidi/>
-        <w:rPr>
-          <w:sz w:val="24"/>
-          <w:szCs w:val="24"/>
-          <w:rtl/>
-          <w:lang w:val="en-US"/>
-        </w:rPr>
-      </w:pPr>
-    </w:p>
-    <w:p>
-      <w:pPr>
-        <w:bidi/>
-        <w:rPr>
-          <w:sz w:val="24"/>
-          <w:szCs w:val="24"/>
-          <w:rtl/>
-          <w:lang w:val="en-US"/>
-        </w:rPr>
-      </w:pPr>
-    </w:p>
-    <w:p>
-      <w:pPr>
-        <w:bidi/>
-        <w:rPr>
-          <w:sz w:val="24"/>
-          <w:szCs w:val="24"/>
-          <w:rtl/>
-          <w:lang w:val="en-US"/>
-        </w:rPr>
-      </w:pPr>
-    </w:p>
-    <w:p>
-      <w:pPr>
-        <w:bidi/>
-        <w:rPr>
-          <w:sz w:val="24"/>
-          <w:szCs w:val="24"/>
-          <w:rtl/>
-          <w:lang w:val="en-US"/>
-        </w:rPr>
-      </w:pPr>
-    </w:p>
-    <w:p>
-      <w:pPr>
-        <w:bidi/>
-        <w:rPr>
-          <w:sz w:val="24"/>
-          <w:szCs w:val="24"/>
-          <w:rtl/>
-          <w:lang w:val="en-US"/>
-        </w:rPr>
-      </w:pPr>
-    </w:p>
-    <w:p>
-      <w:pPr>
-        <w:bidi/>
-        <w:rPr>
-          <w:sz w:val="24"/>
-          <w:szCs w:val="24"/>
-          <w:rtl/>
-          <w:lang w:val="en-US"/>
-        </w:rPr>
-      </w:pPr>
-    </w:p>
-    <w:p>
-      <w:pPr>
-        <w:bidi/>
-        <w:rPr>
-          <w:sz w:val="24"/>
-          <w:szCs w:val="24"/>
-          <w:rtl/>
-          <w:lang w:val="en-US"/>
-        </w:rPr>
-      </w:pPr>
-    </w:p>
-    <w:p>
-      <w:pPr>
-        <w:bidi/>
-        <w:rPr>
-          <w:sz w:val="40"/>
-          <w:szCs w:val="40"/>
-          <w:rtl/>
-          <w:lang w:val="en-US"/>
-        </w:rPr>
-      </w:pPr>
+        <w:pStyle w:val="Heading2"/>
+        <w:bidi/>
+        <w:jc w:val="left"/>
+        <w:rPr>
+          <w:rtl/>
+          <w:lang w:val="en-US"/>
+        </w:rPr>
+      </w:pPr>
+      <w:bookmarkStart w:id="7" w:name="_Toc109812482"/>
       <w:r>
         <w:rPr>
           <w:rFonts w:cs="Arial"/>
@@ -3648,6 +5319,7 @@
           <w:rtl/>
           <w:lang w:val="en-US"/>
         </w:rPr>
+        <w:lastRenderedPageBreak/>
         <w:drawing>
           <wp:anchor distT="0" distB="0" distL="114300" distR="114300" simplePos="0" relativeHeight="251670528" behindDoc="0" locked="0" layoutInCell="1" allowOverlap="1" wp14:anchorId="50CB2BF1" wp14:editId="3D4021F6">
             <wp:simplePos x="0" y="0"/>
@@ -3672,7 +5344,7 @@
                     <pic:cNvPicPr/>
                   </pic:nvPicPr>
                   <pic:blipFill>
-                    <a:blip r:embed="rId14"/>
+                    <a:blip r:embed="rId16"/>
                     <a:stretch>
                       <a:fillRect/>
                     </a:stretch>
@@ -3694,11 +5366,60 @@
       </w:r>
       <w:r>
         <w:rPr>
-          <w:sz w:val="40"/>
-          <w:szCs w:val="40"/>
           <w:lang w:val="en-US"/>
         </w:rPr>
         <w:t>Applet</w:t>
+      </w:r>
+      <w:bookmarkEnd w:id="7"/>
+    </w:p>
+    <w:p>
+      <w:pPr>
+        <w:bidi/>
+        <w:jc w:val="both"/>
+        <w:rPr>
+          <w:sz w:val="24"/>
+          <w:szCs w:val="24"/>
+          <w:rtl/>
+          <w:lang w:val="en-US"/>
+        </w:rPr>
+      </w:pPr>
+      <w:r>
+        <w:rPr>
+          <w:rFonts w:hint="cs"/>
+          <w:sz w:val="24"/>
+          <w:szCs w:val="24"/>
+          <w:rtl/>
+          <w:lang w:val="en-US"/>
+        </w:rPr>
+        <w:t>ה</w:t>
+      </w:r>
+      <w:r>
+        <w:rPr>
+          <w:sz w:val="24"/>
+          <w:szCs w:val="24"/>
+          <w:lang w:val="en-US"/>
+        </w:rPr>
+        <w:t>Applet</w:t>
+      </w:r>
+      <w:r>
+        <w:rPr>
+          <w:rFonts w:hint="cs"/>
+          <w:sz w:val="24"/>
+          <w:szCs w:val="24"/>
+          <w:rtl/>
+          <w:lang w:val="en-US"/>
+        </w:rPr>
+        <w:t xml:space="preserve"> רץ בסביבה הבטוחה של אינטל.</w:t>
+      </w:r>
+      <w:r>
+        <w:rPr>
+          <w:rFonts w:hint="cs"/>
+          <w:sz w:val="24"/>
+          <w:szCs w:val="24"/>
+          <w:rtl/>
+          <w:lang w:val="en-US"/>
+        </w:rPr>
+        <w:t xml:space="preserve"> בפרויקט השתמשנו באימולטור של הסביבה.</w:t>
       </w:r>
     </w:p>
     <w:p>
@@ -3709,6 +5430,7 @@
           <w:numId w:val="3"/>
         </w:numPr>
         <w:bidi/>
+        <w:jc w:val="both"/>
         <w:rPr>
           <w:sz w:val="24"/>
           <w:szCs w:val="24"/>
@@ -3800,6 +5522,16 @@
           <w:lang w:val="en-US"/>
         </w:rPr>
         <w:t>Applet</w:t>
+      </w:r>
+      <w:r>
+        <w:rPr>
+          <w:rFonts w:hint="cs"/>
+          <w:sz w:val="24"/>
+          <w:szCs w:val="24"/>
+          <w:rtl/>
+          <w:lang w:val="en-US"/>
+        </w:rPr>
+        <w:t>.</w:t>
       </w:r>
     </w:p>
     <w:p>
@@ -3810,6 +5542,7 @@
           <w:numId w:val="3"/>
         </w:numPr>
         <w:bidi/>
+        <w:jc w:val="both"/>
         <w:rPr>
           <w:sz w:val="24"/>
           <w:szCs w:val="24"/>
@@ -3865,6 +5598,7 @@
           <w:numId w:val="3"/>
         </w:numPr>
         <w:bidi/>
+        <w:jc w:val="both"/>
         <w:rPr>
           <w:sz w:val="24"/>
           <w:szCs w:val="24"/>
@@ -3930,10 +5664,10 @@
           <w:numId w:val="3"/>
         </w:numPr>
         <w:bidi/>
-        <w:rPr>
-          <w:sz w:val="24"/>
-          <w:szCs w:val="24"/>
-          <w:rtl/>
+        <w:jc w:val="both"/>
+        <w:rPr>
+          <w:sz w:val="24"/>
+          <w:szCs w:val="24"/>
           <w:lang w:val="en-US"/>
         </w:rPr>
       </w:pPr>
@@ -3965,73 +5699,2999 @@
           <w:rtl/>
           <w:lang w:val="en-US"/>
         </w:rPr>
-        <w:t>פי התוכן, ליצירת מפתחות לטבלת גיבו</w:t>
-      </w:r>
-      <w:r>
-        <w:rPr>
-          <w:rFonts w:hint="cs"/>
-          <w:sz w:val="24"/>
-          <w:szCs w:val="24"/>
-          <w:rtl/>
-          <w:lang w:val="en-US"/>
-        </w:rPr>
-        <w:t>ב.</w:t>
-      </w:r>
-    </w:p>
-    <w:p>
-      <w:pPr>
-        <w:rPr>
-          <w:sz w:val="24"/>
-          <w:szCs w:val="24"/>
-          <w:rtl/>
-          <w:lang w:val="en-US"/>
-        </w:rPr>
-      </w:pPr>
-      <w:r>
-        <w:rPr>
-          <w:sz w:val="24"/>
-          <w:szCs w:val="24"/>
-          <w:rtl/>
-          <w:lang w:val="en-US"/>
-        </w:rPr>
-        <w:br w:type="page"/>
-      </w:r>
-    </w:p>
-    <w:p>
-      <w:pPr>
-        <w:bidi/>
-        <w:rPr>
-          <w:sz w:val="40"/>
-          <w:szCs w:val="40"/>
-          <w:rtl/>
-          <w:lang w:val="en-US"/>
-        </w:rPr>
-      </w:pPr>
-      <w:r>
-        <w:rPr>
-          <w:rFonts w:hint="cs"/>
-          <w:sz w:val="40"/>
-          <w:szCs w:val="40"/>
-          <w:rtl/>
-          <w:lang w:val="en-US"/>
+        <w:t>פי התוכן, ליצירת מפתחות לטבלת גיבוב.</w:t>
+      </w:r>
+    </w:p>
+    <w:p>
+      <w:pPr>
+        <w:bidi/>
+        <w:rPr>
+          <w:sz w:val="24"/>
+          <w:szCs w:val="24"/>
+          <w:lang w:val="en-US"/>
+        </w:rPr>
+      </w:pPr>
+    </w:p>
+    <w:p>
+      <w:pPr>
+        <w:bidi/>
+        <w:rPr>
+          <w:sz w:val="24"/>
+          <w:szCs w:val="24"/>
+          <w:lang w:val="en-US"/>
+        </w:rPr>
+      </w:pPr>
+    </w:p>
+    <w:p>
+      <w:pPr>
+        <w:bidi/>
+        <w:rPr>
+          <w:sz w:val="24"/>
+          <w:szCs w:val="24"/>
+          <w:lang w:val="en-US"/>
+        </w:rPr>
+      </w:pPr>
+    </w:p>
+    <w:p>
+      <w:pPr>
+        <w:bidi/>
+        <w:rPr>
+          <w:sz w:val="24"/>
+          <w:szCs w:val="24"/>
+          <w:lang w:val="en-US"/>
+        </w:rPr>
+      </w:pPr>
+    </w:p>
+    <w:p>
+      <w:pPr>
+        <w:bidi/>
+        <w:rPr>
+          <w:sz w:val="24"/>
+          <w:szCs w:val="24"/>
+          <w:lang w:val="en-US"/>
+        </w:rPr>
+      </w:pPr>
+    </w:p>
+    <w:p>
+      <w:pPr>
+        <w:bidi/>
+        <w:rPr>
+          <w:sz w:val="24"/>
+          <w:szCs w:val="24"/>
+          <w:lang w:val="en-US"/>
+        </w:rPr>
+      </w:pPr>
+    </w:p>
+    <w:p>
+      <w:pPr>
+        <w:bidi/>
+        <w:rPr>
+          <w:sz w:val="24"/>
+          <w:szCs w:val="24"/>
+          <w:lang w:val="en-US"/>
+        </w:rPr>
+      </w:pPr>
+    </w:p>
+    <w:p>
+      <w:pPr>
+        <w:bidi/>
+        <w:rPr>
+          <w:sz w:val="24"/>
+          <w:szCs w:val="24"/>
+          <w:lang w:val="en-US"/>
+        </w:rPr>
+      </w:pPr>
+    </w:p>
+    <w:p>
+      <w:pPr>
+        <w:bidi/>
+        <w:rPr>
+          <w:sz w:val="24"/>
+          <w:szCs w:val="24"/>
+          <w:lang w:val="en-US"/>
+        </w:rPr>
+      </w:pPr>
+    </w:p>
+    <w:p>
+      <w:pPr>
+        <w:bidi/>
+        <w:rPr>
+          <w:sz w:val="24"/>
+          <w:szCs w:val="24"/>
+          <w:lang w:val="en-US"/>
+        </w:rPr>
+      </w:pPr>
+    </w:p>
+    <w:p>
+      <w:pPr>
+        <w:bidi/>
+        <w:rPr>
+          <w:sz w:val="24"/>
+          <w:szCs w:val="24"/>
+          <w:lang w:val="en-US"/>
+        </w:rPr>
+      </w:pPr>
+    </w:p>
+    <w:p>
+      <w:pPr>
+        <w:bidi/>
+        <w:rPr>
+          <w:sz w:val="24"/>
+          <w:szCs w:val="24"/>
+          <w:lang w:val="en-US"/>
+        </w:rPr>
+      </w:pPr>
+    </w:p>
+    <w:p>
+      <w:pPr>
+        <w:bidi/>
+        <w:rPr>
+          <w:sz w:val="24"/>
+          <w:szCs w:val="24"/>
+          <w:lang w:val="en-US"/>
+        </w:rPr>
+      </w:pPr>
+    </w:p>
+    <w:p>
+      <w:pPr>
+        <w:pStyle w:val="Heading1"/>
+        <w:bidi/>
+        <w:rPr>
+          <w:rtl/>
+          <w:lang w:val="en-US"/>
+        </w:rPr>
+      </w:pPr>
+      <w:bookmarkStart w:id="8" w:name="_Toc109812483"/>
+      <w:r>
+        <w:rPr>
+          <w:rFonts w:hint="cs"/>
+          <w:noProof/>
+          <w:rtl/>
+          <w:lang w:val="he-IL"/>
         </w:rPr>
         <w:lastRenderedPageBreak/>
-        <w:t>היבטים אבטחתיים</w:t>
-      </w:r>
-    </w:p>
-    <w:p>
-      <w:pPr>
-        <w:bidi/>
-        <w:rPr>
-          <w:sz w:val="24"/>
-          <w:szCs w:val="24"/>
-          <w:rtl/>
-          <w:lang w:val="en-US"/>
-        </w:rPr>
-      </w:pPr>
-    </w:p>
-    <w:p>
-      <w:pPr>
+        <w:drawing>
+          <wp:anchor distT="0" distB="0" distL="114300" distR="114300" simplePos="0" relativeHeight="251671552" behindDoc="0" locked="0" layoutInCell="1" allowOverlap="1" wp14:anchorId="6154B2B3" wp14:editId="0C507052">
+            <wp:simplePos x="0" y="0"/>
+            <wp:positionH relativeFrom="margin">
+              <wp:align>right</wp:align>
+            </wp:positionH>
+            <wp:positionV relativeFrom="paragraph">
+              <wp:posOffset>409575</wp:posOffset>
+            </wp:positionV>
+            <wp:extent cx="5730240" cy="4372610"/>
+            <wp:effectExtent l="0" t="0" r="3810" b="8890"/>
+            <wp:wrapTopAndBottom/>
+            <wp:docPr id="13" name="Picture 13"/>
+            <wp:cNvGraphicFramePr>
+              <a:graphicFrameLocks xmlns:a="http://schemas.openxmlformats.org/drawingml/2006/main" noChangeAspect="1"/>
+            </wp:cNvGraphicFramePr>
+            <a:graphic xmlns:a="http://schemas.openxmlformats.org/drawingml/2006/main">
+              <a:graphicData uri="http://schemas.openxmlformats.org/drawingml/2006/picture">
+                <pic:pic xmlns:pic="http://schemas.openxmlformats.org/drawingml/2006/picture">
+                  <pic:nvPicPr>
+                    <pic:cNvPr id="0" name="Picture 7"/>
+                    <pic:cNvPicPr>
+                      <a:picLocks noChangeAspect="1" noChangeArrowheads="1"/>
+                    </pic:cNvPicPr>
+                  </pic:nvPicPr>
+                  <pic:blipFill>
+                    <a:blip r:embed="rId17">
+                      <a:extLst>
+                        <a:ext uri="{28A0092B-C50C-407E-A947-70E740481C1C}">
+                          <a14:useLocalDpi xmlns:a14="http://schemas.microsoft.com/office/drawing/2010/main" val="0"/>
+                        </a:ext>
+                      </a:extLst>
+                    </a:blip>
+                    <a:srcRect/>
+                    <a:stretch>
+                      <a:fillRect/>
+                    </a:stretch>
+                  </pic:blipFill>
+                  <pic:spPr bwMode="auto">
+                    <a:xfrm>
+                      <a:off x="0" y="0"/>
+                      <a:ext cx="5730240" cy="4372610"/>
+                    </a:xfrm>
+                    <a:prstGeom prst="rect">
+                      <a:avLst/>
+                    </a:prstGeom>
+                    <a:noFill/>
+                    <a:ln>
+                      <a:noFill/>
+                    </a:ln>
+                  </pic:spPr>
+                </pic:pic>
+              </a:graphicData>
+            </a:graphic>
+            <wp14:sizeRelH relativeFrom="page">
+              <wp14:pctWidth>0</wp14:pctWidth>
+            </wp14:sizeRelH>
+            <wp14:sizeRelV relativeFrom="page">
+              <wp14:pctHeight>0</wp14:pctHeight>
+            </wp14:sizeRelV>
+          </wp:anchor>
+        </w:drawing>
+      </w:r>
+      <w:r>
+        <w:rPr>
+          <w:rFonts w:hint="cs"/>
+          <w:rtl/>
+          <w:lang w:val="en-US"/>
+        </w:rPr>
+        <w:t>תרשים רצף</w:t>
+      </w:r>
+      <w:bookmarkEnd w:id="8"/>
+    </w:p>
+    <w:p>
+      <w:pPr>
+        <w:bidi/>
+        <w:rPr>
+          <w:sz w:val="24"/>
+          <w:szCs w:val="24"/>
+          <w:rtl/>
+          <w:lang w:val="en-US"/>
+        </w:rPr>
+      </w:pPr>
+    </w:p>
+    <w:p>
+      <w:pPr>
+        <w:bidi/>
+        <w:rPr>
+          <w:sz w:val="24"/>
+          <w:szCs w:val="24"/>
+          <w:lang w:val="en-US"/>
+        </w:rPr>
+      </w:pPr>
+      <w:r>
+        <w:rPr>
+          <w:rFonts w:hint="cs"/>
+          <w:sz w:val="24"/>
+          <w:szCs w:val="24"/>
+          <w:rtl/>
+          <w:lang w:val="en-US"/>
+        </w:rPr>
+        <w:t xml:space="preserve">1. </w:t>
+      </w:r>
+      <w:r>
+        <w:rPr>
+          <w:rFonts w:hint="cs"/>
+          <w:sz w:val="24"/>
+          <w:szCs w:val="24"/>
+          <w:rtl/>
+          <w:lang w:val="en-US"/>
+        </w:rPr>
+        <w:t xml:space="preserve">המשתמש יוצר </w:t>
+      </w:r>
+      <w:r>
+        <w:rPr>
+          <w:rFonts w:hint="cs"/>
+          <w:sz w:val="24"/>
+          <w:szCs w:val="24"/>
+          <w:lang w:val="en-US"/>
+        </w:rPr>
+        <w:t>TX</w:t>
+      </w:r>
+      <w:r>
+        <w:rPr>
+          <w:rFonts w:hint="cs"/>
+          <w:sz w:val="24"/>
+          <w:szCs w:val="24"/>
+          <w:rtl/>
+          <w:lang w:val="en-US"/>
+        </w:rPr>
+        <w:t xml:space="preserve"> באלקטרום</w:t>
+      </w:r>
+    </w:p>
+    <w:p>
+      <w:pPr>
+        <w:bidi/>
+        <w:rPr>
+          <w:sz w:val="24"/>
+          <w:szCs w:val="24"/>
+          <w:rtl/>
+          <w:lang w:val="en-US"/>
+        </w:rPr>
+      </w:pPr>
+      <w:r>
+        <w:rPr>
+          <w:rFonts w:hint="cs"/>
+          <w:sz w:val="24"/>
+          <w:szCs w:val="24"/>
+          <w:rtl/>
+          <w:lang w:val="en-US"/>
+        </w:rPr>
+        <w:t xml:space="preserve">2. </w:t>
+      </w:r>
+      <w:r>
+        <w:rPr>
+          <w:rFonts w:hint="cs"/>
+          <w:sz w:val="24"/>
+          <w:szCs w:val="24"/>
+          <w:rtl/>
+          <w:lang w:val="en-US"/>
+        </w:rPr>
+        <w:t>המשתמש מכניס סיסמה</w:t>
+      </w:r>
+    </w:p>
+    <w:p>
+      <w:pPr>
+        <w:bidi/>
+        <w:rPr>
+          <w:sz w:val="24"/>
+          <w:szCs w:val="24"/>
+          <w:rtl/>
+          <w:lang w:val="en-US"/>
+        </w:rPr>
+      </w:pPr>
+      <w:r>
+        <w:rPr>
+          <w:rFonts w:hint="cs"/>
+          <w:sz w:val="24"/>
+          <w:szCs w:val="24"/>
+          <w:rtl/>
+          <w:lang w:val="en-US"/>
+        </w:rPr>
+        <w:t>3-4</w:t>
+      </w:r>
+      <w:r>
+        <w:rPr>
+          <w:rFonts w:hint="cs"/>
+          <w:sz w:val="24"/>
+          <w:szCs w:val="24"/>
+          <w:rtl/>
+          <w:lang w:val="en-US"/>
+        </w:rPr>
+        <w:t xml:space="preserve">. </w:t>
+      </w:r>
+      <w:r>
+        <w:rPr>
+          <w:rFonts w:hint="cs"/>
+          <w:sz w:val="24"/>
+          <w:szCs w:val="24"/>
+          <w:rtl/>
+          <w:lang w:val="en-US"/>
+        </w:rPr>
+        <w:t>יוצרים את ה</w:t>
+      </w:r>
+      <w:r>
+        <w:rPr>
+          <w:rFonts w:hint="cs"/>
+          <w:sz w:val="24"/>
+          <w:szCs w:val="24"/>
+          <w:lang w:val="en-US"/>
+        </w:rPr>
+        <w:t>TX</w:t>
+      </w:r>
+      <w:r>
+        <w:rPr>
+          <w:rFonts w:hint="cs"/>
+          <w:sz w:val="24"/>
+          <w:szCs w:val="24"/>
+          <w:rtl/>
+          <w:lang w:val="en-US"/>
+        </w:rPr>
+        <w:t xml:space="preserve"> </w:t>
+      </w:r>
+      <w:r>
+        <w:rPr>
+          <w:rFonts w:hint="cs"/>
+          <w:sz w:val="24"/>
+          <w:szCs w:val="24"/>
+          <w:rtl/>
+          <w:lang w:val="en-US"/>
+        </w:rPr>
+        <w:t>ומגבבים את הסיסמה</w:t>
+      </w:r>
+    </w:p>
+    <w:p>
+      <w:pPr>
+        <w:bidi/>
+        <w:rPr>
+          <w:sz w:val="24"/>
+          <w:szCs w:val="24"/>
+          <w:rtl/>
+          <w:lang w:val="en-US"/>
+        </w:rPr>
+      </w:pPr>
+      <w:r>
+        <w:rPr>
+          <w:rFonts w:hint="cs"/>
+          <w:sz w:val="24"/>
+          <w:szCs w:val="24"/>
+          <w:rtl/>
+          <w:lang w:val="en-US"/>
+        </w:rPr>
+        <w:t>5-6. ההודעה נשלחת ל</w:t>
+      </w:r>
+      <w:r>
+        <w:rPr>
+          <w:sz w:val="24"/>
+          <w:szCs w:val="24"/>
+          <w:lang w:val="en-US"/>
+        </w:rPr>
+        <w:t>Host</w:t>
+      </w:r>
+      <w:r>
+        <w:rPr>
+          <w:rFonts w:hint="cs"/>
+          <w:sz w:val="24"/>
+          <w:szCs w:val="24"/>
+          <w:rtl/>
+          <w:lang w:val="en-US"/>
+        </w:rPr>
+        <w:t xml:space="preserve"> והוא מעביר אותה ל</w:t>
+      </w:r>
+      <w:r>
+        <w:rPr>
+          <w:sz w:val="24"/>
+          <w:szCs w:val="24"/>
+          <w:lang w:val="en-US"/>
+        </w:rPr>
+        <w:t>Applet</w:t>
+      </w:r>
+    </w:p>
+    <w:p>
+      <w:pPr>
+        <w:bidi/>
+        <w:rPr>
+          <w:sz w:val="24"/>
+          <w:szCs w:val="24"/>
+          <w:rtl/>
+          <w:lang w:val="en-US"/>
+        </w:rPr>
+      </w:pPr>
+      <w:r>
+        <w:rPr>
+          <w:rFonts w:hint="cs"/>
+          <w:sz w:val="24"/>
+          <w:szCs w:val="24"/>
+          <w:rtl/>
+          <w:lang w:val="en-US"/>
+        </w:rPr>
+        <w:t xml:space="preserve">7. </w:t>
+      </w:r>
+      <w:r>
+        <w:rPr>
+          <w:rFonts w:hint="cs"/>
+          <w:sz w:val="24"/>
+          <w:szCs w:val="24"/>
+          <w:rtl/>
+          <w:lang w:val="en-US"/>
+        </w:rPr>
+        <w:t>במידה והסיסמה נכונ</w:t>
+      </w:r>
+      <w:r>
+        <w:rPr>
+          <w:rFonts w:hint="cs"/>
+          <w:sz w:val="24"/>
+          <w:szCs w:val="24"/>
+          <w:rtl/>
+          <w:lang w:val="en-US"/>
+        </w:rPr>
+        <w:t>ה</w:t>
+      </w:r>
+      <w:r>
+        <w:rPr>
+          <w:rFonts w:hint="cs"/>
+          <w:sz w:val="24"/>
+          <w:szCs w:val="24"/>
+          <w:rtl/>
+          <w:lang w:val="en-US"/>
+        </w:rPr>
+        <w:t xml:space="preserve">, </w:t>
+      </w:r>
+      <w:r>
+        <w:rPr>
+          <w:sz w:val="24"/>
+          <w:szCs w:val="24"/>
+          <w:lang w:val="en-US"/>
+        </w:rPr>
+        <w:t>Applet</w:t>
+      </w:r>
+      <w:r>
+        <w:rPr>
+          <w:rFonts w:hint="cs"/>
+          <w:sz w:val="24"/>
+          <w:szCs w:val="24"/>
+          <w:rtl/>
+          <w:lang w:val="en-US"/>
+        </w:rPr>
+        <w:t xml:space="preserve"> חותם על ה</w:t>
+      </w:r>
+      <w:r>
+        <w:rPr>
+          <w:rFonts w:hint="cs"/>
+          <w:sz w:val="24"/>
+          <w:szCs w:val="24"/>
+          <w:lang w:val="en-US"/>
+        </w:rPr>
+        <w:t>TX</w:t>
+      </w:r>
+    </w:p>
+    <w:p>
+      <w:pPr>
+        <w:bidi/>
+        <w:rPr>
+          <w:sz w:val="24"/>
+          <w:szCs w:val="24"/>
+          <w:rtl/>
+          <w:lang w:val="en-US"/>
+        </w:rPr>
+      </w:pPr>
+      <w:r>
+        <w:rPr>
+          <w:rFonts w:hint="cs"/>
+          <w:sz w:val="24"/>
+          <w:szCs w:val="24"/>
+          <w:rtl/>
+          <w:lang w:val="en-US"/>
+        </w:rPr>
+        <w:t>8-9. ה</w:t>
+      </w:r>
+      <w:r>
+        <w:rPr>
+          <w:rFonts w:hint="cs"/>
+          <w:sz w:val="24"/>
+          <w:szCs w:val="24"/>
+          <w:lang w:val="en-US"/>
+        </w:rPr>
+        <w:t>TX</w:t>
+      </w:r>
+      <w:r>
+        <w:rPr>
+          <w:rFonts w:hint="cs"/>
+          <w:sz w:val="24"/>
+          <w:szCs w:val="24"/>
+          <w:rtl/>
+          <w:lang w:val="en-US"/>
+        </w:rPr>
+        <w:t xml:space="preserve"> החתומה נשלחת לאלקטרום</w:t>
+      </w:r>
+    </w:p>
+    <w:p>
+      <w:pPr>
+        <w:bidi/>
+        <w:rPr>
+          <w:rFonts w:hint="cs"/>
+          <w:sz w:val="24"/>
+          <w:szCs w:val="24"/>
+          <w:rtl/>
+          <w:lang w:val="en-US"/>
+        </w:rPr>
+      </w:pPr>
+      <w:r>
+        <w:rPr>
+          <w:rFonts w:hint="cs"/>
+          <w:sz w:val="24"/>
+          <w:szCs w:val="24"/>
+          <w:rtl/>
+          <w:lang w:val="en-US"/>
+        </w:rPr>
+        <w:t>10. ה</w:t>
+      </w:r>
+      <w:r>
+        <w:rPr>
+          <w:rFonts w:hint="cs"/>
+          <w:sz w:val="24"/>
+          <w:szCs w:val="24"/>
+          <w:lang w:val="en-US"/>
+        </w:rPr>
+        <w:t>TX</w:t>
+      </w:r>
+      <w:r>
+        <w:rPr>
+          <w:rFonts w:hint="cs"/>
+          <w:sz w:val="24"/>
+          <w:szCs w:val="24"/>
+          <w:rtl/>
+          <w:lang w:val="en-US"/>
+        </w:rPr>
+        <w:t xml:space="preserve"> נשלחת לרשת</w:t>
+      </w:r>
+    </w:p>
+    <w:p>
+      <w:pPr>
+        <w:bidi/>
+        <w:rPr>
+          <w:rFonts w:hint="cs"/>
+          <w:sz w:val="24"/>
+          <w:szCs w:val="24"/>
+          <w:rtl/>
+          <w:lang w:val="en-US"/>
+        </w:rPr>
+      </w:pPr>
+    </w:p>
+    <w:p>
+      <w:pPr>
+        <w:bidi/>
+        <w:rPr>
+          <w:sz w:val="24"/>
+          <w:szCs w:val="24"/>
+          <w:lang w:val="en-US"/>
+        </w:rPr>
+      </w:pPr>
+    </w:p>
+    <w:p>
+      <w:pPr>
+        <w:bidi/>
+        <w:rPr>
+          <w:sz w:val="24"/>
+          <w:szCs w:val="24"/>
+          <w:lang w:val="en-US"/>
+        </w:rPr>
+      </w:pPr>
+    </w:p>
+    <w:p>
+      <w:pPr>
+        <w:bidi/>
+        <w:rPr>
+          <w:sz w:val="24"/>
+          <w:szCs w:val="24"/>
+          <w:lang w:val="en-US"/>
+        </w:rPr>
+      </w:pPr>
+    </w:p>
+    <w:p>
+      <w:pPr>
+        <w:bidi/>
+        <w:rPr>
+          <w:sz w:val="24"/>
+          <w:szCs w:val="24"/>
+          <w:rtl/>
+          <w:lang w:val="en-US"/>
+        </w:rPr>
+      </w:pPr>
+    </w:p>
+    <w:p>
+      <w:pPr>
+        <w:pStyle w:val="Heading1"/>
+        <w:bidi/>
+        <w:rPr>
+          <w:rtl/>
+          <w:lang w:val="en-US"/>
+        </w:rPr>
+      </w:pPr>
+      <w:bookmarkStart w:id="9" w:name="_Toc109812484"/>
+      <w:r>
+        <w:rPr>
+          <w:rFonts w:hint="cs"/>
+          <w:rtl/>
+          <w:lang w:val="en-US"/>
+        </w:rPr>
+        <w:lastRenderedPageBreak/>
+        <w:t xml:space="preserve">היבטים </w:t>
+      </w:r>
+      <w:r>
+        <w:rPr>
+          <w:rFonts w:hint="cs"/>
+          <w:rtl/>
+        </w:rPr>
+        <w:t>אבטחתיים</w:t>
+      </w:r>
+      <w:bookmarkEnd w:id="9"/>
+    </w:p>
+    <w:p>
+      <w:pPr>
+        <w:bidi/>
+        <w:jc w:val="both"/>
+        <w:rPr>
+          <w:sz w:val="24"/>
+          <w:szCs w:val="24"/>
+          <w:rtl/>
+          <w:lang w:val="en-US"/>
+        </w:rPr>
+      </w:pPr>
+      <w:r>
+        <w:rPr>
+          <w:rFonts w:hint="cs"/>
+          <w:sz w:val="24"/>
+          <w:szCs w:val="24"/>
+          <w:rtl/>
+          <w:lang w:val="en-US"/>
+        </w:rPr>
+        <w:t xml:space="preserve">ההישג </w:t>
+      </w:r>
+      <w:r>
+        <w:rPr>
+          <w:rFonts w:hint="cs"/>
+          <w:sz w:val="24"/>
+          <w:szCs w:val="24"/>
+          <w:rtl/>
+          <w:lang w:val="en-US"/>
+        </w:rPr>
+        <w:t xml:space="preserve">העיקרי </w:t>
+      </w:r>
+      <w:r>
+        <w:rPr>
+          <w:rFonts w:hint="cs"/>
+          <w:sz w:val="24"/>
+          <w:szCs w:val="24"/>
+          <w:rtl/>
+          <w:lang w:val="en-US"/>
+        </w:rPr>
+        <w:t>של הפתרון שלעיל</w:t>
+      </w:r>
+      <w:r>
+        <w:rPr>
+          <w:rFonts w:hint="cs"/>
+          <w:sz w:val="24"/>
+          <w:szCs w:val="24"/>
+          <w:rtl/>
+          <w:lang w:val="en-US"/>
+        </w:rPr>
+        <w:t xml:space="preserve"> מבחינת אבטחה,</w:t>
+      </w:r>
+      <w:r>
+        <w:rPr>
+          <w:rFonts w:hint="cs"/>
+          <w:sz w:val="24"/>
+          <w:szCs w:val="24"/>
+          <w:rtl/>
+          <w:lang w:val="en-US"/>
+        </w:rPr>
+        <w:t xml:space="preserve"> הוא שמירה על המפתח הפרטי בסביבה הבטוחה</w:t>
+      </w:r>
+      <w:r>
+        <w:rPr>
+          <w:rFonts w:hint="cs"/>
+          <w:sz w:val="24"/>
+          <w:szCs w:val="24"/>
+          <w:rtl/>
+          <w:lang w:val="en-US"/>
+        </w:rPr>
+        <w:t>, כאשר באף שלב הוא לא יוצא ממנה, מוצפן או גלוי</w:t>
+      </w:r>
+      <w:r>
+        <w:rPr>
+          <w:rFonts w:hint="cs"/>
+          <w:sz w:val="24"/>
+          <w:szCs w:val="24"/>
+          <w:rtl/>
+          <w:lang w:val="en-US"/>
+        </w:rPr>
+        <w:t xml:space="preserve">. הדבר מונע קריאה שלו בכל </w:t>
+      </w:r>
+      <w:r>
+        <w:rPr>
+          <w:rFonts w:hint="cs"/>
+          <w:sz w:val="24"/>
+          <w:szCs w:val="24"/>
+          <w:rtl/>
+          <w:lang w:val="en-US"/>
+        </w:rPr>
+        <w:t>דרך שהיא,</w:t>
+      </w:r>
+      <w:r>
+        <w:rPr>
+          <w:rFonts w:hint="cs"/>
+          <w:sz w:val="24"/>
+          <w:szCs w:val="24"/>
+          <w:rtl/>
+          <w:lang w:val="en-US"/>
+        </w:rPr>
+        <w:t xml:space="preserve"> מן הזכרון</w:t>
+      </w:r>
+      <w:r>
+        <w:rPr>
+          <w:rFonts w:hint="cs"/>
+          <w:sz w:val="24"/>
+          <w:szCs w:val="24"/>
+          <w:rtl/>
+          <w:lang w:val="en-US"/>
+        </w:rPr>
+        <w:t xml:space="preserve"> </w:t>
+      </w:r>
+      <w:r>
+        <w:rPr>
+          <w:rFonts w:hint="cs"/>
+          <w:sz w:val="24"/>
+          <w:szCs w:val="24"/>
+          <w:rtl/>
+          <w:lang w:val="en-US"/>
+        </w:rPr>
+        <w:t xml:space="preserve">הקשיח או </w:t>
+      </w:r>
+      <w:r>
+        <w:rPr>
+          <w:rFonts w:hint="cs"/>
+          <w:sz w:val="24"/>
+          <w:szCs w:val="24"/>
+          <w:rtl/>
+          <w:lang w:val="en-US"/>
+        </w:rPr>
+        <w:t>בזמן ריצה</w:t>
+      </w:r>
+      <w:r>
+        <w:rPr>
+          <w:rFonts w:hint="cs"/>
+          <w:sz w:val="24"/>
+          <w:szCs w:val="24"/>
+          <w:rtl/>
+          <w:lang w:val="en-US"/>
+        </w:rPr>
+        <w:t>.</w:t>
+      </w:r>
+    </w:p>
+    <w:p>
+      <w:pPr>
+        <w:bidi/>
+        <w:jc w:val="both"/>
+        <w:rPr>
+          <w:sz w:val="24"/>
+          <w:szCs w:val="24"/>
+          <w:rtl/>
+          <w:lang w:val="en-US"/>
+        </w:rPr>
+      </w:pPr>
+      <w:r>
+        <w:rPr>
+          <w:rFonts w:hint="cs"/>
+          <w:sz w:val="24"/>
+          <w:szCs w:val="24"/>
+          <w:rtl/>
+          <w:lang w:val="en-US"/>
+        </w:rPr>
+        <w:t>בנוסף,</w:t>
+      </w:r>
+      <w:r>
+        <w:rPr>
+          <w:rFonts w:hint="cs"/>
+          <w:sz w:val="24"/>
+          <w:szCs w:val="24"/>
+          <w:rtl/>
+          <w:lang w:val="en-US"/>
+        </w:rPr>
+        <w:t xml:space="preserve"> מכיוון שבמקרה ה(כמעט</w:t>
+      </w:r>
+      <w:r>
+        <w:rPr>
+          <w:sz w:val="24"/>
+          <w:szCs w:val="24"/>
+          <w:lang w:val="en-US"/>
+        </w:rPr>
+        <w:t>*</w:t>
+      </w:r>
+      <w:r>
+        <w:rPr>
+          <w:rFonts w:hint="cs"/>
+          <w:sz w:val="24"/>
+          <w:szCs w:val="24"/>
+          <w:rtl/>
+          <w:lang w:val="en-US"/>
+        </w:rPr>
+        <w:t xml:space="preserve">) הכי </w:t>
+      </w:r>
+      <w:r>
+        <w:rPr>
+          <w:rFonts w:hint="cs"/>
+          <w:sz w:val="24"/>
+          <w:szCs w:val="24"/>
+          <w:rtl/>
+          <w:lang w:val="en-US"/>
+        </w:rPr>
+        <w:t xml:space="preserve">גרוע, רק הסיסמה תיגנב, </w:t>
+      </w:r>
+      <w:r>
+        <w:rPr>
+          <w:rFonts w:hint="cs"/>
+          <w:sz w:val="24"/>
+          <w:szCs w:val="24"/>
+          <w:rtl/>
+          <w:lang w:val="en-US"/>
+        </w:rPr>
+        <w:t xml:space="preserve">יהיה אפשר לגנוב מטבעות רק על ידי חתימת </w:t>
+      </w:r>
+      <w:r>
+        <w:rPr>
+          <w:rFonts w:hint="cs"/>
+          <w:sz w:val="24"/>
+          <w:szCs w:val="24"/>
+          <w:lang w:val="en-US"/>
+        </w:rPr>
+        <w:t>TX</w:t>
+      </w:r>
+      <w:r>
+        <w:rPr>
+          <w:rFonts w:hint="cs"/>
+          <w:sz w:val="24"/>
+          <w:szCs w:val="24"/>
+          <w:rtl/>
+          <w:lang w:val="en-US"/>
+        </w:rPr>
+        <w:t xml:space="preserve"> בתוך המחשב עצמו. </w:t>
+      </w:r>
+      <w:r>
+        <w:rPr>
+          <w:rFonts w:hint="cs"/>
+          <w:sz w:val="24"/>
+          <w:szCs w:val="24"/>
+          <w:rtl/>
+          <w:lang w:val="en-US"/>
+        </w:rPr>
+        <w:t xml:space="preserve">הדבר מוריד מעט מחומרת המצב, מכיוון שכל עוד המחשב לא מחובר </w:t>
+      </w:r>
+      <w:r>
+        <w:rPr>
+          <w:rFonts w:hint="cs"/>
+          <w:sz w:val="24"/>
+          <w:szCs w:val="24"/>
+          <w:rtl/>
+          <w:lang w:val="en-US"/>
+        </w:rPr>
+        <w:t xml:space="preserve">לרשת המשתמש יוכל </w:t>
+      </w:r>
+      <w:r>
+        <w:rPr>
+          <w:rFonts w:hint="cs"/>
+          <w:sz w:val="24"/>
+          <w:szCs w:val="24"/>
+          <w:rtl/>
+          <w:lang w:val="en-US"/>
+        </w:rPr>
+        <w:t>להשתמש בארנק כ</w:t>
+      </w:r>
+      <w:r>
+        <w:rPr>
+          <w:rFonts w:hint="cs"/>
+          <w:sz w:val="24"/>
+          <w:szCs w:val="24"/>
+          <w:rtl/>
+          <w:lang w:val="en-US"/>
+        </w:rPr>
+        <w:t>ארנק קר רגיל.</w:t>
+      </w:r>
+    </w:p>
+    <w:p>
+      <w:pPr>
+        <w:bidi/>
+        <w:jc w:val="both"/>
+        <w:rPr>
+          <w:sz w:val="24"/>
+          <w:szCs w:val="24"/>
+          <w:rtl/>
+          <w:lang w:val="en-US"/>
+        </w:rPr>
+      </w:pPr>
+      <w:r>
+        <w:rPr>
+          <w:rFonts w:hint="cs"/>
+          <w:sz w:val="24"/>
+          <w:szCs w:val="24"/>
+          <w:rtl/>
+          <w:lang w:val="en-US"/>
+        </w:rPr>
+        <w:t>אולם, הפ</w:t>
+      </w:r>
+      <w:r>
+        <w:rPr>
+          <w:rFonts w:hint="cs"/>
+          <w:sz w:val="24"/>
+          <w:szCs w:val="24"/>
+          <w:rtl/>
+          <w:lang w:val="en-US"/>
+        </w:rPr>
+        <w:t>ת</w:t>
+      </w:r>
+      <w:r>
+        <w:rPr>
+          <w:rFonts w:hint="cs"/>
+          <w:sz w:val="24"/>
+          <w:szCs w:val="24"/>
+          <w:rtl/>
+          <w:lang w:val="en-US"/>
+        </w:rPr>
+        <w:t>רון שלעיל</w:t>
+      </w:r>
+      <w:r>
+        <w:rPr>
+          <w:rFonts w:hint="cs"/>
+          <w:sz w:val="24"/>
+          <w:szCs w:val="24"/>
+          <w:rtl/>
+          <w:lang w:val="en-US"/>
+        </w:rPr>
+        <w:t xml:space="preserve"> אינו מושלם, </w:t>
+      </w:r>
+      <w:r>
+        <w:rPr>
+          <w:rFonts w:hint="cs"/>
+          <w:sz w:val="24"/>
+          <w:szCs w:val="24"/>
+          <w:rtl/>
+          <w:lang w:val="en-US"/>
+        </w:rPr>
+        <w:t>בעיקר מכיוון שפרוטוקול ההזדהות אינו מאובטח דיו.</w:t>
+      </w:r>
+    </w:p>
+    <w:p>
+      <w:pPr>
+        <w:pStyle w:val="ListParagraph"/>
+        <w:numPr>
+          <w:ilvl w:val="0"/>
+          <w:numId w:val="5"/>
+        </w:numPr>
+        <w:bidi/>
+        <w:jc w:val="both"/>
+        <w:rPr>
+          <w:sz w:val="24"/>
+          <w:szCs w:val="24"/>
+          <w:lang w:val="en-US"/>
+        </w:rPr>
+      </w:pPr>
+      <w:r>
+        <w:rPr>
+          <w:rFonts w:hint="cs"/>
+          <w:sz w:val="24"/>
+          <w:szCs w:val="24"/>
+          <w:rtl/>
+          <w:lang w:val="en-US"/>
+        </w:rPr>
+        <w:t>ה</w:t>
+      </w:r>
+      <w:r>
+        <w:rPr>
+          <w:rFonts w:hint="cs"/>
+          <w:sz w:val="24"/>
+          <w:szCs w:val="24"/>
+          <w:rtl/>
+          <w:lang w:val="en-US"/>
+        </w:rPr>
+        <w:t>תקשורת בין הלקוח ל</w:t>
+      </w:r>
+      <w:r>
+        <w:rPr>
+          <w:rFonts w:hint="cs"/>
+          <w:sz w:val="24"/>
+          <w:szCs w:val="24"/>
+          <w:lang w:val="en-US"/>
+        </w:rPr>
+        <w:t>TEE</w:t>
+      </w:r>
+      <w:r>
+        <w:rPr>
+          <w:rFonts w:hint="cs"/>
+          <w:sz w:val="24"/>
+          <w:szCs w:val="24"/>
+          <w:rtl/>
+          <w:lang w:val="en-US"/>
+        </w:rPr>
+        <w:t xml:space="preserve"> לא מאובטחת</w:t>
+      </w:r>
+      <w:r>
+        <w:rPr>
+          <w:rFonts w:hint="cs"/>
+          <w:sz w:val="24"/>
+          <w:szCs w:val="24"/>
+          <w:rtl/>
+          <w:lang w:val="en-US"/>
+        </w:rPr>
+        <w:t xml:space="preserve">. </w:t>
+      </w:r>
+      <w:r>
+        <w:rPr>
+          <w:rFonts w:hint="cs"/>
+          <w:sz w:val="24"/>
+          <w:szCs w:val="24"/>
+          <w:rtl/>
+          <w:lang w:val="en-US"/>
+        </w:rPr>
+        <w:t>ת</w:t>
+      </w:r>
+      <w:r>
+        <w:rPr>
+          <w:rFonts w:hint="cs"/>
+          <w:sz w:val="24"/>
+          <w:szCs w:val="24"/>
+          <w:rtl/>
+          <w:lang w:val="en-US"/>
+        </w:rPr>
+        <w:t>וכניות נוספות יכולות בתנאים מסויימים</w:t>
+      </w:r>
+      <w:r>
+        <w:rPr>
+          <w:rFonts w:hint="cs"/>
+          <w:sz w:val="24"/>
+          <w:szCs w:val="24"/>
+          <w:rtl/>
+          <w:lang w:val="en-US"/>
+        </w:rPr>
+        <w:t xml:space="preserve"> לה</w:t>
+      </w:r>
+      <w:r>
+        <w:rPr>
+          <w:rFonts w:hint="cs"/>
+          <w:sz w:val="24"/>
+          <w:szCs w:val="24"/>
+          <w:rtl/>
+          <w:lang w:val="en-US"/>
+        </w:rPr>
+        <w:t>אזין לתקשורת.</w:t>
+      </w:r>
+    </w:p>
+    <w:p>
+      <w:pPr>
+        <w:pStyle w:val="ListParagraph"/>
+        <w:bidi/>
+        <w:jc w:val="both"/>
+        <w:rPr>
+          <w:sz w:val="24"/>
+          <w:szCs w:val="24"/>
+          <w:lang w:val="en-US"/>
+        </w:rPr>
+      </w:pPr>
+    </w:p>
+    <w:p>
+      <w:pPr>
+        <w:pStyle w:val="ListParagraph"/>
+        <w:numPr>
+          <w:ilvl w:val="0"/>
+          <w:numId w:val="5"/>
+        </w:numPr>
+        <w:bidi/>
+        <w:rPr>
+          <w:sz w:val="24"/>
+          <w:szCs w:val="24"/>
+          <w:rtl/>
+          <w:lang w:val="en-US"/>
+        </w:rPr>
+      </w:pPr>
+      <w:r>
+        <w:rPr>
+          <w:rFonts w:hint="cs"/>
+          <w:sz w:val="24"/>
+          <w:szCs w:val="24"/>
+          <w:rtl/>
+          <w:lang w:val="en-US"/>
+        </w:rPr>
+        <w:t>אין אימות של ה</w:t>
+      </w:r>
+      <w:r>
+        <w:rPr>
+          <w:rFonts w:hint="cs"/>
+          <w:sz w:val="24"/>
+          <w:szCs w:val="24"/>
+          <w:lang w:val="en-US"/>
+        </w:rPr>
+        <w:t>TEE</w:t>
+      </w:r>
+      <w:r>
+        <w:rPr>
+          <w:rFonts w:hint="cs"/>
+          <w:sz w:val="24"/>
+          <w:szCs w:val="24"/>
+          <w:rtl/>
+          <w:lang w:val="en-US"/>
+        </w:rPr>
+        <w:t xml:space="preserve"> </w:t>
+      </w:r>
+      <w:r>
+        <w:rPr>
+          <w:rFonts w:hint="cs"/>
+          <w:sz w:val="24"/>
+          <w:szCs w:val="24"/>
+          <w:rtl/>
+          <w:lang w:val="en-US"/>
+        </w:rPr>
+        <w:t xml:space="preserve">מבחינת </w:t>
+      </w:r>
+      <w:r>
+        <w:rPr>
+          <w:rFonts w:hint="cs"/>
+          <w:sz w:val="24"/>
+          <w:szCs w:val="24"/>
+          <w:rtl/>
+          <w:lang w:val="en-US"/>
+        </w:rPr>
+        <w:t>הלקוח. כלומר, הלקוח לא יכול לדעת אם הוא אכן מדבר עם ה</w:t>
+      </w:r>
+      <w:r>
+        <w:rPr>
+          <w:rFonts w:hint="cs"/>
+          <w:sz w:val="24"/>
+          <w:szCs w:val="24"/>
+          <w:lang w:val="en-US"/>
+        </w:rPr>
+        <w:t>TEE</w:t>
+      </w:r>
+      <w:r>
+        <w:rPr>
+          <w:rFonts w:hint="cs"/>
+          <w:sz w:val="24"/>
+          <w:szCs w:val="24"/>
+          <w:rtl/>
+          <w:lang w:val="en-US"/>
+        </w:rPr>
+        <w:t xml:space="preserve"> או עם מתחזה.</w:t>
+      </w:r>
+      <w:r>
+        <w:rPr>
+          <w:rFonts w:hint="cs"/>
+          <w:sz w:val="24"/>
+          <w:szCs w:val="24"/>
+          <w:rtl/>
+          <w:lang w:val="en-US"/>
+        </w:rPr>
+        <w:t xml:space="preserve"> הדבר יכול להוביל לגניבה של הסיסמה</w:t>
+      </w:r>
+      <w:r>
+        <w:rPr>
+          <w:rFonts w:hint="cs"/>
+          <w:sz w:val="24"/>
+          <w:szCs w:val="24"/>
+          <w:rtl/>
+          <w:lang w:val="en-US"/>
+        </w:rPr>
+        <w:t xml:space="preserve">, </w:t>
+      </w:r>
+      <w:r>
+        <w:rPr>
+          <w:rFonts w:hint="cs"/>
+          <w:sz w:val="24"/>
+          <w:szCs w:val="24"/>
+          <w:rtl/>
+          <w:lang w:val="en-US"/>
+        </w:rPr>
+        <w:t>*</w:t>
+      </w:r>
+      <w:r>
+        <w:rPr>
+          <w:rFonts w:hint="cs"/>
+          <w:sz w:val="24"/>
+          <w:szCs w:val="24"/>
+          <w:rtl/>
+          <w:lang w:val="en-US"/>
+        </w:rPr>
+        <w:t xml:space="preserve">או במקרה יותר חמור, השרת שמלכתחילה יצר את המפתחות </w:t>
+      </w:r>
+      <w:r>
+        <w:rPr>
+          <w:rFonts w:hint="cs"/>
+          <w:sz w:val="24"/>
+          <w:szCs w:val="24"/>
+          <w:rtl/>
+          <w:lang w:val="en-US"/>
+        </w:rPr>
+        <w:t xml:space="preserve">הוא </w:t>
+      </w:r>
+      <w:r>
+        <w:rPr>
+          <w:rFonts w:hint="cs"/>
+          <w:sz w:val="24"/>
+          <w:szCs w:val="24"/>
+          <w:rtl/>
+          <w:lang w:val="en-US"/>
+        </w:rPr>
+        <w:t>מתחזה.</w:t>
+      </w:r>
+      <w:r>
+        <w:rPr>
+          <w:sz w:val="24"/>
+          <w:szCs w:val="24"/>
+          <w:rtl/>
+          <w:lang w:val="en-US"/>
+        </w:rPr>
+        <w:br/>
+      </w:r>
+    </w:p>
+    <w:p>
+      <w:pPr>
+        <w:pStyle w:val="ListParagraph"/>
+        <w:numPr>
+          <w:ilvl w:val="0"/>
+          <w:numId w:val="5"/>
+        </w:numPr>
+        <w:bidi/>
+        <w:jc w:val="both"/>
+        <w:rPr>
+          <w:sz w:val="24"/>
+          <w:szCs w:val="24"/>
+          <w:lang w:val="en-US"/>
+        </w:rPr>
+      </w:pPr>
+      <w:r>
+        <w:rPr>
+          <w:rFonts w:hint="cs"/>
+          <w:sz w:val="24"/>
+          <w:szCs w:val="24"/>
+          <w:rtl/>
+          <w:lang w:val="en-US"/>
+        </w:rPr>
+        <w:t xml:space="preserve">ניתן לגנוב את הסיסמה </w:t>
+      </w:r>
+      <w:r>
+        <w:rPr>
+          <w:rFonts w:hint="cs"/>
+          <w:sz w:val="24"/>
+          <w:szCs w:val="24"/>
+          <w:rtl/>
+          <w:lang w:val="en-US"/>
+        </w:rPr>
+        <w:t xml:space="preserve">בעזרת </w:t>
+      </w:r>
+      <w:r>
+        <w:rPr>
+          <w:rFonts w:hint="cs"/>
+          <w:sz w:val="24"/>
+          <w:szCs w:val="24"/>
+          <w:rtl/>
+          <w:lang w:val="en-US"/>
+        </w:rPr>
+        <w:t>שימוש ב</w:t>
+      </w:r>
+      <w:r>
+        <w:rPr>
+          <w:rFonts w:hint="cs"/>
+          <w:sz w:val="24"/>
+          <w:szCs w:val="24"/>
+          <w:rtl/>
+          <w:lang w:val="en-US"/>
+        </w:rPr>
+        <w:t>רישום הקשות</w:t>
+      </w:r>
+      <w:r>
+        <w:rPr>
+          <w:rFonts w:hint="cs"/>
+          <w:sz w:val="24"/>
+          <w:szCs w:val="24"/>
+          <w:rtl/>
+          <w:lang w:val="en-US"/>
+        </w:rPr>
+        <w:t xml:space="preserve">, או מקריאת זיכרון </w:t>
+      </w:r>
+      <w:r>
+        <w:rPr>
+          <w:rFonts w:hint="cs"/>
+          <w:sz w:val="24"/>
+          <w:szCs w:val="24"/>
+          <w:rtl/>
+          <w:lang w:val="en-US"/>
+        </w:rPr>
+        <w:t xml:space="preserve">הריצה </w:t>
+      </w:r>
+      <w:r>
+        <w:rPr>
+          <w:rFonts w:hint="cs"/>
+          <w:sz w:val="24"/>
+          <w:szCs w:val="24"/>
+          <w:rtl/>
+          <w:lang w:val="en-US"/>
+        </w:rPr>
+        <w:t xml:space="preserve">של </w:t>
+      </w:r>
+      <w:r>
+        <w:rPr>
+          <w:rFonts w:hint="cs"/>
+          <w:sz w:val="24"/>
+          <w:szCs w:val="24"/>
+          <w:rtl/>
+          <w:lang w:val="en-US"/>
+        </w:rPr>
+        <w:t xml:space="preserve">תכנת </w:t>
+      </w:r>
+      <w:r>
+        <w:rPr>
+          <w:rFonts w:hint="cs"/>
+          <w:sz w:val="24"/>
+          <w:szCs w:val="24"/>
+          <w:rtl/>
+          <w:lang w:val="en-US"/>
+        </w:rPr>
+        <w:t>הארנק.</w:t>
+      </w:r>
+    </w:p>
+    <w:p>
+      <w:pPr>
+        <w:bidi/>
+        <w:jc w:val="both"/>
+        <w:rPr>
+          <w:sz w:val="24"/>
+          <w:szCs w:val="24"/>
+          <w:rtl/>
+          <w:lang w:val="en-US"/>
+        </w:rPr>
+      </w:pPr>
+    </w:p>
+    <w:p>
+      <w:pPr>
+        <w:bidi/>
+        <w:jc w:val="both"/>
+        <w:rPr>
+          <w:sz w:val="24"/>
+          <w:szCs w:val="24"/>
+          <w:rtl/>
+          <w:lang w:val="en-US"/>
+        </w:rPr>
+      </w:pPr>
+    </w:p>
+    <w:p>
+      <w:pPr>
+        <w:bidi/>
+        <w:jc w:val="both"/>
+        <w:rPr>
+          <w:sz w:val="24"/>
+          <w:szCs w:val="24"/>
+          <w:rtl/>
+          <w:lang w:val="en-US"/>
+        </w:rPr>
+      </w:pPr>
+    </w:p>
+    <w:p>
+      <w:pPr>
+        <w:bidi/>
+        <w:jc w:val="both"/>
+        <w:rPr>
+          <w:sz w:val="24"/>
+          <w:szCs w:val="24"/>
+          <w:rtl/>
+          <w:lang w:val="en-US"/>
+        </w:rPr>
+      </w:pPr>
+    </w:p>
+    <w:p>
+      <w:pPr>
+        <w:bidi/>
+        <w:jc w:val="both"/>
+        <w:rPr>
+          <w:sz w:val="24"/>
+          <w:szCs w:val="24"/>
+          <w:rtl/>
+          <w:lang w:val="en-US"/>
+        </w:rPr>
+      </w:pPr>
+    </w:p>
+    <w:p>
+      <w:pPr>
+        <w:bidi/>
+        <w:jc w:val="both"/>
+        <w:rPr>
+          <w:sz w:val="24"/>
+          <w:szCs w:val="24"/>
+          <w:rtl/>
+          <w:lang w:val="en-US"/>
+        </w:rPr>
+      </w:pPr>
+    </w:p>
+    <w:p>
+      <w:pPr>
+        <w:bidi/>
+        <w:jc w:val="both"/>
+        <w:rPr>
+          <w:sz w:val="24"/>
+          <w:szCs w:val="24"/>
+          <w:rtl/>
+          <w:lang w:val="en-US"/>
+        </w:rPr>
+      </w:pPr>
+    </w:p>
+    <w:p>
+      <w:pPr>
+        <w:bidi/>
+        <w:jc w:val="both"/>
+        <w:rPr>
+          <w:sz w:val="24"/>
+          <w:szCs w:val="24"/>
+          <w:rtl/>
+          <w:lang w:val="en-US"/>
+        </w:rPr>
+      </w:pPr>
+    </w:p>
+    <w:p>
+      <w:pPr>
+        <w:bidi/>
+        <w:jc w:val="both"/>
+        <w:rPr>
+          <w:sz w:val="24"/>
+          <w:szCs w:val="24"/>
+          <w:rtl/>
+          <w:lang w:val="en-US"/>
+        </w:rPr>
+      </w:pPr>
+    </w:p>
+    <w:p>
+      <w:pPr>
+        <w:bidi/>
+        <w:jc w:val="both"/>
+        <w:rPr>
+          <w:sz w:val="24"/>
+          <w:szCs w:val="24"/>
+          <w:rtl/>
+          <w:lang w:val="en-US"/>
+        </w:rPr>
+      </w:pPr>
+    </w:p>
+    <w:p>
+      <w:pPr>
+        <w:bidi/>
+        <w:jc w:val="both"/>
+        <w:rPr>
+          <w:sz w:val="24"/>
+          <w:szCs w:val="24"/>
+          <w:rtl/>
+          <w:lang w:val="en-US"/>
+        </w:rPr>
+      </w:pPr>
+    </w:p>
+    <w:p>
+      <w:pPr>
+        <w:bidi/>
+        <w:jc w:val="both"/>
+        <w:rPr>
+          <w:sz w:val="24"/>
+          <w:szCs w:val="24"/>
+          <w:rtl/>
+          <w:lang w:val="en-US"/>
+        </w:rPr>
+      </w:pPr>
+    </w:p>
+    <w:p>
+      <w:pPr>
+        <w:bidi/>
+        <w:jc w:val="both"/>
+        <w:rPr>
+          <w:sz w:val="24"/>
+          <w:szCs w:val="24"/>
+          <w:rtl/>
+          <w:lang w:val="en-US"/>
+        </w:rPr>
+      </w:pPr>
+    </w:p>
+    <w:p>
+      <w:pPr>
+        <w:bidi/>
+        <w:jc w:val="both"/>
+        <w:rPr>
+          <w:sz w:val="24"/>
+          <w:szCs w:val="24"/>
+          <w:rtl/>
+          <w:lang w:val="en-US"/>
+        </w:rPr>
+      </w:pPr>
+    </w:p>
+    <w:p>
+      <w:pPr>
+        <w:bidi/>
+        <w:jc w:val="both"/>
+        <w:rPr>
+          <w:sz w:val="24"/>
+          <w:szCs w:val="24"/>
+          <w:rtl/>
+          <w:lang w:val="en-US"/>
+        </w:rPr>
+      </w:pPr>
+    </w:p>
+    <w:p>
+      <w:pPr>
+        <w:bidi/>
+        <w:jc w:val="both"/>
+        <w:rPr>
+          <w:sz w:val="24"/>
+          <w:szCs w:val="24"/>
+          <w:rtl/>
+          <w:lang w:val="en-US"/>
+        </w:rPr>
+      </w:pPr>
+    </w:p>
+    <w:p>
+      <w:pPr>
+        <w:pStyle w:val="Heading1"/>
+        <w:bidi/>
+        <w:rPr>
+          <w:rtl/>
+          <w:lang w:val="en-US"/>
+        </w:rPr>
+      </w:pPr>
+      <w:bookmarkStart w:id="10" w:name="_Toc109812485"/>
+      <w:r>
+        <w:rPr>
+          <w:rFonts w:hint="cs"/>
+          <w:rtl/>
+          <w:lang w:val="en-US"/>
+        </w:rPr>
+        <w:lastRenderedPageBreak/>
+        <w:t>עבודה עתידי</w:t>
+      </w:r>
+      <w:r>
+        <w:rPr>
+          <w:rFonts w:hint="cs"/>
+          <w:rtl/>
+          <w:lang w:val="en-US"/>
+        </w:rPr>
+        <w:t>ת</w:t>
+      </w:r>
+      <w:bookmarkEnd w:id="10"/>
+    </w:p>
+    <w:p>
+      <w:pPr>
+        <w:bidi/>
+        <w:rPr>
+          <w:sz w:val="32"/>
+          <w:szCs w:val="32"/>
+          <w:u w:val="single"/>
+          <w:rtl/>
+          <w:lang w:val="en-US"/>
+        </w:rPr>
+      </w:pPr>
+      <w:r>
+        <w:rPr>
+          <w:rFonts w:hint="cs"/>
+          <w:sz w:val="32"/>
+          <w:szCs w:val="32"/>
+          <w:u w:val="single"/>
+          <w:rtl/>
+          <w:lang w:val="en-US"/>
+        </w:rPr>
+        <w:t>אבטחה</w:t>
+      </w:r>
+    </w:p>
+    <w:p>
+      <w:pPr>
+        <w:bidi/>
+        <w:jc w:val="both"/>
+        <w:rPr>
+          <w:sz w:val="24"/>
+          <w:szCs w:val="24"/>
+          <w:lang w:val="en-US"/>
+        </w:rPr>
+      </w:pPr>
+      <w:r>
+        <w:rPr>
+          <w:rFonts w:hint="cs"/>
+          <w:sz w:val="24"/>
+          <w:szCs w:val="24"/>
+          <w:rtl/>
+          <w:lang w:val="en-US"/>
+        </w:rPr>
+        <w:t>השיפורים הדרושים מבחינת אבטחה</w:t>
+      </w:r>
+      <w:r>
+        <w:rPr>
+          <w:rFonts w:hint="cs"/>
+          <w:sz w:val="24"/>
+          <w:szCs w:val="24"/>
+          <w:rtl/>
+          <w:lang w:val="en-US"/>
+        </w:rPr>
+        <w:t>:</w:t>
+      </w:r>
+    </w:p>
+    <w:p>
+      <w:pPr>
+        <w:pStyle w:val="ListParagraph"/>
+        <w:numPr>
+          <w:ilvl w:val="0"/>
+          <w:numId w:val="5"/>
+        </w:numPr>
+        <w:bidi/>
+        <w:jc w:val="both"/>
+        <w:rPr>
+          <w:sz w:val="24"/>
+          <w:szCs w:val="24"/>
+          <w:lang w:val="en-US"/>
+        </w:rPr>
+      </w:pPr>
+      <w:r>
+        <w:rPr>
+          <w:rFonts w:hint="cs"/>
+          <w:sz w:val="24"/>
+          <w:szCs w:val="24"/>
+          <w:rtl/>
+          <w:lang w:val="en-US"/>
+        </w:rPr>
+        <w:t xml:space="preserve">הוספת </w:t>
+      </w:r>
+      <w:r>
+        <w:rPr>
+          <w:sz w:val="24"/>
+          <w:szCs w:val="24"/>
+          <w:lang w:val="en-US"/>
+        </w:rPr>
+        <w:t>secure display</w:t>
+      </w:r>
+      <w:r>
+        <w:rPr>
+          <w:rFonts w:hint="cs"/>
+          <w:sz w:val="24"/>
+          <w:szCs w:val="24"/>
+          <w:rtl/>
+          <w:lang w:val="en-US"/>
+        </w:rPr>
+        <w:t xml:space="preserve"> להכנסת </w:t>
+      </w:r>
+      <w:r>
+        <w:rPr>
+          <w:rFonts w:hint="cs"/>
+          <w:sz w:val="24"/>
+          <w:szCs w:val="24"/>
+          <w:rtl/>
+          <w:lang w:val="en-US"/>
+        </w:rPr>
+        <w:t>הסיסמה</w:t>
+      </w:r>
+    </w:p>
+    <w:p>
+      <w:pPr>
+        <w:pStyle w:val="ListParagraph"/>
+        <w:numPr>
+          <w:ilvl w:val="0"/>
+          <w:numId w:val="5"/>
+        </w:numPr>
+        <w:bidi/>
+        <w:jc w:val="both"/>
+        <w:rPr>
+          <w:sz w:val="24"/>
+          <w:szCs w:val="24"/>
+          <w:lang w:val="en-US"/>
+        </w:rPr>
+      </w:pPr>
+      <w:r>
+        <w:rPr>
+          <w:rFonts w:hint="cs"/>
+          <w:sz w:val="24"/>
+          <w:szCs w:val="24"/>
+          <w:rtl/>
+          <w:lang w:val="en-US"/>
+        </w:rPr>
+        <w:t>אבטחת התקשורת בין הלקוח ל</w:t>
+      </w:r>
+      <w:r>
+        <w:rPr>
+          <w:rFonts w:hint="cs"/>
+          <w:sz w:val="24"/>
+          <w:szCs w:val="24"/>
+          <w:lang w:val="en-US"/>
+        </w:rPr>
+        <w:t>TEE</w:t>
+      </w:r>
+      <w:r>
+        <w:rPr>
+          <w:rFonts w:hint="cs"/>
+          <w:sz w:val="24"/>
+          <w:szCs w:val="24"/>
+          <w:rtl/>
+          <w:lang w:val="en-US"/>
+        </w:rPr>
+        <w:t xml:space="preserve"> עם</w:t>
+      </w:r>
+      <w:r>
+        <w:rPr>
+          <w:rFonts w:hint="cs"/>
+          <w:sz w:val="24"/>
+          <w:szCs w:val="24"/>
+          <w:rtl/>
+          <w:lang w:val="en-US"/>
+        </w:rPr>
+        <w:t xml:space="preserve"> </w:t>
+      </w:r>
+      <w:r>
+        <w:rPr>
+          <w:rFonts w:hint="cs"/>
+          <w:sz w:val="24"/>
+          <w:szCs w:val="24"/>
+          <w:lang w:val="en-US"/>
+        </w:rPr>
+        <w:t>SIGMA</w:t>
+      </w:r>
+      <w:r>
+        <w:rPr>
+          <w:rFonts w:hint="cs"/>
+          <w:sz w:val="24"/>
+          <w:szCs w:val="24"/>
+          <w:rtl/>
+          <w:lang w:val="en-US"/>
+        </w:rPr>
+        <w:t xml:space="preserve"> </w:t>
+      </w:r>
+      <w:r>
+        <w:rPr>
+          <w:rFonts w:hint="cs"/>
+          <w:sz w:val="24"/>
+          <w:szCs w:val="24"/>
+          <w:rtl/>
+          <w:lang w:val="en-US"/>
+        </w:rPr>
+        <w:t>ו</w:t>
+      </w:r>
+      <w:r>
+        <w:rPr>
+          <w:rFonts w:hint="cs"/>
+          <w:sz w:val="24"/>
+          <w:szCs w:val="24"/>
+          <w:lang w:val="en-US"/>
+        </w:rPr>
+        <w:t>EPID</w:t>
+      </w:r>
+    </w:p>
+    <w:p>
+      <w:pPr>
+        <w:bidi/>
+        <w:jc w:val="both"/>
+        <w:rPr>
+          <w:sz w:val="32"/>
+          <w:szCs w:val="32"/>
+          <w:u w:val="single"/>
+          <w:rtl/>
+          <w:lang w:val="en-US"/>
+        </w:rPr>
+      </w:pPr>
+      <w:r>
+        <w:rPr>
+          <w:rFonts w:hint="cs"/>
+          <w:sz w:val="32"/>
+          <w:szCs w:val="32"/>
+          <w:u w:val="single"/>
+          <w:rtl/>
+          <w:lang w:val="en-US"/>
+        </w:rPr>
+        <w:t>ביטקוין</w:t>
+      </w:r>
+    </w:p>
+    <w:p>
+      <w:pPr>
+        <w:bidi/>
+        <w:jc w:val="both"/>
+        <w:rPr>
+          <w:sz w:val="24"/>
+          <w:szCs w:val="24"/>
+          <w:rtl/>
+          <w:lang w:val="en-US"/>
+        </w:rPr>
+      </w:pPr>
+      <w:r>
+        <w:rPr>
+          <w:rFonts w:hint="cs"/>
+          <w:sz w:val="24"/>
+          <w:szCs w:val="24"/>
+          <w:rtl/>
+          <w:lang w:val="en-US"/>
+        </w:rPr>
+        <w:t>יש לעקוב אחר השינויים בפרוטוקול הביטקוין ולעדכן לפי הצורך. ה</w:t>
+      </w:r>
+      <w:r>
+        <w:rPr>
+          <w:rFonts w:hint="cs"/>
+          <w:sz w:val="24"/>
+          <w:szCs w:val="24"/>
+          <w:rtl/>
+          <w:lang w:val="en-US"/>
+        </w:rPr>
+        <w:t>עדכונים הדחופים הם:</w:t>
+      </w:r>
+    </w:p>
+    <w:p>
+      <w:pPr>
+        <w:pStyle w:val="ListParagraph"/>
+        <w:numPr>
+          <w:ilvl w:val="0"/>
+          <w:numId w:val="5"/>
+        </w:numPr>
+        <w:bidi/>
+        <w:jc w:val="both"/>
+        <w:rPr>
+          <w:sz w:val="24"/>
+          <w:szCs w:val="24"/>
+          <w:lang w:val="en-US"/>
+        </w:rPr>
+      </w:pPr>
+      <w:r>
+        <w:rPr>
+          <w:sz w:val="24"/>
+          <w:szCs w:val="24"/>
+          <w:lang w:val="en-US"/>
+        </w:rPr>
+        <w:t>BIP32</w:t>
+      </w:r>
+      <w:r>
+        <w:rPr>
+          <w:rFonts w:hint="cs"/>
+          <w:sz w:val="24"/>
+          <w:szCs w:val="24"/>
+          <w:rtl/>
+          <w:lang w:val="en-US"/>
+        </w:rPr>
+        <w:t>: ארנקים היררכיים, המאפשרים שימוש בכמה כתובות תחת מפתח</w:t>
+      </w:r>
+      <w:r>
+        <w:rPr>
+          <w:rFonts w:hint="cs"/>
+          <w:sz w:val="24"/>
+          <w:szCs w:val="24"/>
+          <w:rtl/>
+          <w:lang w:val="en-US"/>
+        </w:rPr>
+        <w:t>-</w:t>
+      </w:r>
+      <w:r>
+        <w:rPr>
+          <w:rFonts w:hint="cs"/>
+          <w:sz w:val="24"/>
+          <w:szCs w:val="24"/>
+          <w:rtl/>
+          <w:lang w:val="en-US"/>
+        </w:rPr>
+        <w:t>על אחד</w:t>
+      </w:r>
+    </w:p>
+    <w:p>
+      <w:pPr>
+        <w:pStyle w:val="ListParagraph"/>
+        <w:numPr>
+          <w:ilvl w:val="0"/>
+          <w:numId w:val="5"/>
+        </w:numPr>
+        <w:bidi/>
+        <w:jc w:val="both"/>
+        <w:rPr>
+          <w:sz w:val="24"/>
+          <w:szCs w:val="24"/>
+          <w:lang w:val="en-US"/>
+        </w:rPr>
+      </w:pPr>
+      <w:r>
+        <w:rPr>
+          <w:sz w:val="24"/>
+          <w:szCs w:val="24"/>
+          <w:lang w:val="en-US"/>
+        </w:rPr>
+        <w:t>BIP39</w:t>
+      </w:r>
+      <w:r>
+        <w:rPr>
+          <w:rFonts w:hint="cs"/>
+          <w:sz w:val="24"/>
+          <w:szCs w:val="24"/>
+          <w:rtl/>
+          <w:lang w:val="en-US"/>
+        </w:rPr>
+        <w:t>: אחזור המפתח הפרטי בע</w:t>
+      </w:r>
+      <w:r>
+        <w:rPr>
+          <w:rFonts w:hint="cs"/>
+          <w:sz w:val="24"/>
+          <w:szCs w:val="24"/>
+          <w:rtl/>
+          <w:lang w:val="en-US"/>
+        </w:rPr>
+        <w:t>ז</w:t>
+      </w:r>
+      <w:r>
+        <w:rPr>
+          <w:rFonts w:hint="cs"/>
+          <w:sz w:val="24"/>
+          <w:szCs w:val="24"/>
+          <w:rtl/>
+          <w:lang w:val="en-US"/>
+        </w:rPr>
+        <w:t xml:space="preserve">רת </w:t>
+      </w:r>
+      <w:r>
+        <w:rPr>
+          <w:sz w:val="24"/>
+          <w:szCs w:val="24"/>
+          <w:lang w:val="en-US"/>
+        </w:rPr>
+        <w:t>seed</w:t>
+      </w:r>
+    </w:p>
+    <w:p>
+      <w:pPr>
+        <w:bidi/>
+        <w:jc w:val="both"/>
+        <w:rPr>
+          <w:sz w:val="32"/>
+          <w:szCs w:val="32"/>
+          <w:u w:val="single"/>
+          <w:rtl/>
+          <w:lang w:val="en-US"/>
+        </w:rPr>
+      </w:pPr>
+      <w:r>
+        <w:rPr>
+          <w:rFonts w:hint="cs"/>
+          <w:sz w:val="32"/>
+          <w:szCs w:val="32"/>
+          <w:u w:val="single"/>
+          <w:lang w:val="en-US"/>
+        </w:rPr>
+        <w:t>UX</w:t>
+      </w:r>
+    </w:p>
+    <w:p>
+      <w:pPr>
+        <w:bidi/>
+        <w:jc w:val="both"/>
+        <w:rPr>
+          <w:sz w:val="24"/>
+          <w:szCs w:val="24"/>
+          <w:rtl/>
+          <w:lang w:val="en-US"/>
+        </w:rPr>
+      </w:pPr>
+      <w:r>
+        <w:rPr>
+          <w:rFonts w:hint="cs"/>
+          <w:sz w:val="24"/>
+          <w:szCs w:val="24"/>
+          <w:rtl/>
+          <w:lang w:val="en-US"/>
+        </w:rPr>
+        <w:t xml:space="preserve">תהליך </w:t>
+      </w:r>
+      <w:r>
+        <w:rPr>
+          <w:rFonts w:hint="cs"/>
+          <w:sz w:val="24"/>
+          <w:szCs w:val="24"/>
+          <w:rtl/>
+          <w:lang w:val="en-US"/>
+        </w:rPr>
+        <w:t xml:space="preserve">יצירת </w:t>
+      </w:r>
+      <w:r>
+        <w:rPr>
+          <w:rFonts w:hint="cs"/>
+          <w:sz w:val="24"/>
+          <w:szCs w:val="24"/>
+          <w:rtl/>
+          <w:lang w:val="en-US"/>
+        </w:rPr>
+        <w:t xml:space="preserve">הארנק </w:t>
+      </w:r>
+      <w:r>
+        <w:rPr>
+          <w:rFonts w:hint="cs"/>
+          <w:sz w:val="24"/>
+          <w:szCs w:val="24"/>
+          <w:rtl/>
+          <w:lang w:val="en-US"/>
+        </w:rPr>
+        <w:t>מסורבל</w:t>
+      </w:r>
+      <w:r>
+        <w:rPr>
+          <w:rFonts w:hint="cs"/>
+          <w:sz w:val="24"/>
+          <w:szCs w:val="24"/>
+          <w:rtl/>
+          <w:lang w:val="en-US"/>
+        </w:rPr>
+        <w:t xml:space="preserve"> </w:t>
+      </w:r>
+      <w:r>
+        <w:rPr>
+          <w:rFonts w:hint="cs"/>
+          <w:sz w:val="24"/>
+          <w:szCs w:val="24"/>
+          <w:rtl/>
+          <w:lang w:val="en-US"/>
+        </w:rPr>
+        <w:t>במידה מסוי</w:t>
+      </w:r>
+      <w:r>
+        <w:rPr>
+          <w:rFonts w:hint="cs"/>
+          <w:sz w:val="24"/>
+          <w:szCs w:val="24"/>
+          <w:rtl/>
+          <w:lang w:val="en-US"/>
+        </w:rPr>
+        <w:t>מת</w:t>
+      </w:r>
+      <w:r>
+        <w:rPr>
+          <w:rFonts w:hint="cs"/>
+          <w:sz w:val="24"/>
+          <w:szCs w:val="24"/>
+          <w:rtl/>
+          <w:lang w:val="en-US"/>
+        </w:rPr>
+        <w:t>,</w:t>
+      </w:r>
+      <w:r>
+        <w:rPr>
+          <w:rFonts w:hint="cs"/>
+          <w:sz w:val="24"/>
+          <w:szCs w:val="24"/>
+          <w:rtl/>
+          <w:lang w:val="en-US"/>
+        </w:rPr>
+        <w:t xml:space="preserve"> מכיוון ש</w:t>
+      </w:r>
+      <w:r>
+        <w:rPr>
+          <w:rFonts w:hint="cs"/>
+          <w:sz w:val="24"/>
+          <w:szCs w:val="24"/>
+          <w:rtl/>
+          <w:lang w:val="en-US"/>
+        </w:rPr>
+        <w:t xml:space="preserve">הפרויקט נכתב </w:t>
+      </w:r>
+      <w:r>
+        <w:rPr>
+          <w:rFonts w:hint="cs"/>
+          <w:sz w:val="24"/>
+          <w:szCs w:val="24"/>
+          <w:rtl/>
+          <w:lang w:val="en-US"/>
+        </w:rPr>
+        <w:t>כתוסף ולא כחלק אינטגרלי מהמערכת</w:t>
+      </w:r>
+      <w:r>
+        <w:rPr>
+          <w:rFonts w:hint="cs"/>
+          <w:sz w:val="24"/>
+          <w:szCs w:val="24"/>
+          <w:rtl/>
+          <w:lang w:val="en-US"/>
+        </w:rPr>
+        <w:t xml:space="preserve">. </w:t>
+      </w:r>
+      <w:r>
+        <w:rPr>
+          <w:rFonts w:hint="cs"/>
+          <w:sz w:val="24"/>
+          <w:szCs w:val="24"/>
+          <w:rtl/>
+          <w:lang w:val="en-US"/>
+        </w:rPr>
+        <w:t>יש להפוך את תהליך יצירת הארנק לדומה ככל הניתן לתהליך ליצירת ארנקים מסוגים אחרים.</w:t>
+      </w:r>
+    </w:p>
+    <w:p>
+      <w:pPr>
+        <w:bidi/>
+        <w:jc w:val="both"/>
+        <w:rPr>
+          <w:sz w:val="24"/>
+          <w:szCs w:val="24"/>
+          <w:rtl/>
+          <w:lang w:val="en-US"/>
+        </w:rPr>
+      </w:pPr>
+    </w:p>
+    <w:p>
+      <w:pPr>
+        <w:bidi/>
+        <w:jc w:val="both"/>
+        <w:rPr>
+          <w:sz w:val="24"/>
+          <w:szCs w:val="24"/>
+          <w:rtl/>
+          <w:lang w:val="en-US"/>
+        </w:rPr>
+      </w:pPr>
+      <w:r>
+        <w:rPr>
+          <w:rFonts w:hint="cs"/>
+          <w:sz w:val="24"/>
+          <w:szCs w:val="24"/>
+          <w:rtl/>
+          <w:lang w:val="en-US"/>
+        </w:rPr>
+        <w:t xml:space="preserve">באופן כללי, </w:t>
+      </w:r>
+      <w:r>
+        <w:rPr>
+          <w:rFonts w:hint="cs"/>
+          <w:sz w:val="24"/>
+          <w:szCs w:val="24"/>
+          <w:rtl/>
+          <w:lang w:val="en-US"/>
+        </w:rPr>
+        <w:t>כדאי לשנות את המערכת כך שלא ת</w:t>
+      </w:r>
+      <w:r>
+        <w:rPr>
+          <w:rFonts w:hint="cs"/>
+          <w:sz w:val="24"/>
+          <w:szCs w:val="24"/>
+          <w:rtl/>
+          <w:lang w:val="en-US"/>
+        </w:rPr>
+        <w:t xml:space="preserve">הווה </w:t>
+      </w:r>
+      <w:r>
+        <w:rPr>
+          <w:rFonts w:hint="cs"/>
+          <w:sz w:val="24"/>
+          <w:szCs w:val="24"/>
+          <w:rtl/>
+          <w:lang w:val="en-US"/>
+        </w:rPr>
+        <w:t>תוסף, אלא להוסיף סוג חדש של ארנק</w:t>
+      </w:r>
+      <w:r>
+        <w:rPr>
+          <w:rFonts w:hint="cs"/>
+          <w:sz w:val="24"/>
+          <w:szCs w:val="24"/>
+          <w:rtl/>
+          <w:lang w:val="en-US"/>
+        </w:rPr>
+        <w:t xml:space="preserve"> לאלקטרום</w:t>
+      </w:r>
+      <w:r>
+        <w:rPr>
+          <w:rFonts w:hint="cs"/>
+          <w:sz w:val="24"/>
+          <w:szCs w:val="24"/>
+          <w:rtl/>
+          <w:lang w:val="en-US"/>
+        </w:rPr>
+        <w:t>. הדבר אמנם ידרוש יותר עבודה, אך ישפר באופן ניכר את חוויית המשתמש ויפשט את מימוש המערכת.</w:t>
+      </w:r>
+    </w:p>
+    <w:p>
+      <w:pPr>
+        <w:bidi/>
+        <w:jc w:val="both"/>
+        <w:rPr>
+          <w:sz w:val="24"/>
+          <w:szCs w:val="24"/>
+          <w:rtl/>
+          <w:lang w:val="en-US"/>
+        </w:rPr>
+      </w:pPr>
+    </w:p>
+    <w:p>
+      <w:pPr>
+        <w:bidi/>
+        <w:jc w:val="both"/>
+        <w:rPr>
+          <w:sz w:val="24"/>
+          <w:szCs w:val="24"/>
+          <w:rtl/>
+          <w:lang w:val="en-US"/>
+        </w:rPr>
+      </w:pPr>
+    </w:p>
+    <w:p>
+      <w:pPr>
+        <w:bidi/>
+        <w:jc w:val="both"/>
+        <w:rPr>
+          <w:sz w:val="24"/>
+          <w:szCs w:val="24"/>
+          <w:rtl/>
+          <w:lang w:val="en-US"/>
+        </w:rPr>
+      </w:pPr>
+    </w:p>
+    <w:p>
+      <w:pPr>
+        <w:bidi/>
+        <w:jc w:val="both"/>
+        <w:rPr>
+          <w:sz w:val="24"/>
+          <w:szCs w:val="24"/>
+          <w:rtl/>
+          <w:lang w:val="en-US"/>
+        </w:rPr>
+      </w:pPr>
+    </w:p>
+    <w:p>
+      <w:pPr>
+        <w:bidi/>
+        <w:jc w:val="both"/>
+        <w:rPr>
+          <w:sz w:val="24"/>
+          <w:szCs w:val="24"/>
+          <w:rtl/>
+          <w:lang w:val="en-US"/>
+        </w:rPr>
+      </w:pPr>
+    </w:p>
+    <w:p>
+      <w:pPr>
+        <w:bidi/>
+        <w:jc w:val="both"/>
+        <w:rPr>
+          <w:sz w:val="24"/>
+          <w:szCs w:val="24"/>
+          <w:rtl/>
+          <w:lang w:val="en-US"/>
+        </w:rPr>
+      </w:pPr>
+    </w:p>
+    <w:p>
+      <w:pPr>
+        <w:bidi/>
+        <w:jc w:val="both"/>
+        <w:rPr>
+          <w:sz w:val="24"/>
+          <w:szCs w:val="24"/>
+          <w:rtl/>
+          <w:lang w:val="en-US"/>
+        </w:rPr>
+      </w:pPr>
+    </w:p>
+    <w:p>
+      <w:pPr>
+        <w:bidi/>
+        <w:jc w:val="both"/>
+        <w:rPr>
+          <w:sz w:val="24"/>
+          <w:szCs w:val="24"/>
+          <w:rtl/>
+          <w:lang w:val="en-US"/>
+        </w:rPr>
+      </w:pPr>
+    </w:p>
+    <w:p>
+      <w:pPr>
+        <w:bidi/>
+        <w:jc w:val="both"/>
+        <w:rPr>
+          <w:sz w:val="24"/>
+          <w:szCs w:val="24"/>
+          <w:rtl/>
+          <w:lang w:val="en-US"/>
+        </w:rPr>
+      </w:pPr>
+    </w:p>
+    <w:p>
+      <w:pPr>
+        <w:bidi/>
+        <w:jc w:val="both"/>
+        <w:rPr>
+          <w:sz w:val="24"/>
+          <w:szCs w:val="24"/>
+          <w:rtl/>
+          <w:lang w:val="en-US"/>
+        </w:rPr>
+      </w:pPr>
+    </w:p>
+    <w:p>
+      <w:pPr>
+        <w:bidi/>
+        <w:jc w:val="both"/>
+        <w:rPr>
+          <w:sz w:val="24"/>
+          <w:szCs w:val="24"/>
+          <w:rtl/>
+          <w:lang w:val="en-US"/>
+        </w:rPr>
+      </w:pPr>
+    </w:p>
+    <w:p>
+      <w:pPr>
+        <w:bidi/>
+        <w:jc w:val="both"/>
+        <w:rPr>
+          <w:sz w:val="24"/>
+          <w:szCs w:val="24"/>
+          <w:rtl/>
+          <w:lang w:val="en-US"/>
+        </w:rPr>
+      </w:pPr>
+    </w:p>
+    <w:p>
+      <w:pPr>
+        <w:bidi/>
+        <w:jc w:val="both"/>
+        <w:rPr>
+          <w:sz w:val="24"/>
+          <w:szCs w:val="24"/>
+          <w:rtl/>
+          <w:lang w:val="en-US"/>
+        </w:rPr>
+      </w:pPr>
+    </w:p>
+    <w:p>
+      <w:pPr>
+        <w:bidi/>
+        <w:jc w:val="both"/>
+        <w:rPr>
+          <w:sz w:val="24"/>
+          <w:szCs w:val="24"/>
+          <w:rtl/>
+          <w:lang w:val="en-US"/>
+        </w:rPr>
+      </w:pPr>
+    </w:p>
+    <w:p>
+      <w:pPr>
+        <w:pStyle w:val="Heading1"/>
+        <w:bidi/>
+        <w:rPr>
+          <w:rtl/>
+          <w:lang w:val="en-US"/>
+        </w:rPr>
+      </w:pPr>
+      <w:bookmarkStart w:id="11" w:name="_Toc109812486"/>
+      <w:r>
+        <w:rPr>
+          <w:rFonts w:hint="cs"/>
+          <w:rtl/>
+        </w:rPr>
+        <w:lastRenderedPageBreak/>
+        <w:t>חלוקת</w:t>
+      </w:r>
+      <w:r>
+        <w:rPr>
+          <w:rFonts w:hint="cs"/>
+          <w:rtl/>
+          <w:lang w:val="en-US"/>
+        </w:rPr>
+        <w:t xml:space="preserve"> עבודה</w:t>
+      </w:r>
+      <w:bookmarkEnd w:id="11"/>
+    </w:p>
+    <w:p>
+      <w:pPr>
+        <w:bidi/>
+        <w:rPr>
+          <w:sz w:val="24"/>
+          <w:szCs w:val="24"/>
+          <w:rtl/>
+          <w:lang w:val="en-US"/>
+        </w:rPr>
+      </w:pPr>
+      <w:r>
+        <w:rPr>
+          <w:rFonts w:hint="cs"/>
+          <w:sz w:val="24"/>
+          <w:szCs w:val="24"/>
+          <w:rtl/>
+          <w:lang w:val="en-US"/>
+        </w:rPr>
+        <w:t>מאיר כתב את השרת וה</w:t>
+      </w:r>
+      <w:r>
+        <w:rPr>
+          <w:sz w:val="24"/>
+          <w:szCs w:val="24"/>
+          <w:lang w:val="en-US"/>
+        </w:rPr>
+        <w:t>TEE client</w:t>
+      </w:r>
+      <w:r>
+        <w:rPr>
+          <w:rFonts w:hint="cs"/>
+          <w:sz w:val="24"/>
+          <w:szCs w:val="24"/>
+          <w:rtl/>
+          <w:lang w:val="en-US"/>
+        </w:rPr>
+        <w:t xml:space="preserve"> (</w:t>
+      </w:r>
+      <w:r>
+        <w:rPr>
+          <w:rFonts w:hint="cs"/>
+          <w:sz w:val="24"/>
+          <w:szCs w:val="24"/>
+          <w:lang w:val="en-US"/>
+        </w:rPr>
+        <w:t>API</w:t>
+      </w:r>
+      <w:r>
+        <w:rPr>
+          <w:rFonts w:hint="cs"/>
+          <w:sz w:val="24"/>
+          <w:szCs w:val="24"/>
+          <w:rtl/>
+          <w:lang w:val="en-US"/>
+        </w:rPr>
+        <w:t>) וה</w:t>
+      </w:r>
+      <w:r>
+        <w:rPr>
+          <w:sz w:val="24"/>
+          <w:szCs w:val="24"/>
+          <w:lang w:val="en-US"/>
+        </w:rPr>
+        <w:t>Applet</w:t>
+      </w:r>
+      <w:r>
+        <w:rPr>
+          <w:rFonts w:hint="cs"/>
+          <w:sz w:val="24"/>
+          <w:szCs w:val="24"/>
+          <w:rtl/>
+          <w:lang w:val="en-US"/>
+        </w:rPr>
+        <w:t xml:space="preserve"> (יצירת מפתח וחתימה)</w:t>
+      </w:r>
+    </w:p>
+    <w:p>
+      <w:pPr>
+        <w:bidi/>
+        <w:rPr>
+          <w:sz w:val="24"/>
+          <w:szCs w:val="24"/>
+          <w:rtl/>
+          <w:lang w:val="en-US"/>
+        </w:rPr>
+      </w:pPr>
+      <w:r>
+        <w:rPr>
+          <w:rFonts w:hint="cs"/>
+          <w:sz w:val="24"/>
+          <w:szCs w:val="24"/>
+          <w:rtl/>
+          <w:lang w:val="en-US"/>
+        </w:rPr>
+        <w:t xml:space="preserve">שחר כתב את התוסף לאלקטרום (יצירת ארנק חדש, יצירת </w:t>
+      </w:r>
+      <w:r>
+        <w:rPr>
+          <w:rFonts w:hint="cs"/>
+          <w:sz w:val="24"/>
+          <w:szCs w:val="24"/>
+          <w:lang w:val="en-US"/>
+        </w:rPr>
+        <w:t>TX</w:t>
+      </w:r>
+      <w:r>
+        <w:rPr>
+          <w:rFonts w:hint="cs"/>
+          <w:sz w:val="24"/>
+          <w:szCs w:val="24"/>
+          <w:rtl/>
+          <w:lang w:val="en-US"/>
+        </w:rPr>
+        <w:t xml:space="preserve"> ושליחה שלה)</w:t>
+      </w:r>
+    </w:p>
+    <w:p>
+      <w:pPr>
+        <w:bidi/>
+        <w:jc w:val="both"/>
+        <w:rPr>
+          <w:sz w:val="24"/>
+          <w:szCs w:val="24"/>
+          <w:rtl/>
+          <w:lang w:val="en-US"/>
+        </w:rPr>
+      </w:pPr>
+    </w:p>
+    <w:p>
+      <w:pPr>
+        <w:bidi/>
+        <w:jc w:val="both"/>
+        <w:rPr>
+          <w:sz w:val="24"/>
+          <w:szCs w:val="24"/>
+          <w:rtl/>
+          <w:lang w:val="en-US"/>
+        </w:rPr>
+      </w:pPr>
+    </w:p>
+    <w:p>
+      <w:pPr>
+        <w:bidi/>
+        <w:jc w:val="both"/>
+        <w:rPr>
+          <w:sz w:val="24"/>
+          <w:szCs w:val="24"/>
+          <w:rtl/>
+          <w:lang w:val="en-US"/>
+        </w:rPr>
+      </w:pPr>
+    </w:p>
+    <w:p>
+      <w:pPr>
+        <w:bidi/>
+        <w:jc w:val="both"/>
+        <w:rPr>
+          <w:sz w:val="24"/>
+          <w:szCs w:val="24"/>
+          <w:rtl/>
+          <w:lang w:val="en-US"/>
+        </w:rPr>
+      </w:pPr>
+    </w:p>
+    <w:p>
+      <w:pPr>
+        <w:bidi/>
+        <w:jc w:val="both"/>
+        <w:rPr>
+          <w:sz w:val="24"/>
+          <w:szCs w:val="24"/>
+          <w:rtl/>
+          <w:lang w:val="en-US"/>
+        </w:rPr>
+      </w:pPr>
+    </w:p>
+    <w:p>
+      <w:pPr>
+        <w:bidi/>
+        <w:jc w:val="both"/>
+        <w:rPr>
+          <w:sz w:val="24"/>
+          <w:szCs w:val="24"/>
+          <w:rtl/>
+          <w:lang w:val="en-US"/>
+        </w:rPr>
+      </w:pPr>
+    </w:p>
+    <w:p>
+      <w:pPr>
+        <w:bidi/>
+        <w:jc w:val="both"/>
+        <w:rPr>
+          <w:sz w:val="24"/>
+          <w:szCs w:val="24"/>
+          <w:rtl/>
+          <w:lang w:val="en-US"/>
+        </w:rPr>
+      </w:pPr>
+    </w:p>
+    <w:p>
+      <w:pPr>
+        <w:bidi/>
+        <w:jc w:val="both"/>
+        <w:rPr>
+          <w:sz w:val="24"/>
+          <w:szCs w:val="24"/>
+          <w:rtl/>
+          <w:lang w:val="en-US"/>
+        </w:rPr>
+      </w:pPr>
+    </w:p>
+    <w:p>
+      <w:pPr>
+        <w:bidi/>
+        <w:jc w:val="both"/>
+        <w:rPr>
+          <w:sz w:val="24"/>
+          <w:szCs w:val="24"/>
+          <w:rtl/>
+          <w:lang w:val="en-US"/>
+        </w:rPr>
+      </w:pPr>
+    </w:p>
+    <w:p>
+      <w:pPr>
+        <w:bidi/>
+        <w:jc w:val="both"/>
+        <w:rPr>
+          <w:sz w:val="24"/>
+          <w:szCs w:val="24"/>
+          <w:rtl/>
+          <w:lang w:val="en-US"/>
+        </w:rPr>
+      </w:pPr>
+    </w:p>
+    <w:p>
+      <w:pPr>
+        <w:bidi/>
+        <w:jc w:val="both"/>
+        <w:rPr>
+          <w:sz w:val="24"/>
+          <w:szCs w:val="24"/>
+          <w:rtl/>
+          <w:lang w:val="en-US"/>
+        </w:rPr>
+      </w:pPr>
+    </w:p>
+    <w:p>
+      <w:pPr>
+        <w:bidi/>
+        <w:jc w:val="both"/>
+        <w:rPr>
+          <w:sz w:val="24"/>
+          <w:szCs w:val="24"/>
+          <w:rtl/>
+          <w:lang w:val="en-US"/>
+        </w:rPr>
+      </w:pPr>
+    </w:p>
+    <w:p>
+      <w:pPr>
+        <w:bidi/>
+        <w:jc w:val="both"/>
+        <w:rPr>
+          <w:sz w:val="24"/>
+          <w:szCs w:val="24"/>
+          <w:rtl/>
+          <w:lang w:val="en-US"/>
+        </w:rPr>
+      </w:pPr>
+    </w:p>
+    <w:p>
+      <w:pPr>
+        <w:bidi/>
+        <w:jc w:val="both"/>
+        <w:rPr>
+          <w:sz w:val="24"/>
+          <w:szCs w:val="24"/>
+          <w:rtl/>
+          <w:lang w:val="en-US"/>
+        </w:rPr>
+      </w:pPr>
+    </w:p>
+    <w:p>
+      <w:pPr>
+        <w:bidi/>
+        <w:jc w:val="both"/>
+        <w:rPr>
+          <w:sz w:val="24"/>
+          <w:szCs w:val="24"/>
+          <w:rtl/>
+          <w:lang w:val="en-US"/>
+        </w:rPr>
+      </w:pPr>
+    </w:p>
+    <w:p>
+      <w:pPr>
+        <w:bidi/>
+        <w:jc w:val="both"/>
+        <w:rPr>
+          <w:sz w:val="24"/>
+          <w:szCs w:val="24"/>
+          <w:rtl/>
+          <w:lang w:val="en-US"/>
+        </w:rPr>
+      </w:pPr>
+    </w:p>
+    <w:p>
+      <w:pPr>
+        <w:bidi/>
+        <w:jc w:val="both"/>
+        <w:rPr>
+          <w:sz w:val="24"/>
+          <w:szCs w:val="24"/>
+          <w:rtl/>
+          <w:lang w:val="en-US"/>
+        </w:rPr>
+      </w:pPr>
+    </w:p>
+    <w:p>
+      <w:pPr>
+        <w:bidi/>
+        <w:jc w:val="both"/>
+        <w:rPr>
+          <w:sz w:val="24"/>
+          <w:szCs w:val="24"/>
+          <w:rtl/>
+          <w:lang w:val="en-US"/>
+        </w:rPr>
+      </w:pPr>
+    </w:p>
+    <w:p>
+      <w:pPr>
+        <w:bidi/>
+        <w:jc w:val="both"/>
+        <w:rPr>
+          <w:sz w:val="24"/>
+          <w:szCs w:val="24"/>
+          <w:rtl/>
+          <w:lang w:val="en-US"/>
+        </w:rPr>
+      </w:pPr>
+    </w:p>
+    <w:p>
+      <w:pPr>
+        <w:bidi/>
+        <w:jc w:val="both"/>
+        <w:rPr>
+          <w:sz w:val="24"/>
+          <w:szCs w:val="24"/>
+          <w:rtl/>
+          <w:lang w:val="en-US"/>
+        </w:rPr>
+      </w:pPr>
+    </w:p>
+    <w:p>
+      <w:pPr>
+        <w:bidi/>
+        <w:jc w:val="both"/>
+        <w:rPr>
+          <w:sz w:val="24"/>
+          <w:szCs w:val="24"/>
+          <w:rtl/>
+          <w:lang w:val="en-US"/>
+        </w:rPr>
+      </w:pPr>
+    </w:p>
+    <w:p>
+      <w:pPr>
+        <w:bidi/>
+        <w:jc w:val="both"/>
+        <w:rPr>
+          <w:sz w:val="24"/>
+          <w:szCs w:val="24"/>
+          <w:rtl/>
+          <w:lang w:val="en-US"/>
+        </w:rPr>
+      </w:pPr>
+    </w:p>
+    <w:p>
+      <w:pPr>
+        <w:bidi/>
+        <w:jc w:val="both"/>
+        <w:rPr>
+          <w:sz w:val="24"/>
+          <w:szCs w:val="24"/>
+          <w:rtl/>
+          <w:lang w:val="en-US"/>
+        </w:rPr>
+      </w:pPr>
+    </w:p>
+    <w:p>
+      <w:pPr>
+        <w:bidi/>
+        <w:rPr>
+          <w:sz w:val="24"/>
+          <w:szCs w:val="24"/>
+          <w:rtl/>
+          <w:lang w:val="en-US"/>
+        </w:rPr>
+      </w:pPr>
+    </w:p>
+    <w:p>
+      <w:pPr>
+        <w:bidi/>
+        <w:rPr>
+          <w:sz w:val="24"/>
+          <w:szCs w:val="24"/>
+          <w:rtl/>
+          <w:lang w:val="en-US"/>
+        </w:rPr>
+      </w:pPr>
+    </w:p>
+    <w:p>
+      <w:pPr>
+        <w:pStyle w:val="Heading1"/>
+        <w:bidi/>
+        <w:rPr>
+          <w:u w:val="none"/>
+          <w:rtl/>
+          <w:lang w:val="en-US"/>
+        </w:rPr>
+      </w:pPr>
+      <w:bookmarkStart w:id="12" w:name="_Toc109812487"/>
+      <w:r>
+        <w:rPr>
+          <w:rFonts w:hint="cs"/>
+          <w:rtl/>
+          <w:lang w:val="en-US"/>
+        </w:rPr>
+        <w:lastRenderedPageBreak/>
+        <w:t>נספחים</w:t>
+      </w:r>
+      <w:bookmarkEnd w:id="12"/>
+    </w:p>
+    <w:p>
+      <w:pPr>
+        <w:bidi/>
+        <w:jc w:val="both"/>
+        <w:rPr>
+          <w:sz w:val="24"/>
+          <w:szCs w:val="24"/>
+          <w:rtl/>
+          <w:lang w:val="en-US"/>
+        </w:rPr>
+      </w:pPr>
+      <w:r>
+        <w:rPr>
+          <w:rFonts w:hint="cs"/>
+          <w:sz w:val="24"/>
+          <w:szCs w:val="24"/>
+          <w:rtl/>
+          <w:lang w:val="en-US"/>
+        </w:rPr>
+        <w:t>הסבר מפורט כיצד להפעיל את המערכת</w:t>
+      </w:r>
+    </w:p>
+    <w:p>
+      <w:pPr>
+        <w:bidi/>
+        <w:jc w:val="right"/>
+        <w:rPr>
+          <w:sz w:val="24"/>
+          <w:szCs w:val="24"/>
+          <w:rtl/>
+          <w:lang w:val="en-US"/>
+        </w:rPr>
+      </w:pPr>
+      <w:hyperlink r:id="rId18" w:anchor="readme" w:history="1">
+        <w:r>
+          <w:rPr>
+            <w:rStyle w:val="Hyperlink"/>
+            <w:sz w:val="24"/>
+            <w:szCs w:val="24"/>
+            <w:lang w:val="en-US"/>
+          </w:rPr>
+          <w:t>https://github.com/silon1/txelectrum#readme</w:t>
+        </w:r>
+      </w:hyperlink>
+    </w:p>
+    <w:p>
+      <w:pPr>
+        <w:bidi/>
+        <w:rPr>
+          <w:sz w:val="24"/>
+          <w:szCs w:val="24"/>
+          <w:rtl/>
+          <w:lang w:val="en-US"/>
+        </w:rPr>
+      </w:pPr>
+      <w:r>
+        <w:rPr>
+          <w:rFonts w:hint="cs"/>
+          <w:sz w:val="24"/>
+          <w:szCs w:val="24"/>
+          <w:rtl/>
+          <w:lang w:val="en-US"/>
+        </w:rPr>
+        <w:t>קוד המקור של הפרויקט</w:t>
+      </w:r>
+    </w:p>
+    <w:p>
+      <w:pPr>
+        <w:bidi/>
+        <w:jc w:val="right"/>
+        <w:rPr>
+          <w:sz w:val="24"/>
+          <w:szCs w:val="24"/>
+          <w:rtl/>
+          <w:lang w:val="en-US"/>
+        </w:rPr>
+      </w:pPr>
+      <w:hyperlink r:id="rId19" w:history="1">
+        <w:r>
+          <w:rPr>
+            <w:rStyle w:val="Hyperlink"/>
+            <w:sz w:val="24"/>
+            <w:szCs w:val="24"/>
+            <w:lang w:val="en-US"/>
+          </w:rPr>
+          <w:t>https://github.com/silon1/txelectrum</w:t>
+        </w:r>
+      </w:hyperlink>
+    </w:p>
+    <w:p>
+      <w:pPr>
+        <w:bidi/>
+        <w:jc w:val="both"/>
+        <w:rPr>
+          <w:sz w:val="24"/>
+          <w:szCs w:val="24"/>
+          <w:rtl/>
+          <w:lang w:val="en-US"/>
+        </w:rPr>
+      </w:pPr>
+      <w:r>
+        <w:rPr>
+          <w:rFonts w:hint="cs"/>
+          <w:sz w:val="24"/>
+          <w:szCs w:val="24"/>
+          <w:rtl/>
+          <w:lang w:val="en-US"/>
+        </w:rPr>
+        <w:t>קוד המקור של אלקטרום</w:t>
+      </w:r>
+    </w:p>
+    <w:p>
+      <w:pPr>
+        <w:bidi/>
+        <w:jc w:val="right"/>
+        <w:rPr>
+          <w:sz w:val="24"/>
+          <w:szCs w:val="24"/>
+          <w:rtl/>
+          <w:lang w:val="en-US"/>
+        </w:rPr>
+      </w:pPr>
+      <w:hyperlink r:id="rId20" w:history="1">
+        <w:r>
+          <w:rPr>
+            <w:rStyle w:val="Hyperlink"/>
+            <w:sz w:val="24"/>
+            <w:szCs w:val="24"/>
+            <w:lang w:val="en-US"/>
+          </w:rPr>
+          <w:t>https://github.com/spesmilo/electrum</w:t>
+        </w:r>
+      </w:hyperlink>
+    </w:p>
+    <w:p>
+      <w:pPr>
+        <w:bidi/>
         <w:rPr>
           <w:sz w:val="24"/>
           <w:szCs w:val="24"/>
@@ -4041,6 +8701,7 @@
       </w:pPr>
     </w:p>
     <w:sectPr>
+      <w:footerReference w:type="default" r:id="rId21"/>
       <w:pgSz w:w="11906" w:h="16838"/>
       <w:pgMar w:top="1440" w:right="1440" w:bottom="1440" w:left="1440" w:header="708" w:footer="708" w:gutter="0"/>
       <w:cols w:space="708"/>
@@ -4048,6 +8709,109 @@
     </w:sectPr>
   </w:body>
 </w:document>
+</file>
+
+<file path=word/endnotes.xml><?xml version="1.0" encoding="utf-8"?>
+<w:endnotes xmlns:wpc="http://schemas.microsoft.com/office/word/2010/wordprocessingCanvas" xmlns:cx="http://schemas.microsoft.com/office/drawing/2014/chartex" xmlns:cx1="http://schemas.microsoft.com/office/drawing/2015/9/8/chartex" xmlns:cx2="http://schemas.microsoft.com/office/drawing/2015/10/21/chartex" xmlns:cx3="http://schemas.microsoft.com/office/drawing/2016/5/9/chartex" xmlns:cx4="http://schemas.microsoft.com/office/drawing/2016/5/10/chartex" xmlns:cx5="http://schemas.microsoft.com/office/drawing/2016/5/11/chartex" xmlns:cx6="http://schemas.microsoft.com/office/drawing/2016/5/12/chartex" xmlns:cx7="http://schemas.microsoft.com/office/drawing/2016/5/13/chartex" xmlns:cx8="http://schemas.microsoft.com/office/drawing/2016/5/14/chartex" xmlns:mc="http://schemas.openxmlformats.org/markup-compatibility/2006" xmlns:aink="http://schemas.microsoft.com/office/drawing/2016/ink" xmlns:am3d="http://schemas.microsoft.com/office/drawing/2017/model3d" xmlns:o="urn:schemas-microsoft-com:office:office" xmlns:oel="http://schemas.microsoft.com/office/2019/extlst" xmlns:r="http://schemas.openxmlformats.org/officeDocument/2006/relationships" xmlns:m="http://schemas.openxmlformats.org/officeDocument/2006/math" xmlns:v="urn:schemas-microsoft-com:vml" xmlns:wp14="http://schemas.microsoft.com/office/word/2010/wordprocessingDrawing" xmlns:wp="http://schemas.openxmlformats.org/drawingml/2006/wordprocessingDrawing" xmlns:w10="urn:schemas-microsoft-com:office:word" xmlns:w="http://schemas.openxmlformats.org/wordprocessingml/2006/main" xmlns:w14="http://schemas.microsoft.com/office/word/2010/wordml" xmlns:w15="http://schemas.microsoft.com/office/word/2012/wordml" xmlns:w16cex="http://schemas.microsoft.com/office/word/2018/wordml/cex" xmlns:w16cid="http://schemas.microsoft.com/office/word/2016/wordml/cid" xmlns:w16="http://schemas.microsoft.com/office/word/2018/wordml" xmlns:w16sdtdh="http://schemas.microsoft.com/office/word/2020/wordml/sdtdatahash" xmlns:w16se="http://schemas.microsoft.com/office/word/2015/wordml/symex" xmlns:wpg="http://schemas.microsoft.com/office/word/2010/wordprocessingGroup" xmlns:wpi="http://schemas.microsoft.com/office/word/2010/wordprocessingInk" xmlns:wne="http://schemas.microsoft.com/office/word/2006/wordml" xmlns:wps="http://schemas.microsoft.com/office/word/2010/wordprocessingShape" mc:Ignorable="w14 w15 w16se w16cid w16 w16cex w16sdtdh wp14">
+  <w:endnote w:type="separator" w:id="-1">
+    <w:p>
+      <w:pPr>
+        <w:spacing w:after="0" w:line="240" w:lineRule="auto"/>
+      </w:pPr>
+      <w:r>
+        <w:separator/>
+      </w:r>
+    </w:p>
+  </w:endnote>
+  <w:endnote w:type="continuationSeparator" w:id="0">
+    <w:p>
+      <w:pPr>
+        <w:spacing w:after="0" w:line="240" w:lineRule="auto"/>
+      </w:pPr>
+      <w:r>
+        <w:continuationSeparator/>
+      </w:r>
+    </w:p>
+  </w:endnote>
+</w:endnotes>
+</file>
+
+<file path=word/footer1.xml><?xml version="1.0" encoding="utf-8"?>
+<w:ftr xmlns:wpc="http://schemas.microsoft.com/office/word/2010/wordprocessingCanvas" xmlns:cx="http://schemas.microsoft.com/office/drawing/2014/chartex" xmlns:cx1="http://schemas.microsoft.com/office/drawing/2015/9/8/chartex" xmlns:cx2="http://schemas.microsoft.com/office/drawing/2015/10/21/chartex" xmlns:cx3="http://schemas.microsoft.com/office/drawing/2016/5/9/chartex" xmlns:cx4="http://schemas.microsoft.com/office/drawing/2016/5/10/chartex" xmlns:cx5="http://schemas.microsoft.com/office/drawing/2016/5/11/chartex" xmlns:cx6="http://schemas.microsoft.com/office/drawing/2016/5/12/chartex" xmlns:cx7="http://schemas.microsoft.com/office/drawing/2016/5/13/chartex" xmlns:cx8="http://schemas.microsoft.com/office/drawing/2016/5/14/chartex" xmlns:mc="http://schemas.openxmlformats.org/markup-compatibility/2006" xmlns:aink="http://schemas.microsoft.com/office/drawing/2016/ink" xmlns:am3d="http://schemas.microsoft.com/office/drawing/2017/model3d" xmlns:o="urn:schemas-microsoft-com:office:office" xmlns:oel="http://schemas.microsoft.com/office/2019/extlst" xmlns:r="http://schemas.openxmlformats.org/officeDocument/2006/relationships" xmlns:m="http://schemas.openxmlformats.org/officeDocument/2006/math" xmlns:v="urn:schemas-microsoft-com:vml" xmlns:wp14="http://schemas.microsoft.com/office/word/2010/wordprocessingDrawing" xmlns:wp="http://schemas.openxmlformats.org/drawingml/2006/wordprocessingDrawing" xmlns:w10="urn:schemas-microsoft-com:office:word" xmlns:w="http://schemas.openxmlformats.org/wordprocessingml/2006/main" xmlns:w14="http://schemas.microsoft.com/office/word/2010/wordml" xmlns:w15="http://schemas.microsoft.com/office/word/2012/wordml" xmlns:w16cex="http://schemas.microsoft.com/office/word/2018/wordml/cex" xmlns:w16cid="http://schemas.microsoft.com/office/word/2016/wordml/cid" xmlns:w16="http://schemas.microsoft.com/office/word/2018/wordml" xmlns:w16sdtdh="http://schemas.microsoft.com/office/word/2020/wordml/sdtdatahash" xmlns:w16se="http://schemas.microsoft.com/office/word/2015/wordml/symex" xmlns:wpg="http://schemas.microsoft.com/office/word/2010/wordprocessingGroup" xmlns:wpi="http://schemas.microsoft.com/office/word/2010/wordprocessingInk" xmlns:wne="http://schemas.microsoft.com/office/word/2006/wordml" xmlns:wps="http://schemas.microsoft.com/office/word/2010/wordprocessingShape" mc:Ignorable="w14 w15 w16se w16cid w16 w16cex w16sdtdh wp14">
+  <w:sdt>
+    <w:sdtPr>
+      <w:id w:val="-2034646592"/>
+      <w:docPartObj>
+        <w:docPartGallery w:val="Page Numbers (Bottom of Page)"/>
+        <w:docPartUnique/>
+      </w:docPartObj>
+    </w:sdtPr>
+    <w:sdtEndPr>
+      <w:rPr>
+        <w:noProof/>
+      </w:rPr>
+    </w:sdtEndPr>
+    <w:sdtContent>
+      <w:p>
+        <w:pPr>
+          <w:pStyle w:val="Footer"/>
+          <w:jc w:val="center"/>
+        </w:pPr>
+        <w:r>
+          <w:fldChar w:fldCharType="begin"/>
+        </w:r>
+        <w:r>
+          <w:instrText xml:space="preserve"> PAGE   \* MERGEFORMAT </w:instrText>
+        </w:r>
+        <w:r>
+          <w:fldChar w:fldCharType="separate"/>
+        </w:r>
+        <w:r>
+          <w:rPr>
+            <w:noProof/>
+          </w:rPr>
+          <w:t>2</w:t>
+        </w:r>
+        <w:r>
+          <w:rPr>
+            <w:noProof/>
+          </w:rPr>
+          <w:fldChar w:fldCharType="end"/>
+        </w:r>
+      </w:p>
+    </w:sdtContent>
+  </w:sdt>
+  <w:p>
+    <w:pPr>
+      <w:pStyle w:val="Footer"/>
+    </w:pPr>
+  </w:p>
+</w:ftr>
+</file>
+
+<file path=word/footnotes.xml><?xml version="1.0" encoding="utf-8"?>
+<w:footnotes xmlns:wpc="http://schemas.microsoft.com/office/word/2010/wordprocessingCanvas" xmlns:cx="http://schemas.microsoft.com/office/drawing/2014/chartex" xmlns:cx1="http://schemas.microsoft.com/office/drawing/2015/9/8/chartex" xmlns:cx2="http://schemas.microsoft.com/office/drawing/2015/10/21/chartex" xmlns:cx3="http://schemas.microsoft.com/office/drawing/2016/5/9/chartex" xmlns:cx4="http://schemas.microsoft.com/office/drawing/2016/5/10/chartex" xmlns:cx5="http://schemas.microsoft.com/office/drawing/2016/5/11/chartex" xmlns:cx6="http://schemas.microsoft.com/office/drawing/2016/5/12/chartex" xmlns:cx7="http://schemas.microsoft.com/office/drawing/2016/5/13/chartex" xmlns:cx8="http://schemas.microsoft.com/office/drawing/2016/5/14/chartex" xmlns:mc="http://schemas.openxmlformats.org/markup-compatibility/2006" xmlns:aink="http://schemas.microsoft.com/office/drawing/2016/ink" xmlns:am3d="http://schemas.microsoft.com/office/drawing/2017/model3d" xmlns:o="urn:schemas-microsoft-com:office:office" xmlns:oel="http://schemas.microsoft.com/office/2019/extlst" xmlns:r="http://schemas.openxmlformats.org/officeDocument/2006/relationships" xmlns:m="http://schemas.openxmlformats.org/officeDocument/2006/math" xmlns:v="urn:schemas-microsoft-com:vml" xmlns:wp14="http://schemas.microsoft.com/office/word/2010/wordprocessingDrawing" xmlns:wp="http://schemas.openxmlformats.org/drawingml/2006/wordprocessingDrawing" xmlns:w10="urn:schemas-microsoft-com:office:word" xmlns:w="http://schemas.openxmlformats.org/wordprocessingml/2006/main" xmlns:w14="http://schemas.microsoft.com/office/word/2010/wordml" xmlns:w15="http://schemas.microsoft.com/office/word/2012/wordml" xmlns:w16cex="http://schemas.microsoft.com/office/word/2018/wordml/cex" xmlns:w16cid="http://schemas.microsoft.com/office/word/2016/wordml/cid" xmlns:w16="http://schemas.microsoft.com/office/word/2018/wordml" xmlns:w16sdtdh="http://schemas.microsoft.com/office/word/2020/wordml/sdtdatahash" xmlns:w16se="http://schemas.microsoft.com/office/word/2015/wordml/symex" xmlns:wpg="http://schemas.microsoft.com/office/word/2010/wordprocessingGroup" xmlns:wpi="http://schemas.microsoft.com/office/word/2010/wordprocessingInk" xmlns:wne="http://schemas.microsoft.com/office/word/2006/wordml" xmlns:wps="http://schemas.microsoft.com/office/word/2010/wordprocessingShape" mc:Ignorable="w14 w15 w16se w16cid w16 w16cex w16sdtdh wp14">
+  <w:footnote w:type="separator" w:id="-1">
+    <w:p>
+      <w:pPr>
+        <w:spacing w:after="0" w:line="240" w:lineRule="auto"/>
+      </w:pPr>
+      <w:r>
+        <w:separator/>
+      </w:r>
+    </w:p>
+  </w:footnote>
+  <w:footnote w:type="continuationSeparator" w:id="0">
+    <w:p>
+      <w:pPr>
+        <w:spacing w:after="0" w:line="240" w:lineRule="auto"/>
+      </w:pPr>
+      <w:r>
+        <w:continuationSeparator/>
+      </w:r>
+    </w:p>
+  </w:footnote>
+</w:footnotes>
 </file>
 
 <file path=word/numbering.xml><?xml version="1.0" encoding="utf-8"?>
@@ -4166,6 +8930,95 @@
     </w:lvl>
   </w:abstractNum>
   <w:abstractNum w:abstractNumId="1" w15:restartNumberingAfterBreak="0">
+    <w:nsid w:val="31861599"/>
+    <w:multiLevelType w:val="hybridMultilevel"/>
+    <w:tmpl w:val="5BD09376"/>
+    <w:lvl w:ilvl="0" w:tplc="8026AF86">
+      <w:start w:val="1"/>
+      <w:numFmt w:val="decimal"/>
+      <w:lvlText w:val="%1."/>
+      <w:lvlJc w:val="left"/>
+      <w:pPr>
+        <w:ind w:left="720" w:hanging="360"/>
+      </w:pPr>
+      <w:rPr>
+        <w:rFonts w:hint="default"/>
+      </w:rPr>
+    </w:lvl>
+    <w:lvl w:ilvl="1" w:tplc="20000019" w:tentative="1">
+      <w:start w:val="1"/>
+      <w:numFmt w:val="lowerLetter"/>
+      <w:lvlText w:val="%2."/>
+      <w:lvlJc w:val="left"/>
+      <w:pPr>
+        <w:ind w:left="1440" w:hanging="360"/>
+      </w:pPr>
+    </w:lvl>
+    <w:lvl w:ilvl="2" w:tplc="2000001B" w:tentative="1">
+      <w:start w:val="1"/>
+      <w:numFmt w:val="lowerRoman"/>
+      <w:lvlText w:val="%3."/>
+      <w:lvlJc w:val="right"/>
+      <w:pPr>
+        <w:ind w:left="2160" w:hanging="180"/>
+      </w:pPr>
+    </w:lvl>
+    <w:lvl w:ilvl="3" w:tplc="2000000F" w:tentative="1">
+      <w:start w:val="1"/>
+      <w:numFmt w:val="decimal"/>
+      <w:lvlText w:val="%4."/>
+      <w:lvlJc w:val="left"/>
+      <w:pPr>
+        <w:ind w:left="2880" w:hanging="360"/>
+      </w:pPr>
+    </w:lvl>
+    <w:lvl w:ilvl="4" w:tplc="20000019" w:tentative="1">
+      <w:start w:val="1"/>
+      <w:numFmt w:val="lowerLetter"/>
+      <w:lvlText w:val="%5."/>
+      <w:lvlJc w:val="left"/>
+      <w:pPr>
+        <w:ind w:left="3600" w:hanging="360"/>
+      </w:pPr>
+    </w:lvl>
+    <w:lvl w:ilvl="5" w:tplc="2000001B" w:tentative="1">
+      <w:start w:val="1"/>
+      <w:numFmt w:val="lowerRoman"/>
+      <w:lvlText w:val="%6."/>
+      <w:lvlJc w:val="right"/>
+      <w:pPr>
+        <w:ind w:left="4320" w:hanging="180"/>
+      </w:pPr>
+    </w:lvl>
+    <w:lvl w:ilvl="6" w:tplc="2000000F" w:tentative="1">
+      <w:start w:val="1"/>
+      <w:numFmt w:val="decimal"/>
+      <w:lvlText w:val="%7."/>
+      <w:lvlJc w:val="left"/>
+      <w:pPr>
+        <w:ind w:left="5040" w:hanging="360"/>
+      </w:pPr>
+    </w:lvl>
+    <w:lvl w:ilvl="7" w:tplc="20000019" w:tentative="1">
+      <w:start w:val="1"/>
+      <w:numFmt w:val="lowerLetter"/>
+      <w:lvlText w:val="%8."/>
+      <w:lvlJc w:val="left"/>
+      <w:pPr>
+        <w:ind w:left="5760" w:hanging="360"/>
+      </w:pPr>
+    </w:lvl>
+    <w:lvl w:ilvl="8" w:tplc="2000001B" w:tentative="1">
+      <w:start w:val="1"/>
+      <w:numFmt w:val="lowerRoman"/>
+      <w:lvlText w:val="%9."/>
+      <w:lvlJc w:val="right"/>
+      <w:pPr>
+        <w:ind w:left="6480" w:hanging="180"/>
+      </w:pPr>
+    </w:lvl>
+  </w:abstractNum>
+  <w:abstractNum w:abstractNumId="2" w15:restartNumberingAfterBreak="0">
     <w:nsid w:val="3F444ACB"/>
     <w:multiLevelType w:val="hybridMultilevel"/>
     <w:tmpl w:val="C910F9BC"/>
@@ -4278,17 +9131,106 @@
       </w:rPr>
     </w:lvl>
   </w:abstractNum>
-  <w:abstractNum w:abstractNumId="2" w15:restartNumberingAfterBreak="0">
-    <w:nsid w:val="58E62D6E"/>
+  <w:abstractNum w:abstractNumId="3" w15:restartNumberingAfterBreak="0">
+    <w:nsid w:val="430A096F"/>
     <w:multiLevelType w:val="hybridMultilevel"/>
-    <w:tmpl w:val="4CA49650"/>
-    <w:lvl w:ilvl="0" w:tplc="C22CA5BA">
+    <w:tmpl w:val="EFE02320"/>
+    <w:lvl w:ilvl="0" w:tplc="20000001">
+      <w:start w:val="1"/>
+      <w:numFmt w:val="bullet"/>
+      <w:lvlText w:val=""/>
+      <w:lvlJc w:val="left"/>
+      <w:pPr>
+        <w:ind w:left="720" w:hanging="360"/>
+      </w:pPr>
+      <w:rPr>
+        <w:rFonts w:ascii="Symbol" w:hAnsi="Symbol" w:hint="default"/>
+      </w:rPr>
+    </w:lvl>
+    <w:lvl w:ilvl="1" w:tplc="FFFFFFFF" w:tentative="1">
+      <w:start w:val="1"/>
+      <w:numFmt w:val="lowerLetter"/>
+      <w:lvlText w:val="%2."/>
+      <w:lvlJc w:val="left"/>
+      <w:pPr>
+        <w:ind w:left="1440" w:hanging="360"/>
+      </w:pPr>
+    </w:lvl>
+    <w:lvl w:ilvl="2" w:tplc="FFFFFFFF" w:tentative="1">
+      <w:start w:val="1"/>
+      <w:numFmt w:val="lowerRoman"/>
+      <w:lvlText w:val="%3."/>
+      <w:lvlJc w:val="right"/>
+      <w:pPr>
+        <w:ind w:left="2160" w:hanging="180"/>
+      </w:pPr>
+    </w:lvl>
+    <w:lvl w:ilvl="3" w:tplc="FFFFFFFF" w:tentative="1">
+      <w:start w:val="1"/>
+      <w:numFmt w:val="decimal"/>
+      <w:lvlText w:val="%4."/>
+      <w:lvlJc w:val="left"/>
+      <w:pPr>
+        <w:ind w:left="2880" w:hanging="360"/>
+      </w:pPr>
+    </w:lvl>
+    <w:lvl w:ilvl="4" w:tplc="FFFFFFFF" w:tentative="1">
+      <w:start w:val="1"/>
+      <w:numFmt w:val="lowerLetter"/>
+      <w:lvlText w:val="%5."/>
+      <w:lvlJc w:val="left"/>
+      <w:pPr>
+        <w:ind w:left="3600" w:hanging="360"/>
+      </w:pPr>
+    </w:lvl>
+    <w:lvl w:ilvl="5" w:tplc="FFFFFFFF" w:tentative="1">
+      <w:start w:val="1"/>
+      <w:numFmt w:val="lowerRoman"/>
+      <w:lvlText w:val="%6."/>
+      <w:lvlJc w:val="right"/>
+      <w:pPr>
+        <w:ind w:left="4320" w:hanging="180"/>
+      </w:pPr>
+    </w:lvl>
+    <w:lvl w:ilvl="6" w:tplc="FFFFFFFF" w:tentative="1">
+      <w:start w:val="1"/>
+      <w:numFmt w:val="decimal"/>
+      <w:lvlText w:val="%7."/>
+      <w:lvlJc w:val="left"/>
+      <w:pPr>
+        <w:ind w:left="5040" w:hanging="360"/>
+      </w:pPr>
+    </w:lvl>
+    <w:lvl w:ilvl="7" w:tplc="FFFFFFFF" w:tentative="1">
+      <w:start w:val="1"/>
+      <w:numFmt w:val="lowerLetter"/>
+      <w:lvlText w:val="%8."/>
+      <w:lvlJc w:val="left"/>
+      <w:pPr>
+        <w:ind w:left="5760" w:hanging="360"/>
+      </w:pPr>
+    </w:lvl>
+    <w:lvl w:ilvl="8" w:tplc="FFFFFFFF" w:tentative="1">
+      <w:start w:val="1"/>
+      <w:numFmt w:val="lowerRoman"/>
+      <w:lvlText w:val="%9."/>
+      <w:lvlJc w:val="right"/>
+      <w:pPr>
+        <w:ind w:left="6480" w:hanging="180"/>
+      </w:pPr>
+    </w:lvl>
+  </w:abstractNum>
+  <w:abstractNum w:abstractNumId="4" w15:restartNumberingAfterBreak="0">
+    <w:nsid w:val="48E5330F"/>
+    <w:multiLevelType w:val="hybridMultilevel"/>
+    <w:tmpl w:val="60C021FC"/>
+    <w:lvl w:ilvl="0" w:tplc="8758E22C">
       <w:start w:val="1"/>
       <w:numFmt w:val="decimal"/>
       <w:lvlText w:val="%1."/>
       <w:lvlJc w:val="left"/>
       <w:pPr>
-        <w:ind w:left="1440" w:hanging="360"/>
+        <w:ind w:left="720" w:hanging="360"/>
       </w:pPr>
       <w:rPr>
         <w:rFonts w:hint="default"/>
@@ -4300,7 +9242,7 @@
       <w:lvlText w:val="%2."/>
       <w:lvlJc w:val="left"/>
       <w:pPr>
-        <w:ind w:left="2160" w:hanging="360"/>
+        <w:ind w:left="1440" w:hanging="360"/>
       </w:pPr>
     </w:lvl>
     <w:lvl w:ilvl="2" w:tplc="2000001B" w:tentative="1">
@@ -4309,7 +9251,7 @@
       <w:lvlText w:val="%3."/>
       <w:lvlJc w:val="right"/>
       <w:pPr>
-        <w:ind w:left="2880" w:hanging="180"/>
+        <w:ind w:left="2160" w:hanging="180"/>
       </w:pPr>
     </w:lvl>
     <w:lvl w:ilvl="3" w:tplc="2000000F" w:tentative="1">
@@ -4318,7 +9260,7 @@
       <w:lvlText w:val="%4."/>
       <w:lvlJc w:val="left"/>
       <w:pPr>
-        <w:ind w:left="3600" w:hanging="360"/>
+        <w:ind w:left="2880" w:hanging="360"/>
       </w:pPr>
     </w:lvl>
     <w:lvl w:ilvl="4" w:tplc="20000019" w:tentative="1">
@@ -4327,7 +9269,7 @@
       <w:lvlText w:val="%5."/>
       <w:lvlJc w:val="left"/>
       <w:pPr>
-        <w:ind w:left="4320" w:hanging="360"/>
+        <w:ind w:left="3600" w:hanging="360"/>
       </w:pPr>
     </w:lvl>
     <w:lvl w:ilvl="5" w:tplc="2000001B" w:tentative="1">
@@ -4336,7 +9278,7 @@
       <w:lvlText w:val="%6."/>
       <w:lvlJc w:val="right"/>
       <w:pPr>
-        <w:ind w:left="5040" w:hanging="180"/>
+        <w:ind w:left="4320" w:hanging="180"/>
       </w:pPr>
     </w:lvl>
     <w:lvl w:ilvl="6" w:tplc="2000000F" w:tentative="1">
@@ -4345,7 +9287,7 @@
       <w:lvlText w:val="%7."/>
       <w:lvlJc w:val="left"/>
       <w:pPr>
-        <w:ind w:left="5760" w:hanging="360"/>
+        <w:ind w:left="5040" w:hanging="360"/>
       </w:pPr>
     </w:lvl>
     <w:lvl w:ilvl="7" w:tplc="20000019" w:tentative="1">
@@ -4354,7 +9296,7 @@
       <w:lvlText w:val="%8."/>
       <w:lvlJc w:val="left"/>
       <w:pPr>
-        <w:ind w:left="6480" w:hanging="360"/>
+        <w:ind w:left="5760" w:hanging="360"/>
       </w:pPr>
     </w:lvl>
     <w:lvl w:ilvl="8" w:tplc="2000001B" w:tentative="1">
@@ -4363,17 +9305,234 @@
       <w:lvlText w:val="%9."/>
       <w:lvlJc w:val="right"/>
       <w:pPr>
+        <w:ind w:left="6480" w:hanging="180"/>
+      </w:pPr>
+    </w:lvl>
+  </w:abstractNum>
+  <w:abstractNum w:abstractNumId="5" w15:restartNumberingAfterBreak="0">
+    <w:nsid w:val="4E2760D5"/>
+    <w:multiLevelType w:val="hybridMultilevel"/>
+    <w:tmpl w:val="0CB037DE"/>
+    <w:lvl w:ilvl="0" w:tplc="20000001">
+      <w:start w:val="1"/>
+      <w:numFmt w:val="bullet"/>
+      <w:lvlText w:val=""/>
+      <w:lvlJc w:val="left"/>
+      <w:pPr>
+        <w:ind w:left="720" w:hanging="360"/>
+      </w:pPr>
+      <w:rPr>
+        <w:rFonts w:ascii="Symbol" w:hAnsi="Symbol" w:hint="default"/>
+      </w:rPr>
+    </w:lvl>
+    <w:lvl w:ilvl="1" w:tplc="20000003" w:tentative="1">
+      <w:start w:val="1"/>
+      <w:numFmt w:val="bullet"/>
+      <w:lvlText w:val="o"/>
+      <w:lvlJc w:val="left"/>
+      <w:pPr>
+        <w:ind w:left="1440" w:hanging="360"/>
+      </w:pPr>
+      <w:rPr>
+        <w:rFonts w:ascii="Courier New" w:hAnsi="Courier New" w:cs="Courier New" w:hint="default"/>
+      </w:rPr>
+    </w:lvl>
+    <w:lvl w:ilvl="2" w:tplc="20000005" w:tentative="1">
+      <w:start w:val="1"/>
+      <w:numFmt w:val="bullet"/>
+      <w:lvlText w:val=""/>
+      <w:lvlJc w:val="left"/>
+      <w:pPr>
+        <w:ind w:left="2160" w:hanging="360"/>
+      </w:pPr>
+      <w:rPr>
+        <w:rFonts w:ascii="Wingdings" w:hAnsi="Wingdings" w:hint="default"/>
+      </w:rPr>
+    </w:lvl>
+    <w:lvl w:ilvl="3" w:tplc="20000001" w:tentative="1">
+      <w:start w:val="1"/>
+      <w:numFmt w:val="bullet"/>
+      <w:lvlText w:val=""/>
+      <w:lvlJc w:val="left"/>
+      <w:pPr>
+        <w:ind w:left="2880" w:hanging="360"/>
+      </w:pPr>
+      <w:rPr>
+        <w:rFonts w:ascii="Symbol" w:hAnsi="Symbol" w:hint="default"/>
+      </w:rPr>
+    </w:lvl>
+    <w:lvl w:ilvl="4" w:tplc="20000003" w:tentative="1">
+      <w:start w:val="1"/>
+      <w:numFmt w:val="bullet"/>
+      <w:lvlText w:val="o"/>
+      <w:lvlJc w:val="left"/>
+      <w:pPr>
+        <w:ind w:left="3600" w:hanging="360"/>
+      </w:pPr>
+      <w:rPr>
+        <w:rFonts w:ascii="Courier New" w:hAnsi="Courier New" w:cs="Courier New" w:hint="default"/>
+      </w:rPr>
+    </w:lvl>
+    <w:lvl w:ilvl="5" w:tplc="20000005" w:tentative="1">
+      <w:start w:val="1"/>
+      <w:numFmt w:val="bullet"/>
+      <w:lvlText w:val=""/>
+      <w:lvlJc w:val="left"/>
+      <w:pPr>
+        <w:ind w:left="4320" w:hanging="360"/>
+      </w:pPr>
+      <w:rPr>
+        <w:rFonts w:ascii="Wingdings" w:hAnsi="Wingdings" w:hint="default"/>
+      </w:rPr>
+    </w:lvl>
+    <w:lvl w:ilvl="6" w:tplc="20000001" w:tentative="1">
+      <w:start w:val="1"/>
+      <w:numFmt w:val="bullet"/>
+      <w:lvlText w:val=""/>
+      <w:lvlJc w:val="left"/>
+      <w:pPr>
+        <w:ind w:left="5040" w:hanging="360"/>
+      </w:pPr>
+      <w:rPr>
+        <w:rFonts w:ascii="Symbol" w:hAnsi="Symbol" w:hint="default"/>
+      </w:rPr>
+    </w:lvl>
+    <w:lvl w:ilvl="7" w:tplc="20000003" w:tentative="1">
+      <w:start w:val="1"/>
+      <w:numFmt w:val="bullet"/>
+      <w:lvlText w:val="o"/>
+      <w:lvlJc w:val="left"/>
+      <w:pPr>
+        <w:ind w:left="5760" w:hanging="360"/>
+      </w:pPr>
+      <w:rPr>
+        <w:rFonts w:ascii="Courier New" w:hAnsi="Courier New" w:cs="Courier New" w:hint="default"/>
+      </w:rPr>
+    </w:lvl>
+    <w:lvl w:ilvl="8" w:tplc="20000005" w:tentative="1">
+      <w:start w:val="1"/>
+      <w:numFmt w:val="bullet"/>
+      <w:lvlText w:val=""/>
+      <w:lvlJc w:val="left"/>
+      <w:pPr>
+        <w:ind w:left="6480" w:hanging="360"/>
+      </w:pPr>
+      <w:rPr>
+        <w:rFonts w:ascii="Wingdings" w:hAnsi="Wingdings" w:hint="default"/>
+      </w:rPr>
+    </w:lvl>
+  </w:abstractNum>
+  <w:abstractNum w:abstractNumId="6" w15:restartNumberingAfterBreak="0">
+    <w:nsid w:val="58E62D6E"/>
+    <w:multiLevelType w:val="hybridMultilevel"/>
+    <w:tmpl w:val="4CA49650"/>
+    <w:lvl w:ilvl="0" w:tplc="C22CA5BA">
+      <w:start w:val="1"/>
+      <w:numFmt w:val="decimal"/>
+      <w:lvlText w:val="%1."/>
+      <w:lvlJc w:val="left"/>
+      <w:pPr>
+        <w:ind w:left="1440" w:hanging="360"/>
+      </w:pPr>
+      <w:rPr>
+        <w:rFonts w:hint="default"/>
+      </w:rPr>
+    </w:lvl>
+    <w:lvl w:ilvl="1" w:tplc="20000019" w:tentative="1">
+      <w:start w:val="1"/>
+      <w:numFmt w:val="lowerLetter"/>
+      <w:lvlText w:val="%2."/>
+      <w:lvlJc w:val="left"/>
+      <w:pPr>
+        <w:ind w:left="2160" w:hanging="360"/>
+      </w:pPr>
+    </w:lvl>
+    <w:lvl w:ilvl="2" w:tplc="2000001B" w:tentative="1">
+      <w:start w:val="1"/>
+      <w:numFmt w:val="lowerRoman"/>
+      <w:lvlText w:val="%3."/>
+      <w:lvlJc w:val="right"/>
+      <w:pPr>
+        <w:ind w:left="2880" w:hanging="180"/>
+      </w:pPr>
+    </w:lvl>
+    <w:lvl w:ilvl="3" w:tplc="2000000F" w:tentative="1">
+      <w:start w:val="1"/>
+      <w:numFmt w:val="decimal"/>
+      <w:lvlText w:val="%4."/>
+      <w:lvlJc w:val="left"/>
+      <w:pPr>
+        <w:ind w:left="3600" w:hanging="360"/>
+      </w:pPr>
+    </w:lvl>
+    <w:lvl w:ilvl="4" w:tplc="20000019" w:tentative="1">
+      <w:start w:val="1"/>
+      <w:numFmt w:val="lowerLetter"/>
+      <w:lvlText w:val="%5."/>
+      <w:lvlJc w:val="left"/>
+      <w:pPr>
+        <w:ind w:left="4320" w:hanging="360"/>
+      </w:pPr>
+    </w:lvl>
+    <w:lvl w:ilvl="5" w:tplc="2000001B" w:tentative="1">
+      <w:start w:val="1"/>
+      <w:numFmt w:val="lowerRoman"/>
+      <w:lvlText w:val="%6."/>
+      <w:lvlJc w:val="right"/>
+      <w:pPr>
+        <w:ind w:left="5040" w:hanging="180"/>
+      </w:pPr>
+    </w:lvl>
+    <w:lvl w:ilvl="6" w:tplc="2000000F" w:tentative="1">
+      <w:start w:val="1"/>
+      <w:numFmt w:val="decimal"/>
+      <w:lvlText w:val="%7."/>
+      <w:lvlJc w:val="left"/>
+      <w:pPr>
+        <w:ind w:left="5760" w:hanging="360"/>
+      </w:pPr>
+    </w:lvl>
+    <w:lvl w:ilvl="7" w:tplc="20000019" w:tentative="1">
+      <w:start w:val="1"/>
+      <w:numFmt w:val="lowerLetter"/>
+      <w:lvlText w:val="%8."/>
+      <w:lvlJc w:val="left"/>
+      <w:pPr>
+        <w:ind w:left="6480" w:hanging="360"/>
+      </w:pPr>
+    </w:lvl>
+    <w:lvl w:ilvl="8" w:tplc="2000001B" w:tentative="1">
+      <w:start w:val="1"/>
+      <w:numFmt w:val="lowerRoman"/>
+      <w:lvlText w:val="%9."/>
+      <w:lvlJc w:val="right"/>
+      <w:pPr>
         <w:ind w:left="7200" w:hanging="180"/>
       </w:pPr>
     </w:lvl>
   </w:abstractNum>
   <w:num w:numId="1" w16cid:durableId="200436368">
-    <w:abstractNumId w:val="2"/>
+    <w:abstractNumId w:val="6"/>
   </w:num>
   <w:num w:numId="2" w16cid:durableId="1224483558">
     <w:abstractNumId w:val="0"/>
   </w:num>
   <w:num w:numId="3" w16cid:durableId="903567981">
+    <w:abstractNumId w:val="2"/>
+  </w:num>
+  <w:num w:numId="4" w16cid:durableId="1718623325">
+    <w:abstractNumId w:val="4"/>
+  </w:num>
+  <w:num w:numId="5" w16cid:durableId="388455593">
+    <w:abstractNumId w:val="3"/>
+  </w:num>
+  <w:num w:numId="6" w16cid:durableId="1145270491">
+    <w:abstractNumId w:val="2"/>
+  </w:num>
+  <w:num w:numId="7" w16cid:durableId="141971703">
+    <w:abstractNumId w:val="5"/>
+  </w:num>
+  <w:num w:numId="8" w16cid:durableId="784739008">
     <w:abstractNumId w:val="1"/>
   </w:num>
 </w:numbering>
@@ -4778,6 +9937,55 @@
     <w:name w:val="Normal"/>
     <w:qFormat/>
   </w:style>
+  <w:style w:type="paragraph" w:styleId="Heading1">
+    <w:name w:val="heading 1"/>
+    <w:basedOn w:val="Normal"/>
+    <w:next w:val="Normal"/>
+    <w:link w:val="Heading1Char"/>
+    <w:uiPriority w:val="9"/>
+    <w:qFormat/>
+    <w:rsid w:val="00633EFC"/>
+    <w:pPr>
+      <w:keepNext/>
+      <w:keepLines/>
+      <w:spacing w:before="240"/>
+      <w:jc w:val="center"/>
+      <w:outlineLvl w:val="0"/>
+    </w:pPr>
+    <w:rPr>
+      <w:rFonts w:asciiTheme="minorBidi" w:eastAsiaTheme="minorEastAsia" w:hAnsiTheme="minorBidi"/>
+      <w:b/>
+      <w:bCs/>
+      <w:color w:val="000000" w:themeColor="text1"/>
+      <w:sz w:val="44"/>
+      <w:szCs w:val="44"/>
+      <w:u w:val="single"/>
+    </w:rPr>
+  </w:style>
+  <w:style w:type="paragraph" w:styleId="Heading2">
+    <w:name w:val="heading 2"/>
+    <w:basedOn w:val="Normal"/>
+    <w:next w:val="Normal"/>
+    <w:link w:val="Heading2Char"/>
+    <w:uiPriority w:val="9"/>
+    <w:unhideWhenUsed/>
+    <w:qFormat/>
+    <w:rsid w:val="001B711A"/>
+    <w:pPr>
+      <w:keepNext/>
+      <w:keepLines/>
+      <w:spacing w:before="40"/>
+      <w:jc w:val="right"/>
+      <w:outlineLvl w:val="1"/>
+    </w:pPr>
+    <w:rPr>
+      <w:rFonts w:asciiTheme="minorBidi" w:eastAsiaTheme="minorEastAsia" w:hAnsiTheme="minorBidi"/>
+      <w:color w:val="000000" w:themeColor="text1"/>
+      <w:sz w:val="40"/>
+      <w:szCs w:val="40"/>
+      <w:u w:val="single"/>
+    </w:rPr>
+  </w:style>
   <w:style w:type="character" w:default="1" w:styleId="DefaultParagraphFont">
     <w:name w:val="Default Paragraph Font"/>
     <w:uiPriority w:val="1"/>
@@ -4850,6 +10058,158 @@
       <w:color w:val="954F72" w:themeColor="followedHyperlink"/>
       <w:u w:val="single"/>
     </w:rPr>
+  </w:style>
+  <w:style w:type="character" w:customStyle="1" w:styleId="Heading1Char">
+    <w:name w:val="Heading 1 Char"/>
+    <w:basedOn w:val="DefaultParagraphFont"/>
+    <w:link w:val="Heading1"/>
+    <w:uiPriority w:val="9"/>
+    <w:rsid w:val="00633EFC"/>
+    <w:rPr>
+      <w:rFonts w:asciiTheme="minorBidi" w:eastAsiaTheme="minorEastAsia" w:hAnsiTheme="minorBidi"/>
+      <w:b/>
+      <w:bCs/>
+      <w:color w:val="000000" w:themeColor="text1"/>
+      <w:sz w:val="44"/>
+      <w:szCs w:val="44"/>
+      <w:u w:val="single"/>
+    </w:rPr>
+  </w:style>
+  <w:style w:type="character" w:customStyle="1" w:styleId="Heading2Char">
+    <w:name w:val="Heading 2 Char"/>
+    <w:basedOn w:val="DefaultParagraphFont"/>
+    <w:link w:val="Heading2"/>
+    <w:uiPriority w:val="9"/>
+    <w:rsid w:val="001B711A"/>
+    <w:rPr>
+      <w:rFonts w:asciiTheme="minorBidi" w:eastAsiaTheme="minorEastAsia" w:hAnsiTheme="minorBidi"/>
+      <w:color w:val="000000" w:themeColor="text1"/>
+      <w:sz w:val="40"/>
+      <w:szCs w:val="40"/>
+      <w:u w:val="single"/>
+    </w:rPr>
+  </w:style>
+  <w:style w:type="paragraph" w:styleId="Title">
+    <w:name w:val="Title"/>
+    <w:basedOn w:val="Normal"/>
+    <w:next w:val="Normal"/>
+    <w:link w:val="TitleChar"/>
+    <w:uiPriority w:val="10"/>
+    <w:qFormat/>
+    <w:rsid w:val="001D4936"/>
+    <w:pPr>
+      <w:spacing w:after="0" w:line="240" w:lineRule="auto"/>
+      <w:contextualSpacing/>
+    </w:pPr>
+    <w:rPr>
+      <w:rFonts w:asciiTheme="majorHAnsi" w:eastAsiaTheme="majorEastAsia" w:hAnsiTheme="majorHAnsi" w:cstheme="majorBidi"/>
+      <w:spacing w:val="-10"/>
+      <w:kern w:val="28"/>
+      <w:sz w:val="56"/>
+      <w:szCs w:val="56"/>
+    </w:rPr>
+  </w:style>
+  <w:style w:type="character" w:customStyle="1" w:styleId="TitleChar">
+    <w:name w:val="Title Char"/>
+    <w:basedOn w:val="DefaultParagraphFont"/>
+    <w:link w:val="Title"/>
+    <w:uiPriority w:val="10"/>
+    <w:rsid w:val="001D4936"/>
+    <w:rPr>
+      <w:rFonts w:asciiTheme="majorHAnsi" w:eastAsiaTheme="majorEastAsia" w:hAnsiTheme="majorHAnsi" w:cstheme="majorBidi"/>
+      <w:spacing w:val="-10"/>
+      <w:kern w:val="28"/>
+      <w:sz w:val="56"/>
+      <w:szCs w:val="56"/>
+    </w:rPr>
+  </w:style>
+  <w:style w:type="paragraph" w:styleId="TOCHeading">
+    <w:name w:val="TOC Heading"/>
+    <w:basedOn w:val="Heading1"/>
+    <w:next w:val="Normal"/>
+    <w:uiPriority w:val="39"/>
+    <w:unhideWhenUsed/>
+    <w:qFormat/>
+    <w:rsid w:val="002C1ADD"/>
+    <w:pPr>
+      <w:outlineLvl w:val="9"/>
+    </w:pPr>
+    <w:rPr>
+      <w:lang w:val="en-US" w:bidi="ar-SA"/>
+    </w:rPr>
+  </w:style>
+  <w:style w:type="paragraph" w:styleId="TOC1">
+    <w:name w:val="toc 1"/>
+    <w:basedOn w:val="Normal"/>
+    <w:next w:val="Normal"/>
+    <w:autoRedefine/>
+    <w:uiPriority w:val="39"/>
+    <w:unhideWhenUsed/>
+    <w:rsid w:val="00A32906"/>
+    <w:pPr>
+      <w:tabs>
+        <w:tab w:val="right" w:leader="dot" w:pos="9016"/>
+      </w:tabs>
+      <w:bidi/>
+      <w:spacing w:after="100"/>
+    </w:pPr>
+  </w:style>
+  <w:style w:type="paragraph" w:styleId="TOC2">
+    <w:name w:val="toc 2"/>
+    <w:basedOn w:val="Normal"/>
+    <w:next w:val="Normal"/>
+    <w:autoRedefine/>
+    <w:uiPriority w:val="39"/>
+    <w:unhideWhenUsed/>
+    <w:rsid w:val="002C1ADD"/>
+    <w:pPr>
+      <w:spacing w:after="100"/>
+      <w:ind w:left="220"/>
+    </w:pPr>
+  </w:style>
+  <w:style w:type="paragraph" w:styleId="Header">
+    <w:name w:val="header"/>
+    <w:basedOn w:val="Normal"/>
+    <w:link w:val="HeaderChar"/>
+    <w:uiPriority w:val="99"/>
+    <w:unhideWhenUsed/>
+    <w:rsid w:val="00A8272E"/>
+    <w:pPr>
+      <w:tabs>
+        <w:tab w:val="center" w:pos="4513"/>
+        <w:tab w:val="right" w:pos="9026"/>
+      </w:tabs>
+      <w:spacing w:after="0" w:line="240" w:lineRule="auto"/>
+    </w:pPr>
+  </w:style>
+  <w:style w:type="character" w:customStyle="1" w:styleId="HeaderChar">
+    <w:name w:val="Header Char"/>
+    <w:basedOn w:val="DefaultParagraphFont"/>
+    <w:link w:val="Header"/>
+    <w:uiPriority w:val="99"/>
+    <w:rsid w:val="00A8272E"/>
+  </w:style>
+  <w:style w:type="paragraph" w:styleId="Footer">
+    <w:name w:val="footer"/>
+    <w:basedOn w:val="Normal"/>
+    <w:link w:val="FooterChar"/>
+    <w:uiPriority w:val="99"/>
+    <w:unhideWhenUsed/>
+    <w:rsid w:val="00A8272E"/>
+    <w:pPr>
+      <w:tabs>
+        <w:tab w:val="center" w:pos="4513"/>
+        <w:tab w:val="right" w:pos="9026"/>
+      </w:tabs>
+      <w:spacing w:after="0" w:line="240" w:lineRule="auto"/>
+    </w:pPr>
+  </w:style>
+  <w:style w:type="character" w:customStyle="1" w:styleId="FooterChar">
+    <w:name w:val="Footer Char"/>
+    <w:basedOn w:val="DefaultParagraphFont"/>
+    <w:link w:val="Footer"/>
+    <w:uiPriority w:val="99"/>
+    <w:rsid w:val="00A8272E"/>
   </w:style>
 </w:styles>
 </file>
